--- a/downloads/workbook/ai-7-week-34.docx
+++ b/downloads/workbook/ai-7-week-34.docx
@@ -997,6 +997,178 @@
         <w:t>Project connection: For the Reproducible AI Research Study, retain an annotated worked trace and the changed-case reasoning. Connect the claim to its records, units and assumptions so another investigator can challenge or reproduce it.</w:t>
       </w:r>
     </w:p>
+    <w:p>
+      <w:pPr>
+        <w:pStyle w:val="Heading1"/>
+      </w:pPr>
+      <w:r>
+        <w:t>13. Project portfolio milestone</w:t>
+      </w:r>
+    </w:p>
+    <w:p>
+      <w:r>
+        <w:t>Project: Reproducible AI Research Study</w:t>
+      </w:r>
+    </w:p>
+    <w:p>
+      <w:r>
+        <w:t>Current milestone: Present and defend. Demonstrate the system, explain one failure and justify the next improvement with evidence.</w:t>
+      </w:r>
+    </w:p>
+    <w:p>
+      <w:r>
+        <w:t>For the Reproducible AI Research Study, retain an annotated worked trace and the changed-case reasoning. Connect the claim to its records, units and assumptions so another investigator can challenge or reproduce it.</w:t>
+      </w:r>
+    </w:p>
+    <w:tbl>
+      <w:tblPr>
+        <w:tblStyle w:val="LightShading-Accent1"/>
+        <w:tblW w:type="auto" w:w="0"/>
+        <w:tblLook w:firstColumn="1" w:firstRow="1" w:lastColumn="0" w:lastRow="0" w:noHBand="0" w:noVBand="1" w:val="04A0"/>
+      </w:tblPr>
+      <w:tblGrid>
+        <w:gridCol w:w="5112"/>
+        <w:gridCol w:w="5112"/>
+      </w:tblGrid>
+      <w:tr>
+        <w:trPr>
+          <w:tblHeader/>
+        </w:trPr>
+        <w:tc>
+          <w:tcPr>
+            <w:tcW w:type="dxa" w:w="5112"/>
+          </w:tcPr>
+          <w:p>
+            <w:r>
+              <w:t>Evidence to keep</w:t>
+            </w:r>
+          </w:p>
+        </w:tc>
+        <w:tc>
+          <w:tcPr>
+            <w:tcW w:type="dxa" w:w="5112"/>
+          </w:tcPr>
+          <w:p>
+            <w:r>
+              <w:t>My record</w:t>
+            </w:r>
+          </w:p>
+        </w:tc>
+      </w:tr>
+      <w:tr>
+        <w:tc>
+          <w:tcPr>
+            <w:tcW w:type="dxa" w:w="5112"/>
+          </w:tcPr>
+          <w:p>
+            <w:r>
+              <w:t>This week’s input and deciding step</w:t>
+            </w:r>
+          </w:p>
+        </w:tc>
+        <w:tc>
+          <w:tcPr>
+            <w:tcW w:type="dxa" w:w="5112"/>
+          </w:tcPr>
+          <w:p>
+            <w:r/>
+          </w:p>
+        </w:tc>
+      </w:tr>
+      <w:tr>
+        <w:tc>
+          <w:tcPr>
+            <w:tcW w:type="dxa" w:w="5112"/>
+          </w:tcPr>
+          <w:p>
+            <w:r>
+              <w:t>Prediction and actual result (or labelled paper trace)</w:t>
+            </w:r>
+          </w:p>
+        </w:tc>
+        <w:tc>
+          <w:tcPr>
+            <w:tcW w:type="dxa" w:w="5112"/>
+          </w:tcPr>
+          <w:p>
+            <w:r/>
+          </w:p>
+        </w:tc>
+      </w:tr>
+      <w:tr>
+        <w:tc>
+          <w:tcPr>
+            <w:tcW w:type="dxa" w:w="5112"/>
+          </w:tcPr>
+          <w:p>
+            <w:r>
+              <w:t>One change since the previous checkpoint and why</w:t>
+            </w:r>
+          </w:p>
+        </w:tc>
+        <w:tc>
+          <w:tcPr>
+            <w:tcW w:type="dxa" w:w="5112"/>
+          </w:tcPr>
+          <w:p>
+            <w:r/>
+          </w:p>
+        </w:tc>
+      </w:tr>
+      <w:tr>
+        <w:tc>
+          <w:tcPr>
+            <w:tcW w:type="dxa" w:w="5112"/>
+          </w:tcPr>
+          <w:p>
+            <w:r>
+              <w:t>One error or limit and the next test</w:t>
+            </w:r>
+          </w:p>
+        </w:tc>
+        <w:tc>
+          <w:tcPr>
+            <w:tcW w:type="dxa" w:w="5112"/>
+          </w:tcPr>
+          <w:p>
+            <w:r/>
+          </w:p>
+        </w:tc>
+      </w:tr>
+    </w:tbl>
+    <w:p>
+      <w:pPr>
+        <w:pStyle w:val="Heading3"/>
+      </w:pPr>
+      <w:r>
+        <w:t>Explain what this week adds to your project. Reuse last week’s record rather than starting again.</w:t>
+      </w:r>
+    </w:p>
+    <w:p>
+      <w:r>
+        <w:t>________________________________________________________________</w:t>
+      </w:r>
+    </w:p>
+    <w:p>
+      <w:r>
+        <w:t>________________________________________________________________</w:t>
+      </w:r>
+    </w:p>
+    <w:p>
+      <w:r>
+        <w:t>________________________________________________________________</w:t>
+      </w:r>
+    </w:p>
+    <w:p>
+      <w:r>
+        <w:t>________________________________________________________________</w:t>
+      </w:r>
+    </w:p>
+    <w:p>
+      <w:r>
+        <w:t>________________________________________________________________</w:t>
+      </w:r>
+    </w:p>
     <w:sectPr>
       <w:pgSz w:w="12240" w:h="15840"/>
       <w:pgMar w:top="936" w:right="1008" w:bottom="936" w:left="1008" w:header="720" w:footer="720" w:gutter="0"/>

--- a/downloads/workbook/ai-7-week-34.docx
+++ b/downloads/workbook/ai-7-week-34.docx
@@ -1169,6 +1169,240 @@
         <w:t>________________________________________________________________</w:t>
       </w:r>
     </w:p>
+    <w:p>
+      <w:pPr>
+        <w:pStyle w:val="Heading1"/>
+      </w:pPr>
+      <w:r>
+        <w:t>14. Supported practice and learning evidence</w:t>
+      </w:r>
+    </w:p>
+    <w:p>
+      <w:r>
+        <w:t>Use this supported practice once, in the browser or on paper. Keep the reserved independent assessment for a separate first attempt before teacher feedback.</w:t>
+      </w:r>
+    </w:p>
+    <w:p>
+      <w:r>
+        <w:t>Build a manuscript from claim to record. A capstone manuscript compares two frozen pattern classifiers on ten reserved cases.</w:t>
+      </w:r>
+    </w:p>
+    <w:p>
+      <w:pPr>
+        <w:pStyle w:val="Heading3"/>
+      </w:pPr>
+      <w:r>
+        <w:t>Practice 1: explain the deciding evidence</w:t>
+      </w:r>
+    </w:p>
+    <w:p>
+      <w:r>
+        <w:t>Which labelled step matches this detail? Do not claim outdoor robustness or ten independent plants.</w:t>
+      </w:r>
+    </w:p>
+    <w:p>
+      <w:r>
+        <w:t>1. Present results</w:t>
+      </w:r>
+    </w:p>
+    <w:p>
+      <w:r>
+        <w:t>2. Describe dependence</w:t>
+      </w:r>
+    </w:p>
+    <w:p>
+      <w:r>
+        <w:t>3. State bounded claim</w:t>
+      </w:r>
+    </w:p>
+    <w:p>
+      <w:r>
+        <w:t>4. Preserve limitations</w:t>
+      </w:r>
+    </w:p>
+    <w:p>
+      <w:pPr>
+        <w:pStyle w:val="Heading3"/>
+      </w:pPr>
+      <w:r>
+        <w:t>My selected conclusion, deciding fact and explanation</w:t>
+      </w:r>
+    </w:p>
+    <w:p>
+      <w:r>
+        <w:t>________________________________________________________________</w:t>
+      </w:r>
+    </w:p>
+    <w:p>
+      <w:r>
+        <w:t>________________________________________________________________</w:t>
+      </w:r>
+    </w:p>
+    <w:p>
+      <w:r>
+        <w:t>________________________________________________________________</w:t>
+      </w:r>
+    </w:p>
+    <w:p>
+      <w:r>
+        <w:t>________________________________________________________________</w:t>
+      </w:r>
+    </w:p>
+    <w:p>
+      <w:r>
+        <w:t>________________________________________________________________</w:t>
+      </w:r>
+    </w:p>
+    <w:p>
+      <w:r>
+        <w:t>Hint if needed: Read the steps in the pictorial case. Match the supplied detail to the stage that performs or records it.</w:t>
+      </w:r>
+    </w:p>
+    <w:p>
+      <w:r>
+        <w:t>After your attempt, compare with the supported explanation: Preserve limitations Do not claim outdoor robustness or ten independent plants. A final manuscript aligns question, procedure, evidence and scope. Every figure and conclusion should point back to the records that support it.</w:t>
+      </w:r>
+    </w:p>
+    <w:p>
+      <w:pPr>
+        <w:pStyle w:val="Heading3"/>
+      </w:pPr>
+      <w:r>
+        <w:t>Practice 2: explain the deciding evidence</w:t>
+      </w:r>
+    </w:p>
+    <w:p>
+      <w:r>
+        <w:t>Changed-case practice: The abstract calls the study a test on ten independent plants. Which conclusion is supported by the supplied facts?</w:t>
+      </w:r>
+    </w:p>
+    <w:p>
+      <w:r>
+        <w:t>1. We can decide the result without examining the changed input or the procedure.</w:t>
+      </w:r>
+    </w:p>
+    <w:p>
+      <w:r>
+        <w:t>2. Correct it to five plants with two views each.</w:t>
+      </w:r>
+    </w:p>
+    <w:p>
+      <w:r>
+        <w:t>3. This one example guarantees correct results for every future input.</w:t>
+      </w:r>
+    </w:p>
+    <w:p>
+      <w:pPr>
+        <w:pStyle w:val="Heading3"/>
+      </w:pPr>
+      <w:r>
+        <w:t>My selected conclusion, deciding fact and explanation</w:t>
+      </w:r>
+    </w:p>
+    <w:p>
+      <w:r>
+        <w:t>________________________________________________________________</w:t>
+      </w:r>
+    </w:p>
+    <w:p>
+      <w:r>
+        <w:t>________________________________________________________________</w:t>
+      </w:r>
+    </w:p>
+    <w:p>
+      <w:r>
+        <w:t>________________________________________________________________</w:t>
+      </w:r>
+    </w:p>
+    <w:p>
+      <w:r>
+        <w:t>________________________________________________________________</w:t>
+      </w:r>
+    </w:p>
+    <w:p>
+      <w:r>
+        <w:t>________________________________________________________________</w:t>
+      </w:r>
+    </w:p>
+    <w:p>
+      <w:r>
+        <w:t>Hint if needed: Use the changed condition and the deciding step in the pictorial trace. The answer must say what follows from those facts.</w:t>
+      </w:r>
+    </w:p>
+    <w:p>
+      <w:r>
+        <w:t>After your attempt, compare with the supported explanation: Correct it to five plants with two views each. The source-object count, not the photo count, defines the independent plants.</w:t>
+      </w:r>
+    </w:p>
+    <w:p>
+      <w:pPr>
+        <w:pStyle w:val="Heading3"/>
+      </w:pPr>
+      <w:r>
+        <w:t>Repair a missing building block</w:t>
+      </w:r>
+    </w:p>
+    <w:p>
+      <w:r>
+        <w:t>Review Independent reproduction check (ai-7/33). Goal: Explain the mechanism and terminology of independent reproduction check. Short practice: Locate the Q3 scoring disagreement between 5/6 and 4/6. What should the teams inspect before choosing a score, and what limitation follows if the saved Q3 file is missing?. Return to this week and explain what you changed.</w:t>
+      </w:r>
+    </w:p>
+    <w:p>
+      <w:r>
+        <w:t>Review Writing results and limitations (ai-7/31). Goal: Explain the mechanism and terminology of writing results and limitations. Short practice: Compute the supported-answer rates for 9/12 and 10/12. What actual outcome was measured, and why is a claim that every student becomes smarter outside this evidence?. Return to this week and explain what you changed.</w:t>
+      </w:r>
+    </w:p>
+    <w:p>
+      <w:r>
+        <w:t>Review Negative results and claim revision (ai-7/28). Goal: Explain the mechanism and terminology of negative results and claim revision. Short practice: Does a 6/8 tie support the prediction that B scores higher? Explain why one newly selected favourable demonstration does not replace the original result or prove equivalence.. Return to this week and explain what you changed.</w:t>
+      </w:r>
+    </w:p>
+    <w:p>
+      <w:pPr>
+        <w:pStyle w:val="Heading3"/>
+      </w:pPr>
+      <w:r>
+        <w:t>Keep your completed work</w:t>
+      </w:r>
+    </w:p>
+    <w:p>
+      <w:r>
+        <w:t>Use Download completed work in the hosted lesson to export your answers, reflections, practice feedback and code-run evidence. Open the HTML copy to read or print it. Drafts stay in this browser when storage is available; clear drafts on a shared device.</w:t>
+      </w:r>
+    </w:p>
+    <w:p>
+      <w:pPr>
+        <w:pStyle w:val="Heading3"/>
+      </w:pPr>
+      <w:r>
+        <w:t>What I repaired, the evidence I kept and the next test</w:t>
+      </w:r>
+    </w:p>
+    <w:p>
+      <w:r>
+        <w:t>________________________________________________________________</w:t>
+      </w:r>
+    </w:p>
+    <w:p>
+      <w:r>
+        <w:t>________________________________________________________________</w:t>
+      </w:r>
+    </w:p>
+    <w:p>
+      <w:r>
+        <w:t>________________________________________________________________</w:t>
+      </w:r>
+    </w:p>
+    <w:p>
+      <w:r>
+        <w:t>________________________________________________________________</w:t>
+      </w:r>
+    </w:p>
+    <w:p>
+      <w:r>
+        <w:t>________________________________________________________________</w:t>
+      </w:r>
+    </w:p>
     <w:sectPr>
       <w:pgSz w:w="12240" w:h="15840"/>
       <w:pgMar w:top="936" w:right="1008" w:bottom="936" w:left="1008" w:header="720" w:footer="720" w:gutter="0"/>

--- a/downloads/workbook/ai-7-week-34.docx
+++ b/downloads/workbook/ai-7-week-34.docx
@@ -30,33 +30,45 @@
     </w:p>
     <w:p>
       <w:r>
-        <w:t>Try the recall before opening notes. Then use a different colour or a labelled second line to correct your explanation.</w:t>
+        <w:t>Record your starting explanation for Final project manuscript before opening notes. Show any later correction separately.</w:t>
       </w:r>
     </w:p>
     <w:p>
       <w:pPr>
-        <w:pStyle w:val="Heading3"/>
-      </w:pPr>
-      <w:r>
-        <w:t>Independent reproduction check</w:t>
+        <w:spacing w:line="336" w:lineRule="auto" w:after="180"/>
+      </w:pPr>
+      <w:r>
+        <w:rPr>
+          <w:b w:val="0"/>
+        </w:rPr>
+        <w:t>Try the recall before opening notes. Then use a different colour or a labelled second line to correct your explanation.</w:t>
       </w:r>
     </w:p>
     <w:p>
-      <w:r>
-        <w:t>Without opening the old lesson, explain one key idea from Independent reproduction check. Give an example and a mistake that the idea helps you avoid.</w:t>
+      <w:pPr>
+        <w:pStyle w:val="Heading3"/>
+      </w:pPr>
+      <w:r>
+        <w:t>Independent reproduction check</w:t>
       </w:r>
     </w:p>
     <w:p>
       <w:pPr>
-        <w:pStyle w:val="Heading3"/>
-      </w:pPr>
-      <w:r>
-        <w:t>My remembered idea, example and correction</w:t>
+        <w:spacing w:line="336" w:lineRule="auto" w:after="180"/>
+      </w:pPr>
+      <w:r>
+        <w:rPr>
+          <w:b w:val="0"/>
+        </w:rPr>
+        <w:t>Without opening the old lesson, explain one key idea from Independent reproduction check. Give an example and a mistake that the idea helps you avoid.</w:t>
       </w:r>
     </w:p>
     <w:p>
-      <w:r>
-        <w:t>________________________________________________________________</w:t>
+      <w:pPr>
+        <w:pStyle w:val="Heading3"/>
+      </w:pPr>
+      <w:r>
+        <w:t>My remembered idea, example and correction</w:t>
       </w:r>
     </w:p>
     <w:p>
@@ -70,29 +82,35 @@
       </w:r>
     </w:p>
     <w:p>
-      <w:pPr>
-        <w:pStyle w:val="Heading3"/>
-      </w:pPr>
-      <w:r>
-        <w:t>Writing results and limitations</w:t>
+      <w:r>
+        <w:t>________________________________________________________________</w:t>
       </w:r>
     </w:p>
     <w:p>
-      <w:r>
-        <w:t>Without opening the old lesson, explain one key idea from Writing results and limitations. Give an example and a mistake that the idea helps you avoid.</w:t>
+      <w:pPr>
+        <w:pStyle w:val="Heading3"/>
+      </w:pPr>
+      <w:r>
+        <w:t>Writing results and limitations</w:t>
       </w:r>
     </w:p>
     <w:p>
       <w:pPr>
-        <w:pStyle w:val="Heading3"/>
-      </w:pPr>
-      <w:r>
-        <w:t>My remembered idea, example and correction</w:t>
+        <w:spacing w:line="336" w:lineRule="auto" w:after="180"/>
+      </w:pPr>
+      <w:r>
+        <w:rPr>
+          <w:b w:val="0"/>
+        </w:rPr>
+        <w:t>Without opening the old lesson, explain one key idea from Writing results and limitations. Give an example and a mistake that the idea helps you avoid.</w:t>
       </w:r>
     </w:p>
     <w:p>
-      <w:r>
-        <w:t>________________________________________________________________</w:t>
+      <w:pPr>
+        <w:pStyle w:val="Heading3"/>
+      </w:pPr>
+      <w:r>
+        <w:t>My remembered idea, example and correction</w:t>
       </w:r>
     </w:p>
     <w:p>
@@ -106,29 +124,35 @@
       </w:r>
     </w:p>
     <w:p>
-      <w:pPr>
-        <w:pStyle w:val="Heading3"/>
-      </w:pPr>
-      <w:r>
-        <w:t>Negative results and claim revision</w:t>
+      <w:r>
+        <w:t>________________________________________________________________</w:t>
       </w:r>
     </w:p>
     <w:p>
-      <w:r>
-        <w:t>Without opening the old lesson, explain one key idea from Negative results and claim revision. Give an example and a mistake that the idea helps you avoid.</w:t>
+      <w:pPr>
+        <w:pStyle w:val="Heading3"/>
+      </w:pPr>
+      <w:r>
+        <w:t>Negative results and claim revision</w:t>
       </w:r>
     </w:p>
     <w:p>
       <w:pPr>
-        <w:pStyle w:val="Heading3"/>
-      </w:pPr>
-      <w:r>
-        <w:t>My remembered idea, example and correction</w:t>
+        <w:spacing w:line="336" w:lineRule="auto" w:after="180"/>
+      </w:pPr>
+      <w:r>
+        <w:rPr>
+          <w:b w:val="0"/>
+        </w:rPr>
+        <w:t>Without opening the old lesson, explain one key idea from Negative results and claim revision. Give an example and a mistake that the idea helps you avoid.</w:t>
       </w:r>
     </w:p>
     <w:p>
-      <w:r>
-        <w:t>________________________________________________________________</w:t>
+      <w:pPr>
+        <w:pStyle w:val="Heading3"/>
+      </w:pPr>
+      <w:r>
+        <w:t>My remembered idea, example and correction</w:t>
       </w:r>
     </w:p>
     <w:p>
@@ -142,15 +166,31 @@
       </w:r>
     </w:p>
     <w:p>
-      <w:pPr>
-        <w:pStyle w:val="Heading1"/>
-      </w:pPr>
-      <w:r>
-        <w:t>02. Practise with fading help</w:t>
+      <w:r>
+        <w:t>________________________________________________________________</w:t>
       </w:r>
     </w:p>
     <w:p>
-      <w:r>
+      <w:pPr>
+        <w:pStyle w:val="Heading1"/>
+      </w:pPr>
+      <w:r>
+        <w:t>02. Practise with fading help</w:t>
+      </w:r>
+    </w:p>
+    <w:p>
+      <w:r>
+        <w:t>Complete the supported Final project manuscript trace and record the first step you can explain without help.</w:t>
+      </w:r>
+    </w:p>
+    <w:p>
+      <w:pPr>
+        <w:spacing w:line="336" w:lineRule="auto" w:after="180"/>
+      </w:pPr>
+      <w:r>
+        <w:rPr>
+          <w:b w:val="0"/>
+        </w:rPr>
         <w:t>Use W2: Trace the worked case for Final project manuscript. Record the answer once; the lesson and workbook refer to the same attempt.</w:t>
       </w:r>
     </w:p>
@@ -279,25 +319,37 @@
     </w:p>
     <w:p>
       <w:r>
-        <w:t>Use the worked case for Final project manuscript. Proposed explanation: “The worked result establishes every future case”. Decide whether this explanation is supported. Point to the step or supplied fact that decides; explain your repair if needed.</w:t>
+        <w:t>Check the proposed Final project manuscript explanation against the supplied facts before discussing it.</w:t>
       </w:r>
     </w:p>
     <w:p>
       <w:pPr>
-        <w:pStyle w:val="Heading3"/>
-      </w:pPr>
-      <w:r>
-        <w:t>My explanation before partner discussion</w:t>
+        <w:spacing w:line="336" w:lineRule="auto" w:after="180"/>
+      </w:pPr>
+      <w:r>
+        <w:rPr>
+          <w:b w:val="0"/>
+        </w:rPr>
+        <w:t>Use the worked case for Final project manuscript. Proposed explanation: “The worked result establishes every future case”. Decide whether this explanation is supported.</w:t>
       </w:r>
     </w:p>
     <w:p>
-      <w:r>
-        <w:t>________________________________________________________________</w:t>
+      <w:pPr>
+        <w:spacing w:line="336" w:lineRule="auto" w:after="180"/>
+      </w:pPr>
+      <w:r>
+        <w:rPr>
+          <w:b w:val="0"/>
+        </w:rPr>
+        <w:t>Point to the step or supplied fact that decides; explain your repair if needed.</w:t>
       </w:r>
     </w:p>
     <w:p>
-      <w:r>
-        <w:t>________________________________________________________________</w:t>
+      <w:pPr>
+        <w:pStyle w:val="Heading3"/>
+      </w:pPr>
+      <w:r>
+        <w:t>My explanation before partner discussion</w:t>
       </w:r>
     </w:p>
     <w:p>
@@ -311,47 +363,53 @@
       </w:r>
     </w:p>
     <w:p>
-      <w:pPr>
-        <w:pStyle w:val="Heading1"/>
-      </w:pPr>
-      <w:r>
-        <w:t>04. Independent transfer case</w:t>
+      <w:r>
+        <w:t>________________________________________________________________</w:t>
       </w:r>
     </w:p>
     <w:p>
-      <w:pPr>
-        <w:pStyle w:val="Heading3"/>
-      </w:pPr>
-      <w:r>
-        <w:t>Independent case: Apply a new case independently</w:t>
+      <w:r>
+        <w:t>________________________________________________________________</w:t>
       </w:r>
     </w:p>
     <w:p>
-      <w:r>
-        <w:t>Manuscript says12 evaluated cases, raw record has10 completed and2 missing with8 passes. Correct the summary.</w:t>
+      <w:pPr>
+        <w:pStyle w:val="Heading1"/>
+      </w:pPr>
+      <w:r>
+        <w:t>04. Independent transfer case</w:t>
       </w:r>
     </w:p>
     <w:p>
-      <w:pPr>
-        <w:pStyle w:val="Heading3"/>
-      </w:pPr>
-      <w:r>
-        <w:t>My independent explanation, trace and limits</w:t>
+      <w:r>
+        <w:t>Write one first attempt at the reserved independent case before feedback. Repeated copies of that case refer to the same recorded attempt.</w:t>
       </w:r>
     </w:p>
     <w:p>
-      <w:r>
-        <w:t>________________________________________________________________</w:t>
+      <w:pPr>
+        <w:pStyle w:val="Heading3"/>
+      </w:pPr>
+      <w:r>
+        <w:t>Independent case: Apply a new case independently</w:t>
       </w:r>
     </w:p>
     <w:p>
-      <w:r>
-        <w:t>________________________________________________________________</w:t>
+      <w:pPr>
+        <w:spacing w:line="336" w:lineRule="auto" w:after="180"/>
+      </w:pPr>
+      <w:r>
+        <w:rPr>
+          <w:b w:val="0"/>
+        </w:rPr>
+        <w:t>Manuscript says12 evaluated cases, raw record has10 completed and2 missing with8 passes. Correct the summary.</w:t>
       </w:r>
     </w:p>
     <w:p>
-      <w:r>
-        <w:t>________________________________________________________________</w:t>
+      <w:pPr>
+        <w:pStyle w:val="Heading3"/>
+      </w:pPr>
+      <w:r>
+        <w:t>My independent explanation, trace and limits</w:t>
       </w:r>
     </w:p>
     <w:p>
@@ -376,48 +434,96 @@
     </w:p>
     <w:p>
       <w:r>
-        <w:t>Attempt this case before feedback. Record any help. Earlier examples below are further practice; a case already practised with feedback cannot establish fresh transfer.</w:t>
+        <w:t>________________________________________________________________</w:t>
       </w:r>
     </w:p>
     <w:p>
-      <w:pPr>
-        <w:pStyle w:val="Heading1"/>
-      </w:pPr>
-      <w:r>
-        <w:t>05. W1 Explain the mechanism</w:t>
+      <w:r>
+        <w:t>________________________________________________________________</w:t>
       </w:r>
     </w:p>
     <w:p>
       <w:r>
-        <w:t>Explain the weekly mechanism in your own words. Use the worked scenario to name its input, decision rule and output.</w:t>
+        <w:t>________________________________________________________________</w:t>
       </w:r>
     </w:p>
     <w:p>
       <w:pPr>
-        <w:pStyle w:val="Heading3"/>
-      </w:pPr>
-      <w:r>
-        <w:t>My reasoning and evidence</w:t>
+        <w:spacing w:line="336" w:lineRule="auto" w:after="180"/>
+      </w:pPr>
+      <w:r>
+        <w:rPr>
+          <w:b w:val="0"/>
+        </w:rPr>
+        <w:t>Attempt this case before feedback. Record any help. Earlier examples below are further practice; a case already practised with feedback cannot establish fresh transfer.</w:t>
       </w:r>
     </w:p>
     <w:p>
-      <w:r>
-        <w:t>________________________________________________________________</w:t>
+      <w:pPr>
+        <w:pStyle w:val="Heading1"/>
+      </w:pPr>
+      <w:r>
+        <w:t>05. W1 Explain the mechanism</w:t>
       </w:r>
     </w:p>
     <w:p>
       <w:r>
-        <w:t>________________________________________________________________</w:t>
+        <w:t>Explain the mechanism. Apply the supplied Final project manuscript facts and keep your reasoning.</w:t>
       </w:r>
     </w:p>
     <w:p>
-      <w:r>
-        <w:t>________________________________________________________________</w:t>
+      <w:pPr>
+        <w:spacing w:line="336" w:lineRule="auto" w:after="180"/>
+      </w:pPr>
+      <w:r>
+        <w:rPr>
+          <w:b w:val="0"/>
+        </w:rPr>
+        <w:t xml:space="preserve">Explain the weekly </w:t>
+      </w:r>
+      <w:r>
+        <w:rPr>
+          <w:b/>
+        </w:rPr>
+        <w:t>mechanism</w:t>
+      </w:r>
+      <w:r>
+        <w:rPr>
+          <w:b w:val="0"/>
+        </w:rPr>
+        <w:t xml:space="preserve"> in your own words. Use the worked scenario to name its </w:t>
+      </w:r>
+      <w:r>
+        <w:rPr>
+          <w:b/>
+        </w:rPr>
+        <w:t>input</w:t>
+      </w:r>
+      <w:r>
+        <w:rPr>
+          <w:b w:val="0"/>
+        </w:rPr>
+        <w:t xml:space="preserve">, decision rule and </w:t>
+      </w:r>
+      <w:r>
+        <w:rPr>
+          <w:b/>
+        </w:rPr>
+        <w:t>output</w:t>
+      </w:r>
+      <w:r>
+        <w:rPr>
+          <w:b w:val="0"/>
+        </w:rPr>
+        <w:t>.</w:t>
       </w:r>
     </w:p>
     <w:p>
-      <w:r>
-        <w:t>________________________________________________________________</w:t>
+      <w:pPr>
+        <w:pStyle w:val="Heading3"/>
+      </w:pPr>
+      <w:r>
+        <w:t>My reasoning and evidence</w:t>
       </w:r>
     </w:p>
     <w:p>
@@ -431,24 +537,18 @@
       </w:r>
     </w:p>
     <w:p>
-      <w:pPr>
-        <w:pStyle w:val="Heading1"/>
-      </w:pPr>
-      <w:r>
-        <w:t>06. W2 Trace the worked case</w:t>
+      <w:r>
+        <w:t>________________________________________________________________</w:t>
       </w:r>
     </w:p>
     <w:p>
       <w:r>
-        <w:t>Abstract says100% success; results table shows18/20, and two failures are omitted from the figure. Show the intermediate steps and give the conclusion with its scope.</w:t>
+        <w:t>________________________________________________________________</w:t>
       </w:r>
     </w:p>
     <w:p>
-      <w:pPr>
-        <w:pStyle w:val="Heading3"/>
-      </w:pPr>
-      <w:r>
-        <w:t>My reasoning and evidence</w:t>
+      <w:r>
+        <w:t>________________________________________________________________</w:t>
       </w:r>
     </w:p>
     <w:p>
@@ -457,23 +557,35 @@
       </w:r>
     </w:p>
     <w:p>
-      <w:r>
-        <w:t>________________________________________________________________</w:t>
+      <w:pPr>
+        <w:pStyle w:val="Heading1"/>
+      </w:pPr>
+      <w:r>
+        <w:t>06. W2 Trace the worked case</w:t>
       </w:r>
     </w:p>
     <w:p>
       <w:r>
-        <w:t>________________________________________________________________</w:t>
+        <w:t>Trace the worked case. Apply the supplied Final project manuscript facts and keep your reasoning.</w:t>
       </w:r>
     </w:p>
     <w:p>
-      <w:r>
-        <w:t>________________________________________________________________</w:t>
+      <w:pPr>
+        <w:spacing w:line="336" w:lineRule="auto" w:after="180"/>
+      </w:pPr>
+      <w:r>
+        <w:rPr>
+          <w:b w:val="0"/>
+        </w:rPr>
+        <w:t>Abstract says100% success; results table shows18/20, and two failures are omitted from the figure. Show the intermediate steps and give the conclusion with its scope.</w:t>
       </w:r>
     </w:p>
     <w:p>
-      <w:r>
-        <w:t>________________________________________________________________</w:t>
+      <w:pPr>
+        <w:pStyle w:val="Heading3"/>
+      </w:pPr>
+      <w:r>
+        <w:t>My reasoning and evidence</w:t>
       </w:r>
     </w:p>
     <w:p>
@@ -487,24 +599,18 @@
       </w:r>
     </w:p>
     <w:p>
-      <w:pPr>
-        <w:pStyle w:val="Heading1"/>
-      </w:pPr>
-      <w:r>
-        <w:t>07. W3 Audit the limit</w:t>
+      <w:r>
+        <w:t>________________________________________________________________</w:t>
       </w:r>
     </w:p>
     <w:p>
       <w:r>
-        <w:t>A report omits this qualification: A manuscript is ready only when its claims and artifacts align; formatting alone cannot certify evidence. Explain how omitting it could change a reader's interpretation, and write an accurate replacement.</w:t>
+        <w:t>________________________________________________________________</w:t>
       </w:r>
     </w:p>
     <w:p>
-      <w:pPr>
-        <w:pStyle w:val="Heading3"/>
-      </w:pPr>
-      <w:r>
-        <w:t>My reasoning and evidence</w:t>
+      <w:r>
+        <w:t>________________________________________________________________</w:t>
       </w:r>
     </w:p>
     <w:p>
@@ -518,44 +624,68 @@
       </w:r>
     </w:p>
     <w:p>
-      <w:r>
-        <w:t>________________________________________________________________</w:t>
+      <w:pPr>
+        <w:pStyle w:val="Heading1"/>
+      </w:pPr>
+      <w:r>
+        <w:t>07. W3 Audit the limit</w:t>
       </w:r>
     </w:p>
     <w:p>
       <w:r>
-        <w:t>________________________________________________________________</w:t>
+        <w:t>Audit the limit. Apply the supplied Final project manuscript facts and keep your reasoning.</w:t>
       </w:r>
     </w:p>
     <w:p>
-      <w:r>
-        <w:t>________________________________________________________________</w:t>
+      <w:pPr>
+        <w:spacing w:line="336" w:lineRule="auto" w:after="180"/>
+      </w:pPr>
+      <w:r>
+        <w:rPr>
+          <w:b w:val="0"/>
+        </w:rPr>
+        <w:t xml:space="preserve">A report omits this qualification: A manuscript is ready only when its claims and artifacts align; formatting alone cannot certify </w:t>
+      </w:r>
+      <w:r>
+        <w:rPr>
+          <w:b/>
+        </w:rPr>
+        <w:t>evidence</w:t>
+      </w:r>
+      <w:r>
+        <w:rPr>
+          <w:b w:val="0"/>
+        </w:rPr>
+        <w:t>.</w:t>
       </w:r>
     </w:p>
     <w:p>
-      <w:r>
-        <w:t>________________________________________________________________</w:t>
+      <w:pPr>
+        <w:spacing w:line="336" w:lineRule="auto" w:after="180"/>
+      </w:pPr>
+      <w:r>
+        <w:rPr>
+          <w:b w:val="0"/>
+        </w:rPr>
+        <w:t>Explain how omitting it could change a reader's interpretation, and write an accurate replacement.</w:t>
       </w:r>
     </w:p>
     <w:p>
       <w:pPr>
-        <w:pStyle w:val="Heading1"/>
-      </w:pPr>
-      <w:r>
-        <w:t>08. W4 Apply a new case independently</w:t>
+        <w:pStyle w:val="Heading3"/>
+      </w:pPr>
+      <w:r>
+        <w:t>My reasoning and evidence</w:t>
       </w:r>
     </w:p>
     <w:p>
       <w:r>
-        <w:t>Manuscript says12 evaluated cases, raw record has10 completed and2 missing with8 passes. Correct the summary.</w:t>
+        <w:t>________________________________________________________________</w:t>
       </w:r>
     </w:p>
     <w:p>
-      <w:pPr>
-        <w:pStyle w:val="Heading3"/>
-      </w:pPr>
-      <w:r>
-        <w:t>My reasoning and evidence</w:t>
+      <w:r>
+        <w:t>________________________________________________________________</w:t>
       </w:r>
     </w:p>
     <w:p>
@@ -579,44 +709,50 @@
       </w:r>
     </w:p>
     <w:p>
-      <w:r>
-        <w:t>________________________________________________________________</w:t>
+      <w:pPr>
+        <w:pStyle w:val="Heading1"/>
+      </w:pPr>
+      <w:r>
+        <w:t>08. W4 Apply a new case independently</w:t>
       </w:r>
     </w:p>
     <w:p>
       <w:r>
-        <w:t>________________________________________________________________</w:t>
+        <w:t>Attempt before feedback. If this repeats the selected independent case, reuse that first attempt; otherwise keep a separate record. Apply a new case independently. Apply the supplied Final project manuscript facts and keep your reasoning.</w:t>
       </w:r>
     </w:p>
     <w:p>
-      <w:r>
-        <w:t>________________________________________________________________</w:t>
+      <w:pPr>
+        <w:spacing w:line="336" w:lineRule="auto" w:after="180"/>
+      </w:pPr>
+      <w:r>
+        <w:rPr>
+          <w:b w:val="0"/>
+        </w:rPr>
+        <w:t>Manuscript says12 evaluated cases, raw record has10 completed and2 missing with8 passes. Correct the summary.</w:t>
       </w:r>
     </w:p>
     <w:p>
-      <w:r>
-        <w:t>________________________________________________________________</w:t>
+      <w:pPr>
+        <w:pStyle w:val="Heading3"/>
+      </w:pPr>
+      <w:r>
+        <w:t>My reasoning and evidence</w:t>
       </w:r>
     </w:p>
     <w:p>
-      <w:pPr>
-        <w:pStyle w:val="Heading1"/>
-      </w:pPr>
-      <w:r>
-        <w:t>09. W5 Design a revealing follow-up</w:t>
+      <w:r>
+        <w:t>________________________________________________________________</w:t>
       </w:r>
     </w:p>
     <w:p>
       <w:r>
-        <w:t>For the worked scenario, propose one additional case that could reveal a failure, describe its expected outcome before running it, and explain what would need to remain fixed for a fair comparison. Do not reuse W4 as a new final test after receiving feedback.</w:t>
+        <w:t>________________________________________________________________</w:t>
       </w:r>
     </w:p>
     <w:p>
-      <w:pPr>
-        <w:pStyle w:val="Heading3"/>
-      </w:pPr>
-      <w:r>
-        <w:t>My reasoning and evidence</w:t>
+      <w:r>
+        <w:t>________________________________________________________________</w:t>
       </w:r>
     </w:p>
     <w:p>
@@ -645,26 +781,38 @@
       </w:r>
     </w:p>
     <w:p>
-      <w:r>
-        <w:t>________________________________________________________________</w:t>
+      <w:pPr>
+        <w:pStyle w:val="Heading1"/>
+      </w:pPr>
+      <w:r>
+        <w:t>09. W5 Design a revealing follow-up</w:t>
       </w:r>
     </w:p>
     <w:p>
       <w:r>
-        <w:t>________________________________________________________________</w:t>
+        <w:t>Design a revealing follow-up. Apply the supplied Final project manuscript facts and keep your reasoning.</w:t>
       </w:r>
     </w:p>
     <w:p>
       <w:pPr>
-        <w:pStyle w:val="Heading1"/>
-      </w:pPr>
-      <w:r>
-        <w:t>10. Project checkpoint and reflection</w:t>
+        <w:spacing w:line="336" w:lineRule="auto" w:after="180"/>
+      </w:pPr>
+      <w:r>
+        <w:rPr>
+          <w:b w:val="0"/>
+        </w:rPr>
+        <w:t>For the worked scenario, propose one additional case that could reveal a failure, describe its expected outcome before running it, and explain what would need to remain fixed for a fair comparison.</w:t>
       </w:r>
     </w:p>
     <w:p>
-      <w:r>
-        <w:t>For Reproducible AI Research Study, use this week’s independent task as a rehearsal for the final evidence pack: Manuscript says12 evaluated cases, raw record has10 completed and2 missing with8 passes. Correct the summary. Keep actual observations separate from expected results, preserve failures, compare a baseline and explain the limits.</w:t>
+      <w:pPr>
+        <w:spacing w:line="336" w:lineRule="auto" w:after="180"/>
+      </w:pPr>
+      <w:r>
+        <w:rPr>
+          <w:b w:val="0"/>
+        </w:rPr>
+        <w:t>Do not reuse W4 as a new final test after receiving feedback.</w:t>
       </w:r>
     </w:p>
     <w:p>
@@ -672,7 +820,7 @@
         <w:pStyle w:val="Heading3"/>
       </w:pPr>
       <w:r>
-        <w:t>My project change, supporting evidence and remaining limit</w:t>
+        <w:t>My reasoning and evidence</w:t>
       </w:r>
     </w:p>
     <w:p>
@@ -706,11 +854,118 @@
       </w:r>
     </w:p>
     <w:p>
+      <w:r>
+        <w:t>________________________________________________________________</w:t>
+      </w:r>
+    </w:p>
+    <w:p>
       <w:pPr>
         <w:pStyle w:val="Heading1"/>
       </w:pPr>
       <w:r>
+        <w:t>10. Project checkpoint and reflection</w:t>
+      </w:r>
+    </w:p>
+    <w:p>
+      <w:r>
+        <w:t>Connect Final project manuscript to Reproducible AI Research Study, identify a limit and choose the next useful test.</w:t>
+      </w:r>
+    </w:p>
+    <w:p>
+      <w:pPr>
+        <w:spacing w:line="336" w:lineRule="auto" w:after="180"/>
+      </w:pPr>
+      <w:r>
+        <w:rPr>
+          <w:b w:val="0"/>
+        </w:rPr>
+        <w:t xml:space="preserve">For Reproducible AI Research Study, use this week’s independent task as a rehearsal for the final </w:t>
+      </w:r>
+      <w:r>
+        <w:rPr>
+          <w:b/>
+        </w:rPr>
+        <w:t>evidence</w:t>
+      </w:r>
+      <w:r>
+        <w:rPr>
+          <w:b w:val="0"/>
+        </w:rPr>
+        <w:t xml:space="preserve"> pack: Manuscript says12 evaluated cases, raw record has10 completed and2 missing with8 passes. Correct the summary.</w:t>
+      </w:r>
+    </w:p>
+    <w:p>
+      <w:pPr>
+        <w:spacing w:line="336" w:lineRule="auto" w:after="180"/>
+      </w:pPr>
+      <w:r>
+        <w:rPr>
+          <w:b w:val="0"/>
+        </w:rPr>
+        <w:t xml:space="preserve">Keep actual </w:t>
+      </w:r>
+      <w:r>
+        <w:rPr>
+          <w:b/>
+        </w:rPr>
+        <w:t>observation</w:t>
+      </w:r>
+      <w:r>
+        <w:rPr>
+          <w:b w:val="0"/>
+        </w:rPr>
+        <w:t>s separate from expected results, preserve failures, compare a baseline and explain the limits.</w:t>
+      </w:r>
+    </w:p>
+    <w:p>
+      <w:pPr>
+        <w:pStyle w:val="Heading3"/>
+      </w:pPr>
+      <w:r>
+        <w:t>My project change, supporting evidence and remaining limit</w:t>
+      </w:r>
+    </w:p>
+    <w:p>
+      <w:r>
+        <w:t>________________________________________________________________</w:t>
+      </w:r>
+    </w:p>
+    <w:p>
+      <w:r>
+        <w:t>________________________________________________________________</w:t>
+      </w:r>
+    </w:p>
+    <w:p>
+      <w:r>
+        <w:t>________________________________________________________________</w:t>
+      </w:r>
+    </w:p>
+    <w:p>
+      <w:r>
+        <w:t>________________________________________________________________</w:t>
+      </w:r>
+    </w:p>
+    <w:p>
+      <w:r>
+        <w:t>________________________________________________________________</w:t>
+      </w:r>
+    </w:p>
+    <w:p>
+      <w:r>
+        <w:t>________________________________________________________________</w:t>
+      </w:r>
+    </w:p>
+    <w:p>
+      <w:pPr>
+        <w:pStyle w:val="Heading1"/>
+      </w:pPr>
+      <w:r>
         <w:t>11. Feedback, return check and learning record</w:t>
+      </w:r>
+    </w:p>
+    <w:p>
+      <w:r>
+        <w:t>Record the first repaired step and a different case to revisit after a delay.</w:t>
       </w:r>
     </w:p>
     <w:tbl>
@@ -850,7 +1105,13 @@
       </w:tr>
     </w:tbl>
     <w:p>
-      <w:r>
+      <w:pPr>
+        <w:spacing w:line="336" w:lineRule="auto" w:after="180"/>
+      </w:pPr>
+      <w:r>
+        <w:rPr>
+          <w:b w:val="0"/>
+        </w:rPr>
         <w:t>Revisit this idea with your teacher after a delay. Familiarity is different from explaining and using it on a changed case.</w:t>
       </w:r>
     </w:p>
@@ -864,11 +1125,28 @@
     </w:p>
     <w:p>
       <w:r>
-        <w:t>Build a manuscript from claim to record. A capstone manuscript compares two frozen pattern classifiers on ten reserved cases.</w:t>
+        <w:t>Build a manuscript from claim to record. A capstone manuscript compares two frozen pattern classifiers on ten reserved cases. Explain the labelled step before checking the changed condition.</w:t>
       </w:r>
     </w:p>
     <w:p>
-      <w:r>
+      <w:pPr>
+        <w:spacing w:line="336" w:lineRule="auto" w:after="180"/>
+      </w:pPr>
+      <w:r>
+        <w:rPr>
+          <w:b w:val="0"/>
+        </w:rPr>
+        <w:t>Build a manuscript from claim to record. A capstone manuscript compares two frozen pattern classifiers on ten reserved cases.</w:t>
+      </w:r>
+    </w:p>
+    <w:p>
+      <w:pPr>
+        <w:spacing w:line="336" w:lineRule="auto" w:after="180"/>
+      </w:pPr>
+      <w:r>
+        <w:rPr>
+          <w:b w:val="0"/>
+        </w:rPr>
         <w:t>A is correct on 7/10; B on 8/10. All cases are indoor, from five plants with two views each.</w:t>
       </w:r>
     </w:p>
@@ -945,7 +1223,14 @@
       </w:r>
     </w:p>
     <w:p>
-      <w:r>
+      <w:pPr>
+        <w:spacing w:line="336" w:lineRule="auto" w:after="180"/>
+        <w:shd w:fill="F5F1FB"/>
+      </w:pPr>
+      <w:r>
+        <w:rPr>
+          <w:b w:val="0"/>
+        </w:rPr>
         <w:t>Connect the manuscript’s 7/10 and 8/10 scores to the five-plant grouping. Which abstract claim must be corrected if it says ten independent plants?</w:t>
       </w:r>
     </w:p>
@@ -988,35 +1273,114 @@
       </w:r>
     </w:p>
     <w:p>
-      <w:r>
-        <w:t>Support used: alone / hint / worked example. This record is practice evidence.</w:t>
+      <w:pPr>
+        <w:pStyle w:val="Heading3"/>
+      </w:pPr>
+      <w:r>
+        <w:t>Record the help used</w:t>
       </w:r>
     </w:p>
     <w:p>
-      <w:r>
-        <w:t>Project connection: For the Reproducible AI Research Study, retain an annotated worked trace and the changed-case reasoning. Connect the claim to its records, units and assumptions so another investigator can challenge or reproduce it.</w:t>
+      <w:pPr>
+        <w:spacing w:line="336" w:lineRule="auto" w:after="180"/>
+        <w:shd w:fill="F1F6F8"/>
+      </w:pPr>
+      <w:r>
+        <w:rPr>
+          <w:b w:val="0"/>
+        </w:rPr>
+        <w:t xml:space="preserve">Support used: alone / hint / worked example. This record is practice </w:t>
+      </w:r>
+      <w:r>
+        <w:rPr>
+          <w:b/>
+        </w:rPr>
+        <w:t>evidence</w:t>
+      </w:r>
+      <w:r>
+        <w:rPr>
+          <w:b w:val="0"/>
+        </w:rPr>
+        <w:t>.</w:t>
       </w:r>
     </w:p>
     <w:p>
       <w:pPr>
-        <w:pStyle w:val="Heading1"/>
-      </w:pPr>
-      <w:r>
-        <w:t>13. Project portfolio milestone</w:t>
+        <w:spacing w:line="336" w:lineRule="auto" w:after="180"/>
+      </w:pPr>
+      <w:r>
+        <w:rPr>
+          <w:b w:val="0"/>
+        </w:rPr>
+        <w:t>Project connection: For the Reproducible AI Research Study, retain an annotated worked trace and the changed-case reasoning.</w:t>
       </w:r>
     </w:p>
     <w:p>
-      <w:r>
-        <w:t>Project: Reproducible AI Research Study</w:t>
+      <w:pPr>
+        <w:spacing w:line="336" w:lineRule="auto" w:after="180"/>
+      </w:pPr>
+      <w:r>
+        <w:rPr>
+          <w:b w:val="0"/>
+        </w:rPr>
+        <w:t>Connect the claim to its records, units and assumptions so another investigator can challenge or reproduce it.</w:t>
       </w:r>
     </w:p>
     <w:p>
-      <w:r>
-        <w:t>Current milestone: Present and defend. Demonstrate the system, explain one failure and justify the next improvement with evidence.</w:t>
+      <w:pPr>
+        <w:pStyle w:val="Heading1"/>
+      </w:pPr>
+      <w:r>
+        <w:t>13. Project portfolio milestone</w:t>
       </w:r>
     </w:p>
     <w:p>
       <w:r>
+        <w:t>Keep this week’s input, deciding step, result and limit together in the Reproducible AI Research Study record.</w:t>
+      </w:r>
+    </w:p>
+    <w:p>
+      <w:pPr>
+        <w:spacing w:line="336" w:lineRule="auto" w:after="180"/>
+      </w:pPr>
+      <w:r>
+        <w:rPr>
+          <w:b w:val="0"/>
+        </w:rPr>
+        <w:t>Project: Reproducible AI Research Study</w:t>
+      </w:r>
+    </w:p>
+    <w:p>
+      <w:pPr>
+        <w:spacing w:line="336" w:lineRule="auto" w:after="180"/>
+      </w:pPr>
+      <w:r>
+        <w:rPr>
+          <w:b w:val="0"/>
+        </w:rPr>
+        <w:t xml:space="preserve">Current milestone: Present and defend. Demonstrate the system, explain one failure and justify the next improvement with </w:t>
+      </w:r>
+      <w:r>
+        <w:rPr>
+          <w:b/>
+        </w:rPr>
+        <w:t>evidence</w:t>
+      </w:r>
+      <w:r>
+        <w:rPr>
+          <w:b w:val="0"/>
+        </w:rPr>
+        <w:t>.</w:t>
+      </w:r>
+    </w:p>
+    <w:p>
+      <w:pPr>
+        <w:spacing w:line="336" w:lineRule="auto" w:after="180"/>
+      </w:pPr>
+      <w:r>
+        <w:rPr>
+          <w:b w:val="0"/>
+        </w:rPr>
         <w:t>For the Reproducible AI Research Study, retain an annotated worked trace and the changed-case reasoning. Connect the claim to its records, units and assumptions so another investigator can challenge or reproduce it.</w:t>
       </w:r>
     </w:p>
@@ -1179,58 +1543,104 @@
     </w:p>
     <w:p>
       <w:r>
-        <w:t>Use this supported practice once, in the browser or on paper. Keep the reserved independent assessment for a separate first attempt before teacher feedback.</w:t>
+        <w:t>Try the supported questions before comparing with hints and feedback. Record what you repaired and the evidence you retained.</w:t>
       </w:r>
     </w:p>
     <w:p>
-      <w:r>
-        <w:t>Build a manuscript from claim to record. A capstone manuscript compares two frozen pattern classifiers on ten reserved cases.</w:t>
+      <w:pPr>
+        <w:spacing w:line="336" w:lineRule="auto" w:after="180"/>
+      </w:pPr>
+      <w:r>
+        <w:rPr>
+          <w:b w:val="0"/>
+        </w:rPr>
+        <w:t>Use this supported practice once, in the browser or on paper. Keep the reserved independent assessment for a separate first attempt before teacher feedback.</w:t>
       </w:r>
     </w:p>
     <w:p>
       <w:pPr>
-        <w:pStyle w:val="Heading3"/>
-      </w:pPr>
-      <w:r>
-        <w:t>Practice 1: explain the deciding evidence</w:t>
+        <w:spacing w:line="336" w:lineRule="auto" w:after="180"/>
+      </w:pPr>
+      <w:r>
+        <w:rPr>
+          <w:b w:val="0"/>
+        </w:rPr>
+        <w:t>Build a manuscript from claim to record. A capstone manuscript compares two frozen pattern classifiers on ten reserved cases.</w:t>
       </w:r>
     </w:p>
     <w:p>
-      <w:r>
-        <w:t>Which labelled step matches this detail? Do not claim outdoor robustness or ten independent plants.</w:t>
+      <w:pPr>
+        <w:pStyle w:val="Heading3"/>
+      </w:pPr>
+      <w:r>
+        <w:t>Practice 1: explain the deciding evidence</w:t>
       </w:r>
     </w:p>
     <w:p>
-      <w:r>
-        <w:t>1. Present results</w:t>
+      <w:pPr>
+        <w:spacing w:line="336" w:lineRule="auto" w:after="180"/>
+      </w:pPr>
+      <w:r>
+        <w:rPr>
+          <w:b w:val="0"/>
+        </w:rPr>
+        <w:t>Which labelled step matches this detail? Do not claim outdoor robustness or ten independent plants.</w:t>
       </w:r>
     </w:p>
     <w:p>
-      <w:r>
-        <w:t>2. Describe dependence</w:t>
+      <w:pPr>
+        <w:spacing w:line="336" w:lineRule="auto" w:after="180"/>
+        <w:shd w:fill="F4F9FC"/>
+      </w:pPr>
+      <w:r>
+        <w:rPr>
+          <w:b w:val="0"/>
+        </w:rPr>
+        <w:t>1. Present results</w:t>
       </w:r>
     </w:p>
     <w:p>
-      <w:r>
-        <w:t>3. State bounded claim</w:t>
+      <w:pPr>
+        <w:spacing w:line="336" w:lineRule="auto" w:after="180"/>
+        <w:shd w:fill="F4F9FC"/>
+      </w:pPr>
+      <w:r>
+        <w:rPr>
+          <w:b w:val="0"/>
+        </w:rPr>
+        <w:t>2. Describe dependence</w:t>
       </w:r>
     </w:p>
     <w:p>
-      <w:r>
-        <w:t>4. Preserve limitations</w:t>
+      <w:pPr>
+        <w:spacing w:line="336" w:lineRule="auto" w:after="180"/>
+        <w:shd w:fill="F4F9FC"/>
+      </w:pPr>
+      <w:r>
+        <w:rPr>
+          <w:b w:val="0"/>
+        </w:rPr>
+        <w:t>3. State bounded claim</w:t>
       </w:r>
     </w:p>
     <w:p>
       <w:pPr>
-        <w:pStyle w:val="Heading3"/>
-      </w:pPr>
-      <w:r>
-        <w:t>My selected conclusion, deciding fact and explanation</w:t>
+        <w:spacing w:line="336" w:lineRule="auto" w:after="180"/>
+        <w:shd w:fill="F4F9FC"/>
+      </w:pPr>
+      <w:r>
+        <w:rPr>
+          <w:b w:val="0"/>
+        </w:rPr>
+        <w:t>4. Preserve limitations</w:t>
       </w:r>
     </w:p>
     <w:p>
-      <w:r>
-        <w:t>________________________________________________________________</w:t>
+      <w:pPr>
+        <w:pStyle w:val="Heading3"/>
+      </w:pPr>
+      <w:r>
+        <w:t>My selected conclusion, deciding fact and explanation</w:t>
       </w:r>
     </w:p>
     <w:p>
@@ -1255,40 +1665,79 @@
     </w:p>
     <w:p>
       <w:r>
-        <w:t>Hint if needed: Read the steps in the pictorial case. Match the supplied detail to the stage that performs or records it.</w:t>
+        <w:t>________________________________________________________________</w:t>
       </w:r>
     </w:p>
     <w:p>
-      <w:r>
-        <w:t>After your attempt, compare with the supported explanation: Preserve limitations Do not claim outdoor robustness or ten independent plants. A final manuscript aligns question, procedure, evidence and scope. Every figure and conclusion should point back to the records that support it.</w:t>
+      <w:pPr>
+        <w:pStyle w:val="Heading3"/>
+      </w:pPr>
+      <w:r>
+        <w:t>Hint · try first</w:t>
       </w:r>
     </w:p>
     <w:p>
       <w:pPr>
-        <w:pStyle w:val="Heading3"/>
-      </w:pPr>
-      <w:r>
-        <w:t>Practice 2: explain the deciding evidence</w:t>
+        <w:spacing w:line="336" w:lineRule="auto" w:after="180"/>
+        <w:shd w:fill="F1F6F8"/>
+      </w:pPr>
+      <w:r>
+        <w:rPr>
+          <w:b w:val="0"/>
+        </w:rPr>
+        <w:t>Hint if needed: Read the steps in the pictorial case. Match the supplied detail to the stage that performs or records it.</w:t>
       </w:r>
     </w:p>
     <w:p>
-      <w:r>
-        <w:t>Changed-case practice: The abstract calls the study a test on ten independent plants. Which conclusion is supported by the supplied facts?</w:t>
+      <w:pPr>
+        <w:pStyle w:val="Heading3"/>
+      </w:pPr>
+      <w:r>
+        <w:t>Feedback · compare after trying</w:t>
       </w:r>
     </w:p>
     <w:p>
-      <w:r>
-        <w:t>1. We can decide the result without examining the changed input or the procedure.</w:t>
+      <w:pPr>
+        <w:spacing w:line="336" w:lineRule="auto" w:after="180"/>
+        <w:shd w:fill="F1F6FC"/>
+      </w:pPr>
+      <w:r>
+        <w:rPr>
+          <w:b w:val="0"/>
+        </w:rPr>
+        <w:t xml:space="preserve">After your attempt, compare with the supported explanation: Preserve limitations Do not claim outdoor robustness or ten independent plants. A final manuscript aligns question, procedure, </w:t>
+      </w:r>
+      <w:r>
+        <w:rPr>
+          <w:b/>
+        </w:rPr>
+        <w:t>evidence</w:t>
+      </w:r>
+      <w:r>
+        <w:rPr>
+          <w:b w:val="0"/>
+        </w:rPr>
+        <w:t xml:space="preserve"> and scope.</w:t>
       </w:r>
     </w:p>
     <w:p>
-      <w:r>
-        <w:t>2. Correct it to five plants with two views each.</w:t>
+      <w:pPr>
+        <w:spacing w:line="336" w:lineRule="auto" w:after="180"/>
+        <w:shd w:fill="F1F6FC"/>
+      </w:pPr>
+      <w:r>
+        <w:rPr>
+          <w:b w:val="0"/>
+        </w:rPr>
+        <w:t>Every figure and conclusion should point back to the records that support it.</w:t>
       </w:r>
     </w:p>
     <w:p>
-      <w:r>
-        <w:t>3. This one example guarantees correct results for every future input.</w:t>
+      <w:pPr>
+        <w:pStyle w:val="Heading3"/>
+      </w:pPr>
+      <w:r>
+        <w:t>Practice 2: explain the deciding evidence</w:t>
       </w:r>
     </w:p>
     <w:p>
@@ -1296,91 +1745,1040 @@
         <w:pStyle w:val="Heading3"/>
       </w:pPr>
       <w:r>
-        <w:t>My selected conclusion, deciding fact and explanation</w:t>
+        <w:t>Changed case · predict first</w:t>
       </w:r>
     </w:p>
     <w:p>
-      <w:r>
-        <w:t>________________________________________________________________</w:t>
+      <w:pPr>
+        <w:spacing w:line="336" w:lineRule="auto" w:after="180"/>
+        <w:shd w:fill="F5F1FB"/>
+      </w:pPr>
+      <w:r>
+        <w:rPr>
+          <w:b w:val="0"/>
+        </w:rPr>
+        <w:t>Changed-case practice: The abstract calls the study a test on ten independent plants. Which conclusion is supported by the supplied facts?</w:t>
       </w:r>
     </w:p>
     <w:p>
-      <w:r>
-        <w:t>________________________________________________________________</w:t>
+      <w:pPr>
+        <w:spacing w:line="336" w:lineRule="auto" w:after="180"/>
+        <w:shd w:fill="F4F9FC"/>
+      </w:pPr>
+      <w:r>
+        <w:rPr>
+          <w:b w:val="0"/>
+        </w:rPr>
+        <w:t xml:space="preserve">1. We can decide the result without examining the changed </w:t>
+      </w:r>
+      <w:r>
+        <w:rPr>
+          <w:b/>
+        </w:rPr>
+        <w:t>input</w:t>
+      </w:r>
+      <w:r>
+        <w:rPr>
+          <w:b w:val="0"/>
+        </w:rPr>
+        <w:t xml:space="preserve"> or the procedure.</w:t>
       </w:r>
     </w:p>
     <w:p>
-      <w:r>
-        <w:t>________________________________________________________________</w:t>
+      <w:pPr>
+        <w:spacing w:line="336" w:lineRule="auto" w:after="180"/>
+        <w:shd w:fill="F4F9FC"/>
+      </w:pPr>
+      <w:r>
+        <w:rPr>
+          <w:b w:val="0"/>
+        </w:rPr>
+        <w:t>2. Correct it to five plants with two views each.</w:t>
       </w:r>
     </w:p>
     <w:p>
-      <w:r>
-        <w:t>________________________________________________________________</w:t>
+      <w:pPr>
+        <w:spacing w:line="336" w:lineRule="auto" w:after="180"/>
+        <w:shd w:fill="F4F9FC"/>
+      </w:pPr>
+      <w:r>
+        <w:rPr>
+          <w:b w:val="0"/>
+        </w:rPr>
+        <w:t xml:space="preserve">3. This one example guarantees correct results for every future </w:t>
+      </w:r>
+      <w:r>
+        <w:rPr>
+          <w:b/>
+        </w:rPr>
+        <w:t>input</w:t>
+      </w:r>
+      <w:r>
+        <w:rPr>
+          <w:b w:val="0"/>
+        </w:rPr>
+        <w:t>.</w:t>
       </w:r>
     </w:p>
     <w:p>
-      <w:r>
-        <w:t>________________________________________________________________</w:t>
+      <w:pPr>
+        <w:pStyle w:val="Heading3"/>
+      </w:pPr>
+      <w:r>
+        <w:t>My selected conclusion, deciding fact and explanation</w:t>
       </w:r>
     </w:p>
     <w:p>
       <w:r>
-        <w:t>Hint if needed: Use the changed condition and the deciding step in the pictorial trace. The answer must say what follows from those facts.</w:t>
+        <w:t>________________________________________________________________</w:t>
       </w:r>
     </w:p>
     <w:p>
       <w:r>
-        <w:t>After your attempt, compare with the supported explanation: Correct it to five plants with two views each. The source-object count, not the photo count, defines the independent plants.</w:t>
+        <w:t>________________________________________________________________</w:t>
       </w:r>
     </w:p>
     <w:p>
-      <w:pPr>
-        <w:pStyle w:val="Heading3"/>
-      </w:pPr>
-      <w:r>
-        <w:t>Repair a missing building block</w:t>
+      <w:r>
+        <w:t>________________________________________________________________</w:t>
       </w:r>
     </w:p>
     <w:p>
       <w:r>
-        <w:t>Review Independent reproduction check (ai-7/33). Goal: Explain the mechanism and terminology of independent reproduction check. Short practice: Locate the Q3 scoring disagreement between 5/6 and 4/6. What should the teams inspect before choosing a score, and what limitation follows if the saved Q3 file is missing?. Return to this week and explain what you changed.</w:t>
+        <w:t>________________________________________________________________</w:t>
       </w:r>
     </w:p>
     <w:p>
       <w:r>
-        <w:t>Review Writing results and limitations (ai-7/31). Goal: Explain the mechanism and terminology of writing results and limitations. Short practice: Compute the supported-answer rates for 9/12 and 10/12. What actual outcome was measured, and why is a claim that every student becomes smarter outside this evidence?. Return to this week and explain what you changed.</w:t>
+        <w:t>________________________________________________________________</w:t>
       </w:r>
     </w:p>
     <w:p>
-      <w:r>
-        <w:t>Review Negative results and claim revision (ai-7/28). Goal: Explain the mechanism and terminology of negative results and claim revision. Short practice: Does a 6/8 tie support the prediction that B scores higher? Explain why one newly selected favourable demonstration does not replace the original result or prove equivalence.. Return to this week and explain what you changed.</w:t>
+      <w:pPr>
+        <w:pStyle w:val="Heading3"/>
+      </w:pPr>
+      <w:r>
+        <w:t>Hint · try first</w:t>
       </w:r>
     </w:p>
     <w:p>
       <w:pPr>
-        <w:pStyle w:val="Heading3"/>
-      </w:pPr>
-      <w:r>
-        <w:t>Keep your completed work</w:t>
+        <w:spacing w:line="336" w:lineRule="auto" w:after="180"/>
+        <w:shd w:fill="F1F6F8"/>
+      </w:pPr>
+      <w:r>
+        <w:rPr>
+          <w:b w:val="0"/>
+        </w:rPr>
+        <w:t>Hint if needed: Use the changed condition and the deciding step in the pictorial trace. The answer must say what follows from those facts.</w:t>
       </w:r>
     </w:p>
     <w:p>
-      <w:r>
-        <w:t>Use Download completed work in the hosted lesson to export your answers, reflections, practice feedback and code-run evidence. Open the HTML copy to read or print it. Drafts stay in this browser when storage is available; clear drafts on a shared device.</w:t>
+      <w:pPr>
+        <w:pStyle w:val="Heading3"/>
+      </w:pPr>
+      <w:r>
+        <w:t>Feedback · compare after trying</w:t>
       </w:r>
     </w:p>
     <w:p>
       <w:pPr>
-        <w:pStyle w:val="Heading3"/>
-      </w:pPr>
-      <w:r>
-        <w:t>What I repaired, the evidence I kept and the next test</w:t>
+        <w:spacing w:line="336" w:lineRule="auto" w:after="180"/>
+        <w:shd w:fill="F1F6FC"/>
+      </w:pPr>
+      <w:r>
+        <w:rPr>
+          <w:b w:val="0"/>
+        </w:rPr>
+        <w:t>After your attempt, compare with the supported explanation: Correct it to five plants with two views each. The source-object count, not the photo count, defines the independent plants.</w:t>
       </w:r>
     </w:p>
     <w:p>
+      <w:pPr>
+        <w:pStyle w:val="Heading3"/>
+      </w:pPr>
+      <w:r>
+        <w:t>Repair a missing building block</w:t>
+      </w:r>
+    </w:p>
+    <w:p>
+      <w:pPr>
+        <w:spacing w:line="336" w:lineRule="auto" w:after="180"/>
+      </w:pPr>
+      <w:r>
+        <w:rPr>
+          <w:b w:val="0"/>
+        </w:rPr>
+        <w:t xml:space="preserve">Review Independent reproduction check (ai-7/33). Goal: Explain the </w:t>
+      </w:r>
+      <w:r>
+        <w:rPr>
+          <w:b/>
+        </w:rPr>
+        <w:t>mechanism</w:t>
+      </w:r>
+      <w:r>
+        <w:rPr>
+          <w:b w:val="0"/>
+        </w:rPr>
+        <w:t xml:space="preserve"> and terminology of independent reproduction check. Short practice: Locate the Q3 scoring disagreement between 5/6 and 4/6.</w:t>
+      </w:r>
+    </w:p>
+    <w:p>
+      <w:pPr>
+        <w:spacing w:line="336" w:lineRule="auto" w:after="180"/>
+      </w:pPr>
+      <w:r>
+        <w:rPr>
+          <w:b w:val="0"/>
+        </w:rPr>
+        <w:t>What should the teams inspect before choosing a score, and what limitation follows if the saved Q3 file is missing?. Return to this week and explain what you changed.</w:t>
+      </w:r>
+    </w:p>
+    <w:p>
+      <w:pPr>
+        <w:spacing w:line="336" w:lineRule="auto" w:after="180"/>
+      </w:pPr>
+      <w:r>
+        <w:rPr>
+          <w:b w:val="0"/>
+        </w:rPr>
+        <w:t xml:space="preserve">Review Writing results and limitations (ai-7/31). Goal: Explain the </w:t>
+      </w:r>
+      <w:r>
+        <w:rPr>
+          <w:b/>
+        </w:rPr>
+        <w:t>mechanism</w:t>
+      </w:r>
+      <w:r>
+        <w:rPr>
+          <w:b w:val="0"/>
+        </w:rPr>
+        <w:t xml:space="preserve"> and terminology of writing results and limitations. Short practice: Compute the supported-answer rates for 9/12 and 10/12.</w:t>
+      </w:r>
+    </w:p>
+    <w:p>
+      <w:pPr>
+        <w:spacing w:line="336" w:lineRule="auto" w:after="180"/>
+      </w:pPr>
+      <w:r>
+        <w:rPr>
+          <w:b w:val="0"/>
+        </w:rPr>
+        <w:t xml:space="preserve">What actual outcome was measured, and why is a claim that every student becomes smarter outside this </w:t>
+      </w:r>
+      <w:r>
+        <w:rPr>
+          <w:b/>
+        </w:rPr>
+        <w:t>evidence</w:t>
+      </w:r>
+      <w:r>
+        <w:rPr>
+          <w:b w:val="0"/>
+        </w:rPr>
+        <w:t>?. Return to this week and explain what you changed.</w:t>
+      </w:r>
+    </w:p>
+    <w:p>
+      <w:pPr>
+        <w:spacing w:line="336" w:lineRule="auto" w:after="180"/>
+      </w:pPr>
+      <w:r>
+        <w:rPr>
+          <w:b w:val="0"/>
+        </w:rPr>
+        <w:t xml:space="preserve">Review Negative results and claim revision (ai-7/28). Goal: Explain the </w:t>
+      </w:r>
+      <w:r>
+        <w:rPr>
+          <w:b/>
+        </w:rPr>
+        <w:t>mechanism</w:t>
+      </w:r>
+      <w:r>
+        <w:rPr>
+          <w:b w:val="0"/>
+        </w:rPr>
+        <w:t xml:space="preserve"> and terminology of negative results and claim revision. Short practice: Does a 6/8 tie support the </w:t>
+      </w:r>
+      <w:r>
+        <w:rPr>
+          <w:b/>
+        </w:rPr>
+        <w:t>prediction</w:t>
+      </w:r>
+      <w:r>
+        <w:rPr>
+          <w:b w:val="0"/>
+        </w:rPr>
+        <w:t xml:space="preserve"> that B scores higher?</w:t>
+      </w:r>
+    </w:p>
+    <w:p>
+      <w:pPr>
+        <w:spacing w:line="336" w:lineRule="auto" w:after="180"/>
+      </w:pPr>
+      <w:r>
+        <w:rPr>
+          <w:b w:val="0"/>
+        </w:rPr>
+        <w:t>Explain why one newly selected favourable demonstration does not replace the original result or prove equivalence.. Return to this week and explain what you changed.</w:t>
+      </w:r>
+    </w:p>
+    <w:p>
+      <w:pPr>
+        <w:pStyle w:val="Heading3"/>
+      </w:pPr>
+      <w:r>
+        <w:t>Keep your completed work</w:t>
+      </w:r>
+    </w:p>
+    <w:p>
+      <w:pPr>
+        <w:spacing w:line="336" w:lineRule="auto" w:after="180"/>
+      </w:pPr>
+      <w:r>
+        <w:rPr>
+          <w:b w:val="0"/>
+        </w:rPr>
+        <w:t xml:space="preserve">Use Download completed work in the hosted lesson to export your answers, reflections, practice feedback and code-run </w:t>
+      </w:r>
+      <w:r>
+        <w:rPr>
+          <w:b/>
+        </w:rPr>
+        <w:t>evidence</w:t>
+      </w:r>
+      <w:r>
+        <w:rPr>
+          <w:b w:val="0"/>
+        </w:rPr>
+        <w:t>. Open the HTML copy to read or print it.</w:t>
+      </w:r>
+    </w:p>
+    <w:p>
+      <w:pPr>
+        <w:spacing w:line="336" w:lineRule="auto" w:after="180"/>
+      </w:pPr>
+      <w:r>
+        <w:rPr>
+          <w:b w:val="0"/>
+        </w:rPr>
+        <w:t>Drafts stay in this browser when storage is available; clear drafts on a shared device.</w:t>
+      </w:r>
+    </w:p>
+    <w:p>
+      <w:pPr>
+        <w:pStyle w:val="Heading3"/>
+      </w:pPr>
+      <w:r>
+        <w:t>What I repaired, the evidence I kept and the next test</w:t>
+      </w:r>
+    </w:p>
+    <w:p>
       <w:r>
         <w:t>________________________________________________________________</w:t>
+      </w:r>
+    </w:p>
+    <w:p>
+      <w:r>
+        <w:t>________________________________________________________________</w:t>
+      </w:r>
+    </w:p>
+    <w:p>
+      <w:r>
+        <w:t>________________________________________________________________</w:t>
+      </w:r>
+    </w:p>
+    <w:p>
+      <w:r>
+        <w:t>________________________________________________________________</w:t>
+      </w:r>
+    </w:p>
+    <w:p>
+      <w:r>
+        <w:t>________________________________________________________________</w:t>
+      </w:r>
+    </w:p>
+    <w:p>
+      <w:pPr>
+        <w:pStyle w:val="Heading1"/>
+      </w:pPr>
+      <w:r>
+        <w:t>15. Visual concept journey</w:t>
+      </w:r>
+    </w:p>
+    <w:p>
+      <w:r>
+        <w:t>Explain each Final project manuscript picture from its labels, then record a relevant limit.</w:t>
+      </w:r>
+    </w:p>
+    <w:p>
+      <w:pPr>
+        <w:pStyle w:val="Heading3"/>
+      </w:pPr>
+      <w:r>
+        <w:t>01. Final project manuscript: the case</w:t>
+      </w:r>
+    </w:p>
+    <w:p>
+      <w:r>
+        <w:drawing>
+          <wp:inline xmlns:a="http://schemas.openxmlformats.org/drawingml/2006/main" xmlns:pic="http://schemas.openxmlformats.org/drawingml/2006/picture">
+            <wp:extent cx="5486400" cy="2834640"/>
+            <wp:docPr id="3" name="Picture 3" descr="Build a manuscript from claim to record. A capstone manuscript compares two frozen pattern classifiers on ten reserved cases. Supplied facts: A is correct on 7/10; B on 8/10. All cases are indoor, from five plants with two views each."/>
+            <wp:cNvGraphicFramePr>
+              <a:graphicFrameLocks noChangeAspect="1"/>
+            </wp:cNvGraphicFramePr>
+            <a:graphic>
+              <a:graphicData uri="http://schemas.openxmlformats.org/drawingml/2006/picture">
+                <pic:pic>
+                  <pic:nvPicPr>
+                    <pic:cNvPr id="0" name="academy-story-ai-7-34-01.png"/>
+                    <pic:cNvPicPr/>
+                  </pic:nvPicPr>
+                  <pic:blipFill>
+                    <a:blip r:embed="rId11"/>
+                    <a:stretch>
+                      <a:fillRect/>
+                    </a:stretch>
+                  </pic:blipFill>
+                  <pic:spPr>
+                    <a:xfrm>
+                      <a:off x="0" y="0"/>
+                      <a:ext cx="5486400" cy="2834640"/>
+                    </a:xfrm>
+                    <a:prstGeom prst="rect"/>
+                  </pic:spPr>
+                </pic:pic>
+              </a:graphicData>
+            </a:graphic>
+          </wp:inline>
+        </w:drawing>
+      </w:r>
+    </w:p>
+    <w:p>
+      <w:pPr>
+        <w:spacing w:line="336" w:lineRule="auto" w:after="180"/>
+      </w:pPr>
+      <w:r>
+        <w:rPr>
+          <w:b w:val="0"/>
+        </w:rPr>
+        <w:t>Build a manuscript from claim to record. A capstone manuscript compares two frozen pattern classifiers on ten reserved cases. Supplied facts: A is correct on 7/10; B on 8/10.</w:t>
+      </w:r>
+    </w:p>
+    <w:p>
+      <w:pPr>
+        <w:spacing w:line="336" w:lineRule="auto" w:after="180"/>
+      </w:pPr>
+      <w:r>
+        <w:rPr>
+          <w:b w:val="0"/>
+        </w:rPr>
+        <w:t>All cases are indoor, from five plants with two views each.</w:t>
+      </w:r>
+    </w:p>
+    <w:p>
+      <w:pPr>
+        <w:spacing w:line="336" w:lineRule="auto" w:after="180"/>
+        <w:shd w:fill="F5F1FB"/>
+      </w:pPr>
+      <w:r>
+        <w:rPr>
+          <w:b w:val="0"/>
+        </w:rPr>
+        <w:t>Point to the given fact that matters most. Explain why it matters.</w:t>
+      </w:r>
+    </w:p>
+    <w:p>
+      <w:pPr>
+        <w:pStyle w:val="Heading3"/>
+      </w:pPr>
+      <w:r>
+        <w:t>My picture explanation, deciding evidence and one limit</w:t>
+      </w:r>
+    </w:p>
+    <w:p>
+      <w:r>
+        <w:t>________________________________________________________________</w:t>
+      </w:r>
+    </w:p>
+    <w:p>
+      <w:r>
+        <w:t>________________________________________________________________</w:t>
+      </w:r>
+    </w:p>
+    <w:p>
+      <w:r>
+        <w:t>________________________________________________________________</w:t>
+      </w:r>
+    </w:p>
+    <w:p>
+      <w:r>
+        <w:t>________________________________________________________________</w:t>
+      </w:r>
+    </w:p>
+    <w:p>
+      <w:pPr>
+        <w:pStyle w:val="Heading3"/>
+      </w:pPr>
+      <w:r>
+        <w:t>02. Follow the deciding steps</w:t>
+      </w:r>
+    </w:p>
+    <w:p>
+      <w:r>
+        <w:drawing>
+          <wp:inline xmlns:a="http://schemas.openxmlformats.org/drawingml/2006/main" xmlns:pic="http://schemas.openxmlformats.org/drawingml/2006/picture">
+            <wp:extent cx="5486400" cy="4005072"/>
+            <wp:docPr id="4" name="Picture 4" descr="State bounded claim: B adds one correct photo on this indoor set. → Describe dependence: Ten photos come from five plants; report the grouping. → Present results: Show 70% and 80% with counts and case-level outcomes. → Preserve limitations: Do not claim outdoor robustness or ten independent plants."/>
+            <wp:cNvGraphicFramePr>
+              <a:graphicFrameLocks noChangeAspect="1"/>
+            </wp:cNvGraphicFramePr>
+            <a:graphic>
+              <a:graphicData uri="http://schemas.openxmlformats.org/drawingml/2006/picture">
+                <pic:pic>
+                  <pic:nvPicPr>
+                    <pic:cNvPr id="0" name="academy-story-ai-7-34-02.png"/>
+                    <pic:cNvPicPr/>
+                  </pic:nvPicPr>
+                  <pic:blipFill>
+                    <a:blip r:embed="rId12"/>
+                    <a:stretch>
+                      <a:fillRect/>
+                    </a:stretch>
+                  </pic:blipFill>
+                  <pic:spPr>
+                    <a:xfrm>
+                      <a:off x="0" y="0"/>
+                      <a:ext cx="5486400" cy="4005072"/>
+                    </a:xfrm>
+                    <a:prstGeom prst="rect"/>
+                  </pic:spPr>
+                </pic:pic>
+              </a:graphicData>
+            </a:graphic>
+          </wp:inline>
+        </w:drawing>
+      </w:r>
+    </w:p>
+    <w:p>
+      <w:pPr>
+        <w:spacing w:line="336" w:lineRule="auto" w:after="180"/>
+      </w:pPr>
+      <w:r>
+        <w:rPr>
+          <w:b w:val="0"/>
+        </w:rPr>
+        <w:t xml:space="preserve">State bounded claim: B adds one correct photo on this indoor set. → Describe dependence: Ten photos come from five plants; report the grouping. → Present results: Show </w:t>
+      </w:r>
+      <w:r>
+        <w:rPr>
+          <w:b/>
+        </w:rPr>
+        <w:t>70%</w:t>
+      </w:r>
+      <w:r>
+        <w:rPr>
+          <w:b w:val="0"/>
+        </w:rPr>
+        <w:t xml:space="preserve"> and </w:t>
+      </w:r>
+      <w:r>
+        <w:rPr>
+          <w:b/>
+        </w:rPr>
+        <w:t>80%</w:t>
+      </w:r>
+      <w:r>
+        <w:rPr>
+          <w:b w:val="0"/>
+        </w:rPr>
+        <w:t xml:space="preserve"> with counts and case-level outcomes. → Preserve limitations: Do not claim outdoor robustness or ten independent plants.</w:t>
+      </w:r>
+    </w:p>
+    <w:p>
+      <w:pPr>
+        <w:spacing w:line="336" w:lineRule="auto" w:after="180"/>
+        <w:shd w:fill="F5F1FB"/>
+      </w:pPr>
+      <w:r>
+        <w:rPr>
+          <w:b w:val="0"/>
+        </w:rPr>
+        <w:t xml:space="preserve">Point to each numbered stage and explain which recorded </w:t>
+      </w:r>
+      <w:r>
+        <w:rPr>
+          <w:b/>
+        </w:rPr>
+        <w:t>input</w:t>
+      </w:r>
+      <w:r>
+        <w:rPr>
+          <w:b w:val="0"/>
+        </w:rPr>
+        <w:t xml:space="preserve"> it uses.</w:t>
+      </w:r>
+    </w:p>
+    <w:p>
+      <w:pPr>
+        <w:pStyle w:val="Heading3"/>
+      </w:pPr>
+      <w:r>
+        <w:t>My picture explanation, deciding evidence and one limit</w:t>
+      </w:r>
+    </w:p>
+    <w:p>
+      <w:r>
+        <w:t>________________________________________________________________</w:t>
+      </w:r>
+    </w:p>
+    <w:p>
+      <w:r>
+        <w:t>________________________________________________________________</w:t>
+      </w:r>
+    </w:p>
+    <w:p>
+      <w:r>
+        <w:t>________________________________________________________________</w:t>
+      </w:r>
+    </w:p>
+    <w:p>
+      <w:r>
+        <w:t>________________________________________________________________</w:t>
+      </w:r>
+    </w:p>
+    <w:p>
+      <w:pPr>
+        <w:pStyle w:val="Heading3"/>
+      </w:pPr>
+      <w:r>
+        <w:t>03. Indoor capstone photo outcomes</w:t>
+      </w:r>
+    </w:p>
+    <w:p>
+      <w:r>
+        <w:drawing>
+          <wp:inline xmlns:a="http://schemas.openxmlformats.org/drawingml/2006/main" xmlns:pic="http://schemas.openxmlformats.org/drawingml/2006/picture">
+            <wp:extent cx="5486400" cy="2834640"/>
+            <wp:docPr id="5" name="Picture 5" descr="Indoor capstone photo outcomes. Units: correct photos out of 10; five plants. A: 7. B: 8."/>
+            <wp:cNvGraphicFramePr>
+              <a:graphicFrameLocks noChangeAspect="1"/>
+            </wp:cNvGraphicFramePr>
+            <a:graphic>
+              <a:graphicData uri="http://schemas.openxmlformats.org/drawingml/2006/picture">
+                <pic:pic>
+                  <pic:nvPicPr>
+                    <pic:cNvPr id="0" name="academy-story-ai-7-34-03.png"/>
+                    <pic:cNvPicPr/>
+                  </pic:nvPicPr>
+                  <pic:blipFill>
+                    <a:blip r:embed="rId13"/>
+                    <a:stretch>
+                      <a:fillRect/>
+                    </a:stretch>
+                  </pic:blipFill>
+                  <pic:spPr>
+                    <a:xfrm>
+                      <a:off x="0" y="0"/>
+                      <a:ext cx="5486400" cy="2834640"/>
+                    </a:xfrm>
+                    <a:prstGeom prst="rect"/>
+                  </pic:spPr>
+                </pic:pic>
+              </a:graphicData>
+            </a:graphic>
+          </wp:inline>
+        </w:drawing>
+      </w:r>
+    </w:p>
+    <w:p>
+      <w:pPr>
+        <w:spacing w:line="336" w:lineRule="auto" w:after="180"/>
+      </w:pPr>
+      <w:r>
+        <w:rPr>
+          <w:b w:val="0"/>
+        </w:rPr>
+        <w:t>Indoor capstone photo outcomes. Units: correct photos out of 10; five plants. A: 7. B: 8.</w:t>
+      </w:r>
+    </w:p>
+    <w:p>
+      <w:pPr>
+        <w:spacing w:line="336" w:lineRule="auto" w:after="180"/>
+        <w:shd w:fill="F5F1FB"/>
+      </w:pPr>
+      <w:r>
+        <w:rPr>
+          <w:b w:val="0"/>
+        </w:rPr>
+        <w:t>Read the labels and values. Explain the relationship the model shows.</w:t>
+      </w:r>
+    </w:p>
+    <w:p>
+      <w:pPr>
+        <w:pStyle w:val="Heading3"/>
+      </w:pPr>
+      <w:r>
+        <w:t>My picture explanation, deciding evidence and one limit</w:t>
+      </w:r>
+    </w:p>
+    <w:p>
+      <w:r>
+        <w:t>________________________________________________________________</w:t>
+      </w:r>
+    </w:p>
+    <w:p>
+      <w:r>
+        <w:t>________________________________________________________________</w:t>
+      </w:r>
+    </w:p>
+    <w:p>
+      <w:r>
+        <w:t>________________________________________________________________</w:t>
+      </w:r>
+    </w:p>
+    <w:p>
+      <w:r>
+        <w:t>________________________________________________________________</w:t>
+      </w:r>
+    </w:p>
+    <w:p>
+      <w:pPr>
+        <w:pStyle w:val="Heading3"/>
+      </w:pPr>
+      <w:r>
+        <w:t>04. Change one thing. Trace what follows.</w:t>
+      </w:r>
+    </w:p>
+    <w:p>
+      <w:r>
+        <w:drawing>
+          <wp:inline xmlns:a="http://schemas.openxmlformats.org/drawingml/2006/main" xmlns:pic="http://schemas.openxmlformats.org/drawingml/2006/picture">
+            <wp:extent cx="5486400" cy="3026664"/>
+            <wp:docPr id="6" name="Picture 6" descr="Original case: Do not claim outdoor robustness or ten independent plants. Changed condition: The abstract calls the study a test on ten independent plants. Expected result: Correct it to five plants with two views each. Reason: The source-object count, not the photo count, defines the independent plants."/>
+            <wp:cNvGraphicFramePr>
+              <a:graphicFrameLocks noChangeAspect="1"/>
+            </wp:cNvGraphicFramePr>
+            <a:graphic>
+              <a:graphicData uri="http://schemas.openxmlformats.org/drawingml/2006/picture">
+                <pic:pic>
+                  <pic:nvPicPr>
+                    <pic:cNvPr id="0" name="academy-story-ai-7-34-04.png"/>
+                    <pic:cNvPicPr/>
+                  </pic:nvPicPr>
+                  <pic:blipFill>
+                    <a:blip r:embed="rId14"/>
+                    <a:stretch>
+                      <a:fillRect/>
+                    </a:stretch>
+                  </pic:blipFill>
+                  <pic:spPr>
+                    <a:xfrm>
+                      <a:off x="0" y="0"/>
+                      <a:ext cx="5486400" cy="3026664"/>
+                    </a:xfrm>
+                    <a:prstGeom prst="rect"/>
+                  </pic:spPr>
+                </pic:pic>
+              </a:graphicData>
+            </a:graphic>
+          </wp:inline>
+        </w:drawing>
+      </w:r>
+    </w:p>
+    <w:p>
+      <w:pPr>
+        <w:spacing w:line="336" w:lineRule="auto" w:after="180"/>
+      </w:pPr>
+      <w:r>
+        <w:rPr>
+          <w:b w:val="0"/>
+        </w:rPr>
+        <w:t>Original case: Do not claim outdoor robustness or ten independent plants. Changed condition: The abstract calls the study a test on ten independent plants. Expected result: Correct it to five plants with two views each.</w:t>
+      </w:r>
+    </w:p>
+    <w:p>
+      <w:pPr>
+        <w:spacing w:line="336" w:lineRule="auto" w:after="180"/>
+      </w:pPr>
+      <w:r>
+        <w:rPr>
+          <w:b w:val="0"/>
+        </w:rPr>
+        <w:t>Reason: The source-object count, not the photo count, defines the independent plants.</w:t>
+      </w:r>
+    </w:p>
+    <w:p>
+      <w:pPr>
+        <w:spacing w:line="336" w:lineRule="auto" w:after="180"/>
+        <w:shd w:fill="F5F1FB"/>
+      </w:pPr>
+      <w:r>
+        <w:rPr>
+          <w:b w:val="0"/>
+        </w:rPr>
+        <w:t>Predict before checking the worked changed-case result. Name what changed and what the supplied facts allow you to conclude.</w:t>
+      </w:r>
+    </w:p>
+    <w:p>
+      <w:pPr>
+        <w:pStyle w:val="Heading3"/>
+      </w:pPr>
+      <w:r>
+        <w:t>My picture explanation, deciding evidence and one limit</w:t>
+      </w:r>
+    </w:p>
+    <w:p>
+      <w:r>
+        <w:t>________________________________________________________________</w:t>
+      </w:r>
+    </w:p>
+    <w:p>
+      <w:r>
+        <w:t>________________________________________________________________</w:t>
+      </w:r>
+    </w:p>
+    <w:p>
+      <w:r>
+        <w:t>________________________________________________________________</w:t>
+      </w:r>
+    </w:p>
+    <w:p>
+      <w:r>
+        <w:t>________________________________________________________________</w:t>
+      </w:r>
+    </w:p>
+    <w:p>
+      <w:pPr>
+        <w:pStyle w:val="Heading3"/>
+      </w:pPr>
+      <w:r>
+        <w:t>05. Connect the explanation to its limit</w:t>
+      </w:r>
+    </w:p>
+    <w:p>
+      <w:r>
+        <w:drawing>
+          <wp:inline xmlns:a="http://schemas.openxmlformats.org/drawingml/2006/main" xmlns:pic="http://schemas.openxmlformats.org/drawingml/2006/picture">
+            <wp:extent cx="5486400" cy="2834640"/>
+            <wp:docPr id="7" name="Picture 7" descr="A final manuscript aligns question, procedure, evidence and scope. Every figure and conclusion should point back to the records that support it. Limit: No population superiority or significance claim is supplied; dependence and sample coverage need explicit treatment."/>
+            <wp:cNvGraphicFramePr>
+              <a:graphicFrameLocks noChangeAspect="1"/>
+            </wp:cNvGraphicFramePr>
+            <a:graphic>
+              <a:graphicData uri="http://schemas.openxmlformats.org/drawingml/2006/picture">
+                <pic:pic>
+                  <pic:nvPicPr>
+                    <pic:cNvPr id="0" name="academy-story-ai-7-34-05.png"/>
+                    <pic:cNvPicPr/>
+                  </pic:nvPicPr>
+                  <pic:blipFill>
+                    <a:blip r:embed="rId15"/>
+                    <a:stretch>
+                      <a:fillRect/>
+                    </a:stretch>
+                  </pic:blipFill>
+                  <pic:spPr>
+                    <a:xfrm>
+                      <a:off x="0" y="0"/>
+                      <a:ext cx="5486400" cy="2834640"/>
+                    </a:xfrm>
+                    <a:prstGeom prst="rect"/>
+                  </pic:spPr>
+                </pic:pic>
+              </a:graphicData>
+            </a:graphic>
+          </wp:inline>
+        </w:drawing>
+      </w:r>
+    </w:p>
+    <w:p>
+      <w:pPr>
+        <w:spacing w:line="336" w:lineRule="auto" w:after="180"/>
+      </w:pPr>
+      <w:r>
+        <w:rPr>
+          <w:b w:val="0"/>
+        </w:rPr>
+        <w:t xml:space="preserve">A final manuscript aligns question, procedure, </w:t>
+      </w:r>
+      <w:r>
+        <w:rPr>
+          <w:b/>
+        </w:rPr>
+        <w:t>evidence</w:t>
+      </w:r>
+      <w:r>
+        <w:rPr>
+          <w:b w:val="0"/>
+        </w:rPr>
+        <w:t xml:space="preserve"> and scope. Every figure and conclusion should point back to the records that support it.</w:t>
+      </w:r>
+    </w:p>
+    <w:p>
+      <w:pPr>
+        <w:spacing w:line="336" w:lineRule="auto" w:after="180"/>
+      </w:pPr>
+      <w:r>
+        <w:rPr>
+          <w:b w:val="0"/>
+        </w:rPr>
+        <w:t>Limit: No population superiority or significance claim is supplied; dependence and sample coverage need explicit treatment.</w:t>
+      </w:r>
+    </w:p>
+    <w:p>
+      <w:pPr>
+        <w:spacing w:line="336" w:lineRule="auto" w:after="180"/>
+        <w:shd w:fill="F5F1FB"/>
+      </w:pPr>
+      <w:r>
+        <w:rPr>
+          <w:b w:val="0"/>
+        </w:rPr>
+        <w:t>Explain the case, then point to a limit on the claim.</w:t>
+      </w:r>
+    </w:p>
+    <w:p>
+      <w:pPr>
+        <w:pStyle w:val="Heading3"/>
+      </w:pPr>
+      <w:r>
+        <w:t>My picture explanation, deciding evidence and one limit</w:t>
+      </w:r>
+    </w:p>
+    <w:p>
+      <w:r>
+        <w:t>________________________________________________________________</w:t>
+      </w:r>
+    </w:p>
+    <w:p>
+      <w:r>
+        <w:t>________________________________________________________________</w:t>
+      </w:r>
+    </w:p>
+    <w:p>
+      <w:r>
+        <w:t>________________________________________________________________</w:t>
+      </w:r>
+    </w:p>
+    <w:p>
+      <w:r>
+        <w:t>________________________________________________________________</w:t>
+      </w:r>
+    </w:p>
+    <w:p>
+      <w:pPr>
+        <w:pStyle w:val="Heading3"/>
+      </w:pPr>
+      <w:r>
+        <w:t>06. Make the idea visible in your project</w:t>
+      </w:r>
+    </w:p>
+    <w:p>
+      <w:r>
+        <w:drawing>
+          <wp:inline xmlns:a="http://schemas.openxmlformats.org/drawingml/2006/main" xmlns:pic="http://schemas.openxmlformats.org/drawingml/2006/picture">
+            <wp:extent cx="5486400" cy="3681984"/>
+            <wp:docPr id="8" name="Picture 8" descr="For the Reproducible AI Research Study, retain an annotated worked trace and the changed-case reasoning. Connect the claim to its records, units and assumptions so another investigator can challenge or reproduce it. Draw your input, deciding step, result and limit. Supported question: Connect the manuscript’s 7/10 and 8/10 scores to the five-plant grouping. Which abstract claim must be corrected if it says ten independent plants?"/>
+            <wp:cNvGraphicFramePr>
+              <a:graphicFrameLocks noChangeAspect="1"/>
+            </wp:cNvGraphicFramePr>
+            <a:graphic>
+              <a:graphicData uri="http://schemas.openxmlformats.org/drawingml/2006/picture">
+                <pic:pic>
+                  <pic:nvPicPr>
+                    <pic:cNvPr id="0" name="academy-story-ai-7-34-06.png"/>
+                    <pic:cNvPicPr/>
+                  </pic:nvPicPr>
+                  <pic:blipFill>
+                    <a:blip r:embed="rId16"/>
+                    <a:stretch>
+                      <a:fillRect/>
+                    </a:stretch>
+                  </pic:blipFill>
+                  <pic:spPr>
+                    <a:xfrm>
+                      <a:off x="0" y="0"/>
+                      <a:ext cx="5486400" cy="3681984"/>
+                    </a:xfrm>
+                    <a:prstGeom prst="rect"/>
+                  </pic:spPr>
+                </pic:pic>
+              </a:graphicData>
+            </a:graphic>
+          </wp:inline>
+        </w:drawing>
+      </w:r>
+    </w:p>
+    <w:p>
+      <w:pPr>
+        <w:spacing w:line="336" w:lineRule="auto" w:after="180"/>
+      </w:pPr>
+      <w:r>
+        <w:rPr>
+          <w:b w:val="0"/>
+        </w:rPr>
+        <w:t>For the Reproducible AI Research Study, retain an annotated worked trace and the changed-case reasoning. Connect the claim to its records, units and assumptions so another investigator can challenge or reproduce it.</w:t>
+      </w:r>
+    </w:p>
+    <w:p>
+      <w:pPr>
+        <w:spacing w:line="336" w:lineRule="auto" w:after="180"/>
+      </w:pPr>
+      <w:r>
+        <w:rPr>
+          <w:b w:val="0"/>
+        </w:rPr>
+        <w:t xml:space="preserve">Draw your </w:t>
+      </w:r>
+      <w:r>
+        <w:rPr>
+          <w:b/>
+        </w:rPr>
+        <w:t>input</w:t>
+      </w:r>
+      <w:r>
+        <w:rPr>
+          <w:b w:val="0"/>
+        </w:rPr>
+        <w:t>, deciding step, result and limit. Supported question: Connect the manuscript’s 7/10 and 8/10 scores to the five-plant grouping. Which abstract claim must be corrected if it says ten independent plants?</w:t>
+      </w:r>
+    </w:p>
+    <w:p>
+      <w:pPr>
+        <w:spacing w:line="336" w:lineRule="auto" w:after="180"/>
+        <w:shd w:fill="F5F1FB"/>
+      </w:pPr>
+      <w:r>
+        <w:rPr>
+          <w:b w:val="0"/>
+        </w:rPr>
+        <w:t xml:space="preserve">Draw your project trace and justify the deciding step using </w:t>
+      </w:r>
+      <w:r>
+        <w:rPr>
+          <w:b/>
+        </w:rPr>
+        <w:t>evidence</w:t>
+      </w:r>
+      <w:r>
+        <w:rPr>
+          <w:b w:val="0"/>
+        </w:rPr>
+        <w:t>.</w:t>
+      </w:r>
+    </w:p>
+    <w:p>
+      <w:pPr>
+        <w:pStyle w:val="Heading3"/>
+      </w:pPr>
+      <w:r>
+        <w:t>My picture explanation, deciding evidence and one limit</w:t>
       </w:r>
     </w:p>
     <w:p>

--- a/downloads/workbook/ai-7-week-34.docx
+++ b/downloads/workbook/ai-7-week-34.docx
@@ -25,22 +25,45 @@
         <w:pStyle w:val="Heading1"/>
       </w:pPr>
       <w:r>
-        <w:t>01. Recall and choose your starting point</w:t>
-      </w:r>
-    </w:p>
-    <w:p>
-      <w:r>
-        <w:t>Record your starting explanation for Final project manuscript before opening notes. Show any later correction separately.</w:t>
-      </w:r>
-    </w:p>
-    <w:p>
-      <w:pPr>
-        <w:spacing w:line="336" w:lineRule="auto" w:after="180"/>
-      </w:pPr>
-      <w:r>
-        <w:rPr>
-          <w:b w:val="0"/>
-        </w:rPr>
+        <w:t>One complete research-case evidence record.</w:t>
+      </w:r>
+    </w:p>
+    <w:p>
+      <w:r>
+        <w:t>Preserve failures, grouping and missing outcomes consistently across abstract, tables, figures and artifacts.</w:t>
+      </w:r>
+    </w:p>
+    <w:p>
+      <w:r>
+        <w:t>Recall → W1–W3/W5 → independent case → project evidence → feedback and delayed return.</w:t>
+      </w:r>
+    </w:p>
+    <w:p>
+      <w:pPr>
+        <w:pStyle w:val="Heading1"/>
+      </w:pPr>
+      <w:r>
+        <w:t>01. Recall · Retrieve before notes</w:t>
+      </w:r>
+    </w:p>
+    <w:p>
+      <w:r>
+        <w:t>Keep this task’s inputs,rule and response together.</w:t>
+      </w:r>
+    </w:p>
+    <w:p>
+      <w:pPr>
+        <w:pStyle w:val="Heading2"/>
+      </w:pPr>
+      <w:r>
+        <w:t>Complete task and evidence</w:t>
+      </w:r>
+    </w:p>
+    <w:p>
+      <w:pPr>
+        <w:pStyle w:val="ListBullet"/>
+      </w:pPr>
+      <w:r>
         <w:t>Try the recall before opening notes. Then use a different colour or a labelled second line to correct your explanation.</w:t>
       </w:r>
     </w:p>
@@ -54,12 +77,9 @@
     </w:p>
     <w:p>
       <w:pPr>
-        <w:spacing w:line="336" w:lineRule="auto" w:after="180"/>
-      </w:pPr>
-      <w:r>
-        <w:rPr>
-          <w:b w:val="0"/>
-        </w:rPr>
+        <w:pStyle w:val="ListBullet"/>
+      </w:pPr>
+      <w:r>
         <w:t>Without opening the old lesson, explain one key idea from Independent reproduction check. Give an example and a mistake that the idea helps you avoid.</w:t>
       </w:r>
     </w:p>
@@ -96,12 +116,9 @@
     </w:p>
     <w:p>
       <w:pPr>
-        <w:spacing w:line="336" w:lineRule="auto" w:after="180"/>
-      </w:pPr>
-      <w:r>
-        <w:rPr>
-          <w:b w:val="0"/>
-        </w:rPr>
+        <w:pStyle w:val="ListBullet"/>
+      </w:pPr>
+      <w:r>
         <w:t>Without opening the old lesson, explain one key idea from Writing results and limitations. Give an example and a mistake that the idea helps you avoid.</w:t>
       </w:r>
     </w:p>
@@ -138,12 +155,9 @@
     </w:p>
     <w:p>
       <w:pPr>
-        <w:spacing w:line="336" w:lineRule="auto" w:after="180"/>
-      </w:pPr>
-      <w:r>
-        <w:rPr>
-          <w:b w:val="0"/>
-        </w:rPr>
+        <w:pStyle w:val="ListBullet"/>
+      </w:pPr>
+      <w:r>
         <w:t>Without opening the old lesson, explain one key idea from Negative results and claim revision. Give an example and a mistake that the idea helps you avoid.</w:t>
       </w:r>
     </w:p>
@@ -175,23 +189,95 @@
         <w:pStyle w:val="Heading1"/>
       </w:pPr>
       <w:r>
-        <w:t>02. Practise with fading help</w:t>
-      </w:r>
-    </w:p>
-    <w:p>
-      <w:r>
-        <w:t>Complete the supported Final project manuscript trace and record the first step you can explain without help.</w:t>
-      </w:r>
-    </w:p>
-    <w:p>
-      <w:pPr>
-        <w:spacing w:line="336" w:lineRule="auto" w:after="180"/>
-      </w:pPr>
-      <w:r>
-        <w:rPr>
-          <w:b w:val="0"/>
-        </w:rPr>
-        <w:t>Use W2: Trace the worked case for Final project manuscript. Record the answer once; the lesson and workbook refer to the same attempt.</w:t>
+        <w:t>05. W1 · Explain the current example</w:t>
+      </w:r>
+    </w:p>
+    <w:p>
+      <w:r>
+        <w:t>Keep this task’s inputs,rule and response together.</w:t>
+      </w:r>
+    </w:p>
+    <w:p>
+      <w:pPr>
+        <w:pStyle w:val="Heading2"/>
+      </w:pPr>
+      <w:r>
+        <w:t>Complete task and evidence</w:t>
+      </w:r>
+    </w:p>
+    <w:p>
+      <w:pPr>
+        <w:pStyle w:val="ListBullet"/>
+      </w:pPr>
+      <w:r>
+        <w:t>A final manuscript aligns question, methods, results, limitations and reproducibility artifacts. Main raw result eighteen passes out of twenty evaluated is 90%, not the abstract’s 100%; restore the two failures omitted from the figure and link every view to the correct record/version. Separate picture has A 7/10 = 70%, B 8/10 = 80% on indoor photos, a one-photo or ten-point descriptive gain. Ten photos come from five plants with two views each; report that grouping rather than ten independent plants. Five source IDs alone do not establish sampling independence. Case-level and plant-level outcomes are not supplied, so no invented transitions or plant-level rate are justified. Indoor coverage does not establish outdoor robustness, population superiority or significance. Keep exploratory versions and unassessed outcomes visible. Missing artifact IDs remain unknown. A complete manuscript is a traceable account, not a guarantee that the design or interpretation is valid.</w:t>
+      </w:r>
+    </w:p>
+    <w:p>
+      <w:pPr>
+        <w:pStyle w:val="ListBullet"/>
+      </w:pPr>
+      <w:r>
+        <w:t>Explain the weekly mechanism in your own words. Use the worked scenario to name its input, decision rule and output.</w:t>
+      </w:r>
+    </w:p>
+    <w:p>
+      <w:pPr>
+        <w:pStyle w:val="Heading3"/>
+      </w:pPr>
+      <w:r>
+        <w:t>My reasoning and evidence</w:t>
+      </w:r>
+    </w:p>
+    <w:p>
+      <w:r>
+        <w:t>________________________________________________________________</w:t>
+      </w:r>
+    </w:p>
+    <w:p>
+      <w:r>
+        <w:t>________________________________________________________________</w:t>
+      </w:r>
+    </w:p>
+    <w:p>
+      <w:r>
+        <w:t>________________________________________________________________</w:t>
+      </w:r>
+    </w:p>
+    <w:p>
+      <w:r>
+        <w:t>________________________________________________________________</w:t>
+      </w:r>
+    </w:p>
+    <w:p>
+      <w:r>
+        <w:t>________________________________________________________________</w:t>
+      </w:r>
+    </w:p>
+    <w:p>
+      <w:r>
+        <w:t>________________________________________________________________</w:t>
+      </w:r>
+    </w:p>
+    <w:p>
+      <w:pPr>
+        <w:pStyle w:val="Heading1"/>
+      </w:pPr>
+      <w:r>
+        <w:t>06. W2 · Trace the worked case</w:t>
+      </w:r>
+    </w:p>
+    <w:p>
+      <w:r>
+        <w:t>Keep the supplied inputs, comparison rule and evidence together.</w:t>
+      </w:r>
+    </w:p>
+    <w:p>
+      <w:pPr>
+        <w:pStyle w:val="Heading2"/>
+      </w:pPr>
+      <w:r>
+        <w:t>Complete task and evidence</w:t>
       </w:r>
     </w:p>
     <w:tbl>
@@ -201,10 +287,9 @@
         <w:tblLook w:firstColumn="1" w:firstRow="1" w:lastColumn="0" w:lastRow="0" w:noHBand="0" w:noVBand="1" w:val="04A0"/>
       </w:tblPr>
       <w:tblGrid>
-        <w:gridCol w:w="2556"/>
-        <w:gridCol w:w="2556"/>
-        <w:gridCol w:w="2556"/>
-        <w:gridCol w:w="2556"/>
+        <w:gridCol w:w="3408"/>
+        <w:gridCol w:w="3408"/>
+        <w:gridCol w:w="3408"/>
       </w:tblGrid>
       <w:tr>
         <w:trPr>
@@ -212,41 +297,31 @@
         </w:trPr>
         <w:tc>
           <w:tcPr>
-            <w:tcW w:type="dxa" w:w="2556"/>
+            <w:tcW w:type="dxa" w:w="3408"/>
           </w:tcPr>
           <w:p>
             <w:r>
-              <w:t>Given inputs</w:t>
+              <w:t>Main manuscript location</w:t>
             </w:r>
           </w:p>
         </w:tc>
         <w:tc>
           <w:tcPr>
-            <w:tcW w:type="dxa" w:w="2556"/>
+            <w:tcW w:type="dxa" w:w="3408"/>
           </w:tcPr>
           <w:p>
             <w:r>
-              <w:t>Procedure I chose</w:t>
+              <w:t>Current inconsistency</w:t>
             </w:r>
           </w:p>
         </w:tc>
         <w:tc>
           <w:tcPr>
-            <w:tcW w:type="dxa" w:w="2556"/>
+            <w:tcW w:type="dxa" w:w="3408"/>
           </w:tcPr>
           <w:p>
             <w:r>
-              <w:t>Middle steps</w:t>
-            </w:r>
-          </w:p>
-        </w:tc>
-        <w:tc>
-          <w:tcPr>
-            <w:tcW w:type="dxa" w:w="2556"/>
-          </w:tcPr>
-          <w:p>
-            <w:r>
-              <w:t>Result and check</w:t>
+              <w:t>Supported correction</w:t>
             </w:r>
           </w:p>
         </w:tc>
@@ -254,44 +329,218 @@
       <w:tr>
         <w:tc>
           <w:tcPr>
-            <w:tcW w:type="dxa" w:w="2556"/>
+            <w:tcW w:type="dxa" w:w="3408"/>
           </w:tcPr>
           <w:p>
-            <w:r/>
+            <w:r>
+              <w:t>Raw results table</w:t>
+            </w:r>
           </w:p>
         </w:tc>
         <w:tc>
           <w:tcPr>
-            <w:tcW w:type="dxa" w:w="2556"/>
+            <w:tcW w:type="dxa" w:w="3408"/>
           </w:tcPr>
           <w:p>
-            <w:r/>
+            <w:r>
+              <w:t>18/20</w:t>
+            </w:r>
           </w:p>
         </w:tc>
         <w:tc>
           <w:tcPr>
-            <w:tcW w:type="dxa" w:w="2556"/>
+            <w:tcW w:type="dxa" w:w="3408"/>
           </w:tcPr>
           <w:p>
-            <w:r/>
+            <w:r>
+              <w:t>Keep original twenty-case record</w:t>
+            </w:r>
+          </w:p>
+        </w:tc>
+      </w:tr>
+      <w:tr>
+        <w:tc>
+          <w:tcPr>
+            <w:tcW w:type="dxa" w:w="3408"/>
+          </w:tcPr>
+          <w:p>
+            <w:r>
+              <w:t>Abstract</w:t>
+            </w:r>
           </w:p>
         </w:tc>
         <w:tc>
           <w:tcPr>
-            <w:tcW w:type="dxa" w:w="2556"/>
+            <w:tcW w:type="dxa" w:w="3408"/>
           </w:tcPr>
           <w:p>
-            <w:r/>
+            <w:r>
+              <w:t>100% success</w:t>
+            </w:r>
+          </w:p>
+        </w:tc>
+        <w:tc>
+          <w:tcPr>
+            <w:tcW w:type="dxa" w:w="3408"/>
+          </w:tcPr>
+          <w:p>
+            <w:r>
+              <w:t>18/20 = 90% on these evaluated cases</w:t>
+            </w:r>
+          </w:p>
+        </w:tc>
+      </w:tr>
+      <w:tr>
+        <w:tc>
+          <w:tcPr>
+            <w:tcW w:type="dxa" w:w="3408"/>
+          </w:tcPr>
+          <w:p>
+            <w:r>
+              <w:t>Figure</w:t>
+            </w:r>
+          </w:p>
+        </w:tc>
+        <w:tc>
+          <w:tcPr>
+            <w:tcW w:type="dxa" w:w="3408"/>
+          </w:tcPr>
+          <w:p>
+            <w:r>
+              <w:t>Two failures absent</w:t>
+            </w:r>
+          </w:p>
+        </w:tc>
+        <w:tc>
+          <w:tcPr>
+            <w:tcW w:type="dxa" w:w="3408"/>
+          </w:tcPr>
+          <w:p>
+            <w:r>
+              <w:t>Restore both failures and total twenty</w:t>
+            </w:r>
+          </w:p>
+        </w:tc>
+      </w:tr>
+      <w:tr>
+        <w:tc>
+          <w:tcPr>
+            <w:tcW w:type="dxa" w:w="3408"/>
+          </w:tcPr>
+          <w:p>
+            <w:r>
+              <w:t>Failure count</w:t>
+            </w:r>
+          </w:p>
+        </w:tc>
+        <w:tc>
+          <w:tcPr>
+            <w:tcW w:type="dxa" w:w="3408"/>
+          </w:tcPr>
+          <w:p>
+            <w:r>
+              <w:t>Hidden by headline/figure</w:t>
+            </w:r>
+          </w:p>
+        </w:tc>
+        <w:tc>
+          <w:tcPr>
+            <w:tcW w:type="dxa" w:w="3408"/>
+          </w:tcPr>
+          <w:p>
+            <w:r>
+              <w:t>Two failures explicitly reported</w:t>
+            </w:r>
+          </w:p>
+        </w:tc>
+      </w:tr>
+      <w:tr>
+        <w:tc>
+          <w:tcPr>
+            <w:tcW w:type="dxa" w:w="3408"/>
+          </w:tcPr>
+          <w:p>
+            <w:r>
+              <w:t>Run/artifact references</w:t>
+            </w:r>
+          </w:p>
+        </w:tc>
+        <w:tc>
+          <w:tcPr>
+            <w:tcW w:type="dxa" w:w="3408"/>
+          </w:tcPr>
+          <w:p>
+            <w:r>
+              <w:t>Need consistency</w:t>
+            </w:r>
+          </w:p>
+        </w:tc>
+        <w:tc>
+          <w:tcPr>
+            <w:tcW w:type="dxa" w:w="3408"/>
+          </w:tcPr>
+          <w:p>
+            <w:r>
+              <w:t>Identify the actual linked record; no fabricated IDs</w:t>
+            </w:r>
+          </w:p>
+        </w:tc>
+      </w:tr>
+      <w:tr>
+        <w:tc>
+          <w:tcPr>
+            <w:tcW w:type="dxa" w:w="3408"/>
+          </w:tcPr>
+          <w:p>
+            <w:r>
+              <w:t>Broader claim</w:t>
+            </w:r>
+          </w:p>
+        </w:tc>
+        <w:tc>
+          <w:tcPr>
+            <w:tcW w:type="dxa" w:w="3408"/>
+          </w:tcPr>
+          <w:p>
+            <w:r>
+              <w:t>Not established</w:t>
+            </w:r>
+          </w:p>
+        </w:tc>
+        <w:tc>
+          <w:tcPr>
+            <w:tcW w:type="dxa" w:w="3408"/>
+          </w:tcPr>
+          <w:p>
+            <w:r>
+              <w:t>Keep case/outcome scope attached</w:t>
+            </w:r>
           </w:p>
         </w:tc>
       </w:tr>
     </w:tbl>
     <w:p>
       <w:pPr>
+        <w:pStyle w:val="ListBullet"/>
+      </w:pPr>
+      <w:r>
+        <w:t>A final manuscript aligns question, methods, results, limitations and reproducibility artifacts. Main raw result eighteen passes out of twenty evaluated is 90%, not the abstract’s 100%; restore the two failures omitted from the figure and link every view to the correct record/version. Separate picture has A 7/10 = 70%, B 8/10 = 80% on indoor photos, a one-photo or ten-point descriptive gain. Ten photos come from five plants with two views each; report that grouping rather than ten independent plants. Five source IDs alone do not establish sampling independence. Case-level and plant-level outcomes are not supplied, so no invented transitions or plant-level rate are justified. Indoor coverage does not establish outdoor robustness, population superiority or significance. Keep exploratory versions and unassessed outcomes visible. Missing artifact IDs remain unknown. A complete manuscript is a traceable account, not a guarantee that the design or interpretation is valid.</w:t>
+      </w:r>
+    </w:p>
+    <w:p>
+      <w:pPr>
+        <w:pStyle w:val="ListBullet"/>
+      </w:pPr>
+      <w:r>
+        <w:t>Abstract says 100% success; results table shows 18/20, and two failures are omitted from the figure. Show the intermediate steps and give the conclusion with its scope.</w:t>
+      </w:r>
+    </w:p>
+    <w:p>
+      <w:pPr>
         <w:pStyle w:val="Heading3"/>
       </w:pPr>
       <w:r>
-        <w:t>The step I completed without help, and the hint I needed</w:t>
+        <w:t>My reasoning and evidence</w:t>
       </w:r>
     </w:p>
     <w:p>
@@ -310,38 +559,60 @@
       </w:r>
     </w:p>
     <w:p>
+      <w:r>
+        <w:t>________________________________________________________________</w:t>
+      </w:r>
+    </w:p>
+    <w:p>
+      <w:r>
+        <w:t>________________________________________________________________</w:t>
+      </w:r>
+    </w:p>
+    <w:p>
+      <w:r>
+        <w:t>________________________________________________________________</w:t>
+      </w:r>
+    </w:p>
+    <w:p>
+      <w:r>
+        <w:t>________________________________________________________________</w:t>
+      </w:r>
+    </w:p>
+    <w:p>
       <w:pPr>
         <w:pStyle w:val="Heading1"/>
       </w:pPr>
       <w:r>
-        <w:t>03. Individual reasoning check</w:t>
-      </w:r>
-    </w:p>
-    <w:p>
-      <w:r>
-        <w:t>Check the proposed Final project manuscript explanation against the supplied facts before discussing it.</w:t>
-      </w:r>
-    </w:p>
-    <w:p>
-      <w:pPr>
-        <w:spacing w:line="336" w:lineRule="auto" w:after="180"/>
-      </w:pPr>
-      <w:r>
-        <w:rPr>
-          <w:b w:val="0"/>
-        </w:rPr>
-        <w:t>Use the worked case for Final project manuscript. Proposed explanation: “The worked result establishes every future case”. Decide whether this explanation is supported.</w:t>
-      </w:r>
-    </w:p>
-    <w:p>
-      <w:pPr>
-        <w:spacing w:line="336" w:lineRule="auto" w:after="180"/>
-      </w:pPr>
-      <w:r>
-        <w:rPr>
-          <w:b w:val="0"/>
-        </w:rPr>
-        <w:t>Point to the step or supplied fact that decides; explain your repair if needed.</w:t>
+        <w:t>07. W3 · Repair a misconception</w:t>
+      </w:r>
+    </w:p>
+    <w:p>
+      <w:r>
+        <w:t>Keep this task’s inputs,rule and response together.</w:t>
+      </w:r>
+    </w:p>
+    <w:p>
+      <w:pPr>
+        <w:pStyle w:val="Heading2"/>
+      </w:pPr>
+      <w:r>
+        <w:t>Complete task and evidence</w:t>
+      </w:r>
+    </w:p>
+    <w:p>
+      <w:pPr>
+        <w:pStyle w:val="ListBullet"/>
+      </w:pPr>
+      <w:r>
+        <w:t>A final manuscript aligns question, methods, results, limitations and reproducibility artifacts. Main raw result eighteen passes out of twenty evaluated is 90%, not the abstract’s 100%; restore the two failures omitted from the figure and link every view to the correct record/version. Separate picture has A 7/10 = 70%, B 8/10 = 80% on indoor photos, a one-photo or ten-point descriptive gain. Ten photos come from five plants with two views each; report that grouping rather than ten independent plants. Five source IDs alone do not establish sampling independence. Case-level and plant-level outcomes are not supplied, so no invented transitions or plant-level rate are justified. Indoor coverage does not establish outdoor robustness, population superiority or significance. Keep exploratory versions and unassessed outcomes visible. Missing artifact IDs remain unknown. A complete manuscript is a traceable account, not a guarantee that the design or interpretation is valid.</w:t>
+      </w:r>
+    </w:p>
+    <w:p>
+      <w:pPr>
+        <w:pStyle w:val="ListBullet"/>
+      </w:pPr>
+      <w:r>
+        <w:t>A report omits this qualification: A manuscript is ready only when its claims and artifacts align; formatting alone cannot certify evidence. Explain how omitting it could change a reader's interpretation, and write an accurate replacement.</w:t>
       </w:r>
     </w:p>
     <w:p>
@@ -349,7 +620,7 @@
         <w:pStyle w:val="Heading3"/>
       </w:pPr>
       <w:r>
-        <w:t>My explanation before partner discussion</w:t>
+        <w:t>My reasoning and evidence</w:t>
       </w:r>
     </w:p>
     <w:p>
@@ -373,16 +644,50 @@
       </w:r>
     </w:p>
     <w:p>
+      <w:r>
+        <w:t>________________________________________________________________</w:t>
+      </w:r>
+    </w:p>
+    <w:p>
+      <w:r>
+        <w:t>________________________________________________________________</w:t>
+      </w:r>
+    </w:p>
+    <w:p>
       <w:pPr>
         <w:pStyle w:val="Heading1"/>
       </w:pPr>
       <w:r>
-        <w:t>04. Independent transfer case</w:t>
-      </w:r>
-    </w:p>
-    <w:p>
-      <w:r>
-        <w:t>Write one first attempt at the reserved independent case before feedback. Repeated copies of that case refer to the same recorded attempt.</w:t>
+        <w:t>09. W5 · Explain the limitation</w:t>
+      </w:r>
+    </w:p>
+    <w:p>
+      <w:r>
+        <w:t>Keep this task’s inputs,rule and response together.</w:t>
+      </w:r>
+    </w:p>
+    <w:p>
+      <w:pPr>
+        <w:pStyle w:val="Heading2"/>
+      </w:pPr>
+      <w:r>
+        <w:t>Complete task and evidence</w:t>
+      </w:r>
+    </w:p>
+    <w:p>
+      <w:pPr>
+        <w:pStyle w:val="ListBullet"/>
+      </w:pPr>
+      <w:r>
+        <w:t>A final manuscript aligns question, methods, results, limitations and reproducibility artifacts. Main raw result eighteen passes out of twenty evaluated is 90%, not the abstract’s 100%; restore the two failures omitted from the figure and link every view to the correct record/version. Separate picture has A 7/10 = 70%, B 8/10 = 80% on indoor photos, a one-photo or ten-point descriptive gain. Ten photos come from five plants with two views each; report that grouping rather than ten independent plants. Five source IDs alone do not establish sampling independence. Case-level and plant-level outcomes are not supplied, so no invented transitions or plant-level rate are justified. Indoor coverage does not establish outdoor robustness, population superiority or significance. Keep exploratory versions and unassessed outcomes visible. Missing artifact IDs remain unknown. A complete manuscript is a traceable account, not a guarantee that the design or interpretation is valid.</w:t>
+      </w:r>
+    </w:p>
+    <w:p>
+      <w:pPr>
+        <w:pStyle w:val="ListBullet"/>
+      </w:pPr>
+      <w:r>
+        <w:t>For the worked scenario, propose one additional case that could reveal a failure, describe its expected outcome before running it, and explain what would need to remain fixed for a fair comparison. Do not reuse W4 as a new final test after receiving feedback.</w:t>
       </w:r>
     </w:p>
     <w:p>
@@ -390,18 +695,79 @@
         <w:pStyle w:val="Heading3"/>
       </w:pPr>
       <w:r>
+        <w:t>My reasoning and evidence</w:t>
+      </w:r>
+    </w:p>
+    <w:p>
+      <w:r>
+        <w:t>________________________________________________________________</w:t>
+      </w:r>
+    </w:p>
+    <w:p>
+      <w:r>
+        <w:t>________________________________________________________________</w:t>
+      </w:r>
+    </w:p>
+    <w:p>
+      <w:r>
+        <w:t>________________________________________________________________</w:t>
+      </w:r>
+    </w:p>
+    <w:p>
+      <w:r>
+        <w:t>________________________________________________________________</w:t>
+      </w:r>
+    </w:p>
+    <w:p>
+      <w:r>
+        <w:t>________________________________________________________________</w:t>
+      </w:r>
+    </w:p>
+    <w:p>
+      <w:r>
+        <w:t>________________________________________________________________</w:t>
+      </w:r>
+    </w:p>
+    <w:p>
+      <w:r>
+        <w:t>________________________________________________________________</w:t>
+      </w:r>
+    </w:p>
+    <w:p>
+      <w:pPr>
+        <w:pStyle w:val="Heading1"/>
+      </w:pPr>
+      <w:r>
+        <w:t>04. Try alone · Selected transfer</w:t>
+      </w:r>
+    </w:p>
+    <w:p>
+      <w:r>
+        <w:t>Keep this task’s inputs,rule and response together.</w:t>
+      </w:r>
+    </w:p>
+    <w:p>
+      <w:pPr>
+        <w:pStyle w:val="Heading2"/>
+      </w:pPr>
+      <w:r>
+        <w:t>Complete task and evidence</w:t>
+      </w:r>
+    </w:p>
+    <w:p>
+      <w:pPr>
+        <w:pStyle w:val="Heading3"/>
+      </w:pPr>
+      <w:r>
         <w:t>Independent case: Apply a new case independently</w:t>
       </w:r>
     </w:p>
     <w:p>
       <w:pPr>
-        <w:spacing w:line="336" w:lineRule="auto" w:after="180"/>
-      </w:pPr>
-      <w:r>
-        <w:rPr>
-          <w:b w:val="0"/>
-        </w:rPr>
-        <w:t>Manuscript says12 evaluated cases, raw record has10 completed and2 missing with8 passes. Correct the summary.</w:t>
+        <w:pStyle w:val="ListBullet"/>
+      </w:pPr>
+      <w:r>
+        <w:t>Manuscript says 12 evaluated cases, raw record has 10 completed and 2 missing with 8 passes. Correct the summary.</w:t>
       </w:r>
     </w:p>
     <w:p>
@@ -449,12 +815,9 @@
     </w:p>
     <w:p>
       <w:pPr>
-        <w:spacing w:line="336" w:lineRule="auto" w:after="180"/>
-      </w:pPr>
-      <w:r>
-        <w:rPr>
-          <w:b w:val="0"/>
-        </w:rPr>
+        <w:pStyle w:val="ListBullet"/>
+      </w:pPr>
+      <w:r>
         <w:t>Attempt this case before feedback. Record any help. Earlier examples below are further practice; a case already practised with feedback cannot establish fresh transfer.</w:t>
       </w:r>
     </w:p>
@@ -463,59 +826,28 @@
         <w:pStyle w:val="Heading1"/>
       </w:pPr>
       <w:r>
-        <w:t>05. W1 Explain the mechanism</w:t>
-      </w:r>
-    </w:p>
-    <w:p>
-      <w:r>
-        <w:t>Explain the mechanism. Apply the supplied Final project manuscript facts and keep your reasoning.</w:t>
-      </w:r>
-    </w:p>
-    <w:p>
-      <w:pPr>
-        <w:spacing w:line="336" w:lineRule="auto" w:after="180"/>
-      </w:pPr>
-      <w:r>
-        <w:rPr>
-          <w:b w:val="0"/>
-        </w:rPr>
-        <w:t xml:space="preserve">Explain the weekly </w:t>
-      </w:r>
-      <w:r>
-        <w:rPr>
-          <w:b/>
-        </w:rPr>
-        <w:t>mechanism</w:t>
-      </w:r>
-      <w:r>
-        <w:rPr>
-          <w:b w:val="0"/>
-        </w:rPr>
-        <w:t xml:space="preserve"> in your own words. Use the worked scenario to name its </w:t>
-      </w:r>
-      <w:r>
-        <w:rPr>
-          <w:b/>
-        </w:rPr>
-        <w:t>input</w:t>
-      </w:r>
-      <w:r>
-        <w:rPr>
-          <w:b w:val="0"/>
-        </w:rPr>
-        <w:t xml:space="preserve">, decision rule and </w:t>
-      </w:r>
-      <w:r>
-        <w:rPr>
-          <w:b/>
-        </w:rPr>
-        <w:t>output</w:t>
-      </w:r>
-      <w:r>
-        <w:rPr>
-          <w:b w:val="0"/>
-        </w:rPr>
-        <w:t>.</w:t>
+        <w:t>10. Project · Keep the research evidence</w:t>
+      </w:r>
+    </w:p>
+    <w:p>
+      <w:r>
+        <w:t>Preserve the question, protocol, observations, analysis and limits.</w:t>
+      </w:r>
+    </w:p>
+    <w:p>
+      <w:pPr>
+        <w:pStyle w:val="Heading2"/>
+      </w:pPr>
+      <w:r>
+        <w:t>Complete task and evidence</w:t>
+      </w:r>
+    </w:p>
+    <w:p>
+      <w:pPr>
+        <w:pStyle w:val="ListBullet"/>
+      </w:pPr>
+      <w:r>
+        <w:t>For Reproducible AI Research Study, use this week’s independent task as a rehearsal for the final evidence pack: Manuscript says 12 evaluated cases, raw record has 10 completed and 2 missing with 8 passes. Correct the summary. Keep actual observations separate from expected results, preserve failures, compare a baseline and explain the limits.</w:t>
       </w:r>
     </w:p>
     <w:p>
@@ -523,7 +855,7 @@
         <w:pStyle w:val="Heading3"/>
       </w:pPr>
       <w:r>
-        <w:t>My reasoning and evidence</w:t>
+        <w:t>My project change, supporting evidence and remaining limit</w:t>
       </w:r>
     </w:p>
     <w:p>
@@ -561,411 +893,20 @@
         <w:pStyle w:val="Heading1"/>
       </w:pPr>
       <w:r>
-        <w:t>06. W2 Trace the worked case</w:t>
-      </w:r>
-    </w:p>
-    <w:p>
-      <w:r>
-        <w:t>Trace the worked case. Apply the supplied Final project manuscript facts and keep your reasoning.</w:t>
-      </w:r>
-    </w:p>
-    <w:p>
-      <w:pPr>
-        <w:spacing w:line="336" w:lineRule="auto" w:after="180"/>
-      </w:pPr>
-      <w:r>
-        <w:rPr>
-          <w:b w:val="0"/>
-        </w:rPr>
-        <w:t>Abstract says100% success; results table shows18/20, and two failures are omitted from the figure. Show the intermediate steps and give the conclusion with its scope.</w:t>
-      </w:r>
-    </w:p>
-    <w:p>
-      <w:pPr>
-        <w:pStyle w:val="Heading3"/>
-      </w:pPr>
-      <w:r>
-        <w:t>My reasoning and evidence</w:t>
-      </w:r>
-    </w:p>
-    <w:p>
-      <w:r>
-        <w:t>________________________________________________________________</w:t>
-      </w:r>
-    </w:p>
-    <w:p>
-      <w:r>
-        <w:t>________________________________________________________________</w:t>
-      </w:r>
-    </w:p>
-    <w:p>
-      <w:r>
-        <w:t>________________________________________________________________</w:t>
-      </w:r>
-    </w:p>
-    <w:p>
-      <w:r>
-        <w:t>________________________________________________________________</w:t>
-      </w:r>
-    </w:p>
-    <w:p>
-      <w:r>
-        <w:t>________________________________________________________________</w:t>
-      </w:r>
-    </w:p>
-    <w:p>
-      <w:r>
-        <w:t>________________________________________________________________</w:t>
-      </w:r>
-    </w:p>
-    <w:p>
-      <w:r>
-        <w:t>________________________________________________________________</w:t>
-      </w:r>
-    </w:p>
-    <w:p>
-      <w:pPr>
-        <w:pStyle w:val="Heading1"/>
-      </w:pPr>
-      <w:r>
-        <w:t>07. W3 Audit the limit</w:t>
-      </w:r>
-    </w:p>
-    <w:p>
-      <w:r>
-        <w:t>Audit the limit. Apply the supplied Final project manuscript facts and keep your reasoning.</w:t>
-      </w:r>
-    </w:p>
-    <w:p>
-      <w:pPr>
-        <w:spacing w:line="336" w:lineRule="auto" w:after="180"/>
-      </w:pPr>
-      <w:r>
-        <w:rPr>
-          <w:b w:val="0"/>
-        </w:rPr>
-        <w:t xml:space="preserve">A report omits this qualification: A manuscript is ready only when its claims and artifacts align; formatting alone cannot certify </w:t>
-      </w:r>
-      <w:r>
-        <w:rPr>
-          <w:b/>
-        </w:rPr>
-        <w:t>evidence</w:t>
-      </w:r>
-      <w:r>
-        <w:rPr>
-          <w:b w:val="0"/>
-        </w:rPr>
-        <w:t>.</w:t>
-      </w:r>
-    </w:p>
-    <w:p>
-      <w:pPr>
-        <w:spacing w:line="336" w:lineRule="auto" w:after="180"/>
-      </w:pPr>
-      <w:r>
-        <w:rPr>
-          <w:b w:val="0"/>
-        </w:rPr>
-        <w:t>Explain how omitting it could change a reader's interpretation, and write an accurate replacement.</w:t>
-      </w:r>
-    </w:p>
-    <w:p>
-      <w:pPr>
-        <w:pStyle w:val="Heading3"/>
-      </w:pPr>
-      <w:r>
-        <w:t>My reasoning and evidence</w:t>
-      </w:r>
-    </w:p>
-    <w:p>
-      <w:r>
-        <w:t>________________________________________________________________</w:t>
-      </w:r>
-    </w:p>
-    <w:p>
-      <w:r>
-        <w:t>________________________________________________________________</w:t>
-      </w:r>
-    </w:p>
-    <w:p>
-      <w:r>
-        <w:t>________________________________________________________________</w:t>
-      </w:r>
-    </w:p>
-    <w:p>
-      <w:r>
-        <w:t>________________________________________________________________</w:t>
-      </w:r>
-    </w:p>
-    <w:p>
-      <w:r>
-        <w:t>________________________________________________________________</w:t>
-      </w:r>
-    </w:p>
-    <w:p>
-      <w:r>
-        <w:t>________________________________________________________________</w:t>
-      </w:r>
-    </w:p>
-    <w:p>
-      <w:pPr>
-        <w:pStyle w:val="Heading1"/>
-      </w:pPr>
-      <w:r>
-        <w:t>08. W4 Apply a new case independently</w:t>
-      </w:r>
-    </w:p>
-    <w:p>
-      <w:r>
-        <w:t>Attempt before feedback. If this repeats the selected independent case, reuse that first attempt; otherwise keep a separate record. Apply a new case independently. Apply the supplied Final project manuscript facts and keep your reasoning.</w:t>
-      </w:r>
-    </w:p>
-    <w:p>
-      <w:pPr>
-        <w:spacing w:line="336" w:lineRule="auto" w:after="180"/>
-      </w:pPr>
-      <w:r>
-        <w:rPr>
-          <w:b w:val="0"/>
-        </w:rPr>
-        <w:t>Manuscript says12 evaluated cases, raw record has10 completed and2 missing with8 passes. Correct the summary.</w:t>
-      </w:r>
-    </w:p>
-    <w:p>
-      <w:pPr>
-        <w:pStyle w:val="Heading3"/>
-      </w:pPr>
-      <w:r>
-        <w:t>My reasoning and evidence</w:t>
-      </w:r>
-    </w:p>
-    <w:p>
-      <w:r>
-        <w:t>________________________________________________________________</w:t>
-      </w:r>
-    </w:p>
-    <w:p>
-      <w:r>
-        <w:t>________________________________________________________________</w:t>
-      </w:r>
-    </w:p>
-    <w:p>
-      <w:r>
-        <w:t>________________________________________________________________</w:t>
-      </w:r>
-    </w:p>
-    <w:p>
-      <w:r>
-        <w:t>________________________________________________________________</w:t>
-      </w:r>
-    </w:p>
-    <w:p>
-      <w:r>
-        <w:t>________________________________________________________________</w:t>
-      </w:r>
-    </w:p>
-    <w:p>
-      <w:r>
-        <w:t>________________________________________________________________</w:t>
-      </w:r>
-    </w:p>
-    <w:p>
-      <w:r>
-        <w:t>________________________________________________________________</w:t>
-      </w:r>
-    </w:p>
-    <w:p>
-      <w:r>
-        <w:t>________________________________________________________________</w:t>
-      </w:r>
-    </w:p>
-    <w:p>
-      <w:pPr>
-        <w:pStyle w:val="Heading1"/>
-      </w:pPr>
-      <w:r>
-        <w:t>09. W5 Design a revealing follow-up</w:t>
-      </w:r>
-    </w:p>
-    <w:p>
-      <w:r>
-        <w:t>Design a revealing follow-up. Apply the supplied Final project manuscript facts and keep your reasoning.</w:t>
-      </w:r>
-    </w:p>
-    <w:p>
-      <w:pPr>
-        <w:spacing w:line="336" w:lineRule="auto" w:after="180"/>
-      </w:pPr>
-      <w:r>
-        <w:rPr>
-          <w:b w:val="0"/>
-        </w:rPr>
-        <w:t>For the worked scenario, propose one additional case that could reveal a failure, describe its expected outcome before running it, and explain what would need to remain fixed for a fair comparison.</w:t>
-      </w:r>
-    </w:p>
-    <w:p>
-      <w:pPr>
-        <w:spacing w:line="336" w:lineRule="auto" w:after="180"/>
-      </w:pPr>
-      <w:r>
-        <w:rPr>
-          <w:b w:val="0"/>
-        </w:rPr>
-        <w:t>Do not reuse W4 as a new final test after receiving feedback.</w:t>
-      </w:r>
-    </w:p>
-    <w:p>
-      <w:pPr>
-        <w:pStyle w:val="Heading3"/>
-      </w:pPr>
-      <w:r>
-        <w:t>My reasoning and evidence</w:t>
-      </w:r>
-    </w:p>
-    <w:p>
-      <w:r>
-        <w:t>________________________________________________________________</w:t>
-      </w:r>
-    </w:p>
-    <w:p>
-      <w:r>
-        <w:t>________________________________________________________________</w:t>
-      </w:r>
-    </w:p>
-    <w:p>
-      <w:r>
-        <w:t>________________________________________________________________</w:t>
-      </w:r>
-    </w:p>
-    <w:p>
-      <w:r>
-        <w:t>________________________________________________________________</w:t>
-      </w:r>
-    </w:p>
-    <w:p>
-      <w:r>
-        <w:t>________________________________________________________________</w:t>
-      </w:r>
-    </w:p>
-    <w:p>
-      <w:r>
-        <w:t>________________________________________________________________</w:t>
-      </w:r>
-    </w:p>
-    <w:p>
-      <w:r>
-        <w:t>________________________________________________________________</w:t>
-      </w:r>
-    </w:p>
-    <w:p>
-      <w:pPr>
-        <w:pStyle w:val="Heading1"/>
-      </w:pPr>
-      <w:r>
-        <w:t>10. Project checkpoint and reflection</w:t>
-      </w:r>
-    </w:p>
-    <w:p>
-      <w:r>
-        <w:t>Connect Final project manuscript to Reproducible AI Research Study, identify a limit and choose the next useful test.</w:t>
-      </w:r>
-    </w:p>
-    <w:p>
-      <w:pPr>
-        <w:spacing w:line="336" w:lineRule="auto" w:after="180"/>
-      </w:pPr>
-      <w:r>
-        <w:rPr>
-          <w:b w:val="0"/>
-        </w:rPr>
-        <w:t xml:space="preserve">For Reproducible AI Research Study, use this week’s independent task as a rehearsal for the final </w:t>
-      </w:r>
-      <w:r>
-        <w:rPr>
-          <w:b/>
-        </w:rPr>
-        <w:t>evidence</w:t>
-      </w:r>
-      <w:r>
-        <w:rPr>
-          <w:b w:val="0"/>
-        </w:rPr>
-        <w:t xml:space="preserve"> pack: Manuscript says12 evaluated cases, raw record has10 completed and2 missing with8 passes. Correct the summary.</w:t>
-      </w:r>
-    </w:p>
-    <w:p>
-      <w:pPr>
-        <w:spacing w:line="336" w:lineRule="auto" w:after="180"/>
-      </w:pPr>
-      <w:r>
-        <w:rPr>
-          <w:b w:val="0"/>
-        </w:rPr>
-        <w:t xml:space="preserve">Keep actual </w:t>
-      </w:r>
-      <w:r>
-        <w:rPr>
-          <w:b/>
-        </w:rPr>
-        <w:t>observation</w:t>
-      </w:r>
-      <w:r>
-        <w:rPr>
-          <w:b w:val="0"/>
-        </w:rPr>
-        <w:t>s separate from expected results, preserve failures, compare a baseline and explain the limits.</w:t>
-      </w:r>
-    </w:p>
-    <w:p>
-      <w:pPr>
-        <w:pStyle w:val="Heading3"/>
-      </w:pPr>
-      <w:r>
-        <w:t>My project change, supporting evidence and remaining limit</w:t>
-      </w:r>
-    </w:p>
-    <w:p>
-      <w:r>
-        <w:t>________________________________________________________________</w:t>
-      </w:r>
-    </w:p>
-    <w:p>
-      <w:r>
-        <w:t>________________________________________________________________</w:t>
-      </w:r>
-    </w:p>
-    <w:p>
-      <w:r>
-        <w:t>________________________________________________________________</w:t>
-      </w:r>
-    </w:p>
-    <w:p>
-      <w:r>
-        <w:t>________________________________________________________________</w:t>
-      </w:r>
-    </w:p>
-    <w:p>
-      <w:r>
-        <w:t>________________________________________________________________</w:t>
-      </w:r>
-    </w:p>
-    <w:p>
-      <w:r>
-        <w:t>________________________________________________________________</w:t>
-      </w:r>
-    </w:p>
-    <w:p>
-      <w:pPr>
-        <w:pStyle w:val="Heading1"/>
-      </w:pPr>
-      <w:r>
-        <w:t>11. Feedback, return check and learning record</w:t>
-      </w:r>
-    </w:p>
-    <w:p>
-      <w:r>
-        <w:t>Record the first repaired step and a different case to revisit after a delay.</w:t>
+        <w:t>11. Feedback · Repair and return</w:t>
+      </w:r>
+    </w:p>
+    <w:p>
+      <w:r>
+        <w:t>Keep this task’s inputs,rule and response together.</w:t>
+      </w:r>
+    </w:p>
+    <w:p>
+      <w:pPr>
+        <w:pStyle w:val="Heading2"/>
+      </w:pPr>
+      <w:r>
+        <w:t>Complete task and evidence</w:t>
       </w:r>
     </w:p>
     <w:tbl>
@@ -1106,12 +1047,9 @@
     </w:tbl>
     <w:p>
       <w:pPr>
-        <w:spacing w:line="336" w:lineRule="auto" w:after="180"/>
-      </w:pPr>
-      <w:r>
-        <w:rPr>
-          <w:b w:val="0"/>
-        </w:rPr>
+        <w:pStyle w:val="ListBullet"/>
+      </w:pPr>
+      <w:r>
         <w:t>Revisit this idea with your teacher after a delay. Familiarity is different from explaining and using it on a changed case.</w:t>
       </w:r>
     </w:p>
@@ -1120,33 +1058,357 @@
         <w:pStyle w:val="Heading1"/>
       </w:pPr>
       <w:r>
-        <w:t>12. Pictorial case practice: Final project manuscript</w:t>
-      </w:r>
-    </w:p>
-    <w:p>
-      <w:r>
-        <w:t>Build a manuscript from claim to record. A capstone manuscript compares two frozen pattern classifiers on ten reserved cases. Explain the labelled step before checking the changed condition.</w:t>
-      </w:r>
-    </w:p>
-    <w:p>
-      <w:pPr>
-        <w:spacing w:line="336" w:lineRule="auto" w:after="180"/>
-      </w:pPr>
-      <w:r>
-        <w:rPr>
-          <w:b w:val="0"/>
-        </w:rPr>
+        <w:t>Reference bank and extra practice</w:t>
+      </w:r>
+    </w:p>
+    <w:p>
+      <w:pPr>
+        <w:pStyle w:val="Heading1"/>
+      </w:pPr>
+      <w:r>
+        <w:t>02. Reference · Supported W2 record</w:t>
+      </w:r>
+    </w:p>
+    <w:p>
+      <w:r>
+        <w:t>Keep this task’s inputs,rule and response together.</w:t>
+      </w:r>
+    </w:p>
+    <w:p>
+      <w:pPr>
+        <w:pStyle w:val="Heading2"/>
+      </w:pPr>
+      <w:r>
+        <w:t>Complete task and evidence</w:t>
+      </w:r>
+    </w:p>
+    <w:p>
+      <w:pPr>
+        <w:pStyle w:val="ListBullet"/>
+      </w:pPr>
+      <w:r>
+        <w:t>Use W2: Trace the worked case for Final project manuscript. Record the answer once; the lesson and workbook refer to the same attempt.</w:t>
+      </w:r>
+    </w:p>
+    <w:tbl>
+      <w:tblPr>
+        <w:tblStyle w:val="LightShading-Accent1"/>
+        <w:tblW w:type="auto" w:w="0"/>
+        <w:tblLook w:firstColumn="1" w:firstRow="1" w:lastColumn="0" w:lastRow="0" w:noHBand="0" w:noVBand="1" w:val="04A0"/>
+      </w:tblPr>
+      <w:tblGrid>
+        <w:gridCol w:w="2556"/>
+        <w:gridCol w:w="2556"/>
+        <w:gridCol w:w="2556"/>
+        <w:gridCol w:w="2556"/>
+      </w:tblGrid>
+      <w:tr>
+        <w:trPr>
+          <w:tblHeader/>
+        </w:trPr>
+        <w:tc>
+          <w:tcPr>
+            <w:tcW w:type="dxa" w:w="2556"/>
+          </w:tcPr>
+          <w:p>
+            <w:r>
+              <w:t>Given inputs</w:t>
+            </w:r>
+          </w:p>
+        </w:tc>
+        <w:tc>
+          <w:tcPr>
+            <w:tcW w:type="dxa" w:w="2556"/>
+          </w:tcPr>
+          <w:p>
+            <w:r>
+              <w:t>Procedure I chose</w:t>
+            </w:r>
+          </w:p>
+        </w:tc>
+        <w:tc>
+          <w:tcPr>
+            <w:tcW w:type="dxa" w:w="2556"/>
+          </w:tcPr>
+          <w:p>
+            <w:r>
+              <w:t>Middle steps</w:t>
+            </w:r>
+          </w:p>
+        </w:tc>
+        <w:tc>
+          <w:tcPr>
+            <w:tcW w:type="dxa" w:w="2556"/>
+          </w:tcPr>
+          <w:p>
+            <w:r>
+              <w:t>Result and check</w:t>
+            </w:r>
+          </w:p>
+        </w:tc>
+      </w:tr>
+      <w:tr>
+        <w:tc>
+          <w:tcPr>
+            <w:tcW w:type="dxa" w:w="2556"/>
+          </w:tcPr>
+          <w:p>
+            <w:r/>
+          </w:p>
+        </w:tc>
+        <w:tc>
+          <w:tcPr>
+            <w:tcW w:type="dxa" w:w="2556"/>
+          </w:tcPr>
+          <w:p>
+            <w:r/>
+          </w:p>
+        </w:tc>
+        <w:tc>
+          <w:tcPr>
+            <w:tcW w:type="dxa" w:w="2556"/>
+          </w:tcPr>
+          <w:p>
+            <w:r/>
+          </w:p>
+        </w:tc>
+        <w:tc>
+          <w:tcPr>
+            <w:tcW w:type="dxa" w:w="2556"/>
+          </w:tcPr>
+          <w:p>
+            <w:r/>
+          </w:p>
+        </w:tc>
+      </w:tr>
+    </w:tbl>
+    <w:p>
+      <w:pPr>
+        <w:pStyle w:val="Heading3"/>
+      </w:pPr>
+      <w:r>
+        <w:t>The step I completed without help, and the hint I needed</w:t>
+      </w:r>
+    </w:p>
+    <w:p>
+      <w:r>
+        <w:t>________________________________________________________________</w:t>
+      </w:r>
+    </w:p>
+    <w:p>
+      <w:r>
+        <w:t>________________________________________________________________</w:t>
+      </w:r>
+    </w:p>
+    <w:p>
+      <w:r>
+        <w:t>________________________________________________________________</w:t>
+      </w:r>
+    </w:p>
+    <w:p>
+      <w:pPr>
+        <w:pStyle w:val="Heading1"/>
+      </w:pPr>
+      <w:r>
+        <w:t>03. Extra practice · Individual reasoning check</w:t>
+      </w:r>
+    </w:p>
+    <w:p>
+      <w:r>
+        <w:t>Keep this task’s inputs,rule and response together.</w:t>
+      </w:r>
+    </w:p>
+    <w:p>
+      <w:pPr>
+        <w:pStyle w:val="Heading2"/>
+      </w:pPr>
+      <w:r>
+        <w:t>Complete task and evidence</w:t>
+      </w:r>
+    </w:p>
+    <w:p>
+      <w:pPr>
+        <w:pStyle w:val="ListBullet"/>
+      </w:pPr>
+      <w:r>
+        <w:t>Use the worked case for Final project manuscript. Proposed explanation: “The worked result establishes every future case”. Decide whether this explanation is supported. Point to the step or supplied fact that decides; explain your repair if needed.</w:t>
+      </w:r>
+    </w:p>
+    <w:p>
+      <w:pPr>
+        <w:pStyle w:val="Heading3"/>
+      </w:pPr>
+      <w:r>
+        <w:t>My explanation before partner discussion</w:t>
+      </w:r>
+    </w:p>
+    <w:p>
+      <w:r>
+        <w:t>________________________________________________________________</w:t>
+      </w:r>
+    </w:p>
+    <w:p>
+      <w:r>
+        <w:t>________________________________________________________________</w:t>
+      </w:r>
+    </w:p>
+    <w:p>
+      <w:r>
+        <w:t>________________________________________________________________</w:t>
+      </w:r>
+    </w:p>
+    <w:p>
+      <w:r>
+        <w:t>________________________________________________________________</w:t>
+      </w:r>
+    </w:p>
+    <w:p>
+      <w:pPr>
+        <w:pStyle w:val="Heading1"/>
+      </w:pPr>
+      <w:r>
+        <w:t>08. Reference · Earlier W4 response copy</w:t>
+      </w:r>
+    </w:p>
+    <w:p>
+      <w:r>
+        <w:t>Keep this task’s inputs,rule and response together.</w:t>
+      </w:r>
+    </w:p>
+    <w:p>
+      <w:pPr>
+        <w:pStyle w:val="Heading2"/>
+      </w:pPr>
+      <w:r>
+        <w:t>Complete task and evidence</w:t>
+      </w:r>
+    </w:p>
+    <w:p>
+      <w:pPr>
+        <w:pStyle w:val="ListBullet"/>
+      </w:pPr>
+      <w:r>
+        <w:t>Manuscript says 12 evaluated cases, raw record has 10 completed and 2 missing with 8 passes. Correct the summary.</w:t>
+      </w:r>
+    </w:p>
+    <w:p>
+      <w:pPr>
+        <w:pStyle w:val="Heading3"/>
+      </w:pPr>
+      <w:r>
+        <w:t>My reasoning and evidence</w:t>
+      </w:r>
+    </w:p>
+    <w:p>
+      <w:r>
+        <w:t>________________________________________________________________</w:t>
+      </w:r>
+    </w:p>
+    <w:p>
+      <w:r>
+        <w:t>________________________________________________________________</w:t>
+      </w:r>
+    </w:p>
+    <w:p>
+      <w:r>
+        <w:t>________________________________________________________________</w:t>
+      </w:r>
+    </w:p>
+    <w:p>
+      <w:r>
+        <w:t>________________________________________________________________</w:t>
+      </w:r>
+    </w:p>
+    <w:p>
+      <w:r>
+        <w:t>________________________________________________________________</w:t>
+      </w:r>
+    </w:p>
+    <w:p>
+      <w:r>
+        <w:t>________________________________________________________________</w:t>
+      </w:r>
+    </w:p>
+    <w:p>
+      <w:r>
+        <w:t>________________________________________________________________</w:t>
+      </w:r>
+    </w:p>
+    <w:p>
+      <w:r>
+        <w:t>________________________________________________________________</w:t>
+      </w:r>
+    </w:p>
+    <w:p>
+      <w:pPr>
+        <w:pStyle w:val="Heading1"/>
+      </w:pPr>
+      <w:r>
+        <w:t>12. Extra practice · Pictured case</w:t>
+      </w:r>
+    </w:p>
+    <w:p>
+      <w:r>
+        <w:t>Keep this task’s inputs,rule and response together.</w:t>
+      </w:r>
+    </w:p>
+    <w:p>
+      <w:pPr>
+        <w:pStyle w:val="Heading2"/>
+      </w:pPr>
+      <w:r>
+        <w:t>Complete task and evidence</w:t>
+      </w:r>
+    </w:p>
+    <w:p>
+      <w:r>
+        <w:drawing>
+          <wp:inline xmlns:a="http://schemas.openxmlformats.org/drawingml/2006/main" xmlns:pic="http://schemas.openxmlformats.org/drawingml/2006/picture">
+            <wp:extent cx="5486400" cy="3029913"/>
+            <wp:docPr id="1" name="Picture 1" descr="Main raw record has eighteen passes and two failures among twenty evaluated cases. Figure and table must retain all twenty; the abstract must report ninety percent on this set, not one hundred percent. Separate capstone picture uses ten indoor photos from five plants with two views each."/>
+            <wp:cNvGraphicFramePr>
+              <a:graphicFrameLocks noChangeAspect="1"/>
+            </wp:cNvGraphicFramePr>
+            <a:graphic>
+              <a:graphicData uri="http://schemas.openxmlformats.org/drawingml/2006/picture">
+                <pic:pic>
+                  <pic:nvPicPr>
+                    <pic:cNvPr id="0" name="ai-7-34-manuscript-chain.png"/>
+                    <pic:cNvPicPr/>
+                  </pic:nvPicPr>
+                  <pic:blipFill>
+                    <a:blip r:embed="rId9"/>
+                    <a:stretch>
+                      <a:fillRect/>
+                    </a:stretch>
+                  </pic:blipFill>
+                  <pic:spPr>
+                    <a:xfrm>
+                      <a:off x="0" y="0"/>
+                      <a:ext cx="5486400" cy="3029913"/>
+                    </a:xfrm>
+                    <a:prstGeom prst="rect"/>
+                  </pic:spPr>
+                </pic:pic>
+              </a:graphicData>
+            </a:graphic>
+          </wp:inline>
+        </w:drawing>
+      </w:r>
+    </w:p>
+    <w:p>
+      <w:pPr>
+        <w:pStyle w:val="ListBullet"/>
+      </w:pPr>
+      <w:r>
         <w:t>Build a manuscript from claim to record. A capstone manuscript compares two frozen pattern classifiers on ten reserved cases.</w:t>
       </w:r>
     </w:p>
     <w:p>
       <w:pPr>
-        <w:spacing w:line="336" w:lineRule="auto" w:after="180"/>
-      </w:pPr>
-      <w:r>
-        <w:rPr>
-          <w:b w:val="0"/>
-        </w:rPr>
+        <w:pStyle w:val="ListBullet"/>
+      </w:pPr>
+      <w:r>
         <w:t>A is correct on 7/10; B on 8/10. All cases are indoor, from five plants with two views each.</w:t>
       </w:r>
     </w:p>
@@ -1155,7 +1417,7 @@
         <w:drawing>
           <wp:inline xmlns:a="http://schemas.openxmlformats.org/drawingml/2006/main" xmlns:pic="http://schemas.openxmlformats.org/drawingml/2006/picture">
             <wp:extent cx="5486400" cy="2641600"/>
-            <wp:docPr id="1" name="Picture 1" descr="Indoor capstone photo outcomes"/>
+            <wp:docPr id="2" name="Picture 2" descr="Indoor capstone photo outcomes"/>
             <wp:cNvGraphicFramePr>
               <a:graphicFrameLocks noChangeAspect="1"/>
             </wp:cNvGraphicFramePr>
@@ -1167,7 +1429,7 @@
                     <pic:cNvPicPr/>
                   </pic:nvPicPr>
                   <pic:blipFill>
-                    <a:blip r:embed="rId9"/>
+                    <a:blip r:embed="rId10"/>
                     <a:stretch>
                       <a:fillRect/>
                     </a:stretch>
@@ -1191,7 +1453,7 @@
         <w:drawing>
           <wp:inline xmlns:a="http://schemas.openxmlformats.org/drawingml/2006/main" xmlns:pic="http://schemas.openxmlformats.org/drawingml/2006/picture">
             <wp:extent cx="5346057" cy="5943599"/>
-            <wp:docPr id="2" name="Picture 2" descr="Final project manuscript. State bounded claim: B adds one correct photo on this indoor set.. Describe dependence: Ten photos come from five plants; report the grouping.. Present results: Show 70% and 80% with counts and case-level outcomes.. Preserve limitations: Do not claim outdoor robustness or ten independent plants."/>
+            <wp:docPr id="3" name="Picture 3" descr="Final project manuscript. State bounded claim: B adds one correct photo on this indoor set.. Describe dependence: Ten photos come from five plants; report the grouping.. Present results: Show 70% and 80% with counts and case-level outcomes.. Preserve limitations: Do not claim outdoor robustness or ten independent plants."/>
             <wp:cNvGraphicFramePr>
               <a:graphicFrameLocks noChangeAspect="1"/>
             </wp:cNvGraphicFramePr>
@@ -1203,7 +1465,7 @@
                     <pic:cNvPicPr/>
                   </pic:nvPicPr>
                   <pic:blipFill>
-                    <a:blip r:embed="rId10"/>
+                    <a:blip r:embed="rId11"/>
                     <a:stretch>
                       <a:fillRect/>
                     </a:stretch>
@@ -1224,13 +1486,9 @@
     </w:p>
     <w:p>
       <w:pPr>
-        <w:spacing w:line="336" w:lineRule="auto" w:after="180"/>
-        <w:shd w:fill="F5F1FB"/>
-      </w:pPr>
-      <w:r>
-        <w:rPr>
-          <w:b w:val="0"/>
-        </w:rPr>
+        <w:pStyle w:val="ListBullet"/>
+      </w:pPr>
+      <w:r>
         <w:t>Connect the manuscript’s 7/10 and 8/10 scores to the five-plant grouping. Which abstract claim must be corrected if it says ten independent plants?</w:t>
       </w:r>
     </w:p>
@@ -1274,56 +1532,18 @@
     </w:p>
     <w:p>
       <w:pPr>
-        <w:pStyle w:val="Heading3"/>
-      </w:pPr>
-      <w:r>
-        <w:t>Record the help used</w:t>
-      </w:r>
-    </w:p>
-    <w:p>
-      <w:pPr>
-        <w:spacing w:line="336" w:lineRule="auto" w:after="180"/>
-        <w:shd w:fill="F1F6F8"/>
-      </w:pPr>
-      <w:r>
-        <w:rPr>
-          <w:b w:val="0"/>
-        </w:rPr>
-        <w:t xml:space="preserve">Support used: alone / hint / worked example. This record is practice </w:t>
-      </w:r>
-      <w:r>
-        <w:rPr>
-          <w:b/>
-        </w:rPr>
-        <w:t>evidence</w:t>
-      </w:r>
-      <w:r>
-        <w:rPr>
-          <w:b w:val="0"/>
-        </w:rPr>
-        <w:t>.</w:t>
-      </w:r>
-    </w:p>
-    <w:p>
-      <w:pPr>
-        <w:spacing w:line="336" w:lineRule="auto" w:after="180"/>
-      </w:pPr>
-      <w:r>
-        <w:rPr>
-          <w:b w:val="0"/>
-        </w:rPr>
-        <w:t>Project connection: For the Reproducible AI Research Study, retain an annotated worked trace and the changed-case reasoning.</w:t>
-      </w:r>
-    </w:p>
-    <w:p>
-      <w:pPr>
-        <w:spacing w:line="336" w:lineRule="auto" w:after="180"/>
-      </w:pPr>
-      <w:r>
-        <w:rPr>
-          <w:b w:val="0"/>
-        </w:rPr>
-        <w:t>Connect the claim to its records, units and assumptions so another investigator can challenge or reproduce it.</w:t>
+        <w:pStyle w:val="ListBullet"/>
+      </w:pPr>
+      <w:r>
+        <w:t>Support used: alone / hint / worked example. This record is practice evidence.</w:t>
+      </w:r>
+    </w:p>
+    <w:p>
+      <w:pPr>
+        <w:pStyle w:val="ListBullet"/>
+      </w:pPr>
+      <w:r>
+        <w:t>Project connection: For the Reproducible AI Research Study, retain an annotated worked trace and the changed-case reasoning. Connect the claim to its records, units and assumptions so another investigator can challenge or reproduce it.</w:t>
       </w:r>
     </w:p>
     <w:p>
@@ -1331,56 +1551,43 @@
         <w:pStyle w:val="Heading1"/>
       </w:pPr>
       <w:r>
-        <w:t>13. Project portfolio milestone</w:t>
-      </w:r>
-    </w:p>
-    <w:p>
-      <w:r>
-        <w:t>Keep this week’s input, deciding step, result and limit together in the Reproducible AI Research Study record.</w:t>
-      </w:r>
-    </w:p>
-    <w:p>
-      <w:pPr>
-        <w:spacing w:line="336" w:lineRule="auto" w:after="180"/>
-      </w:pPr>
-      <w:r>
-        <w:rPr>
-          <w:b w:val="0"/>
-        </w:rPr>
+        <w:t>13. Reference · Project milestone</w:t>
+      </w:r>
+    </w:p>
+    <w:p>
+      <w:r>
+        <w:t>Keep this task’s inputs,rule and response together.</w:t>
+      </w:r>
+    </w:p>
+    <w:p>
+      <w:pPr>
+        <w:pStyle w:val="Heading2"/>
+      </w:pPr>
+      <w:r>
+        <w:t>Complete task and evidence</w:t>
+      </w:r>
+    </w:p>
+    <w:p>
+      <w:pPr>
+        <w:pStyle w:val="ListBullet"/>
+      </w:pPr>
+      <w:r>
         <w:t>Project: Reproducible AI Research Study</w:t>
       </w:r>
     </w:p>
     <w:p>
       <w:pPr>
-        <w:spacing w:line="336" w:lineRule="auto" w:after="180"/>
-      </w:pPr>
-      <w:r>
-        <w:rPr>
-          <w:b w:val="0"/>
-        </w:rPr>
-        <w:t xml:space="preserve">Current milestone: Present and defend. Demonstrate the system, explain one failure and justify the next improvement with </w:t>
-      </w:r>
-      <w:r>
-        <w:rPr>
-          <w:b/>
-        </w:rPr>
-        <w:t>evidence</w:t>
-      </w:r>
-      <w:r>
-        <w:rPr>
-          <w:b w:val="0"/>
-        </w:rPr>
-        <w:t>.</w:t>
-      </w:r>
-    </w:p>
-    <w:p>
-      <w:pPr>
-        <w:spacing w:line="336" w:lineRule="auto" w:after="180"/>
-      </w:pPr>
-      <w:r>
-        <w:rPr>
-          <w:b w:val="0"/>
-        </w:rPr>
+        <w:pStyle w:val="ListBullet"/>
+      </w:pPr>
+      <w:r>
+        <w:t>Current milestone: Present and defend. Demonstrate the system, explain one failure and justify the next improvement with evidence.</w:t>
+      </w:r>
+    </w:p>
+    <w:p>
+      <w:pPr>
+        <w:pStyle w:val="ListBullet"/>
+      </w:pPr>
+      <w:r>
         <w:t>For the Reproducible AI Research Study, retain an annotated worked trace and the changed-case reasoning. Connect the claim to its records, units and assumptions so another investigator can challenge or reproduce it.</w:t>
       </w:r>
     </w:p>
@@ -1538,12 +1745,476 @@
         <w:pStyle w:val="Heading1"/>
       </w:pPr>
       <w:r>
-        <w:t>14. Supported practice and learning evidence</w:t>
-      </w:r>
-    </w:p>
-    <w:p>
-      <w:r>
-        <w:t>Try the supported questions before comparing with hints and feedback. Record what you repaired and the evidence you retained.</w:t>
+        <w:t>14. Extra practice · Predict,check and repair</w:t>
+      </w:r>
+    </w:p>
+    <w:p>
+      <w:r>
+        <w:t>Keep supported feedback separate from the independent case.</w:t>
+      </w:r>
+    </w:p>
+    <w:p>
+      <w:pPr>
+        <w:pStyle w:val="Heading2"/>
+      </w:pPr>
+      <w:r>
+        <w:t>First supported question and optional hint</w:t>
+      </w:r>
+    </w:p>
+    <w:p>
+      <w:pPr>
+        <w:pStyle w:val="ListBullet"/>
+      </w:pPr>
+      <w:r>
+        <w:t>Build a manuscript from claim to record. A capstone manuscript compares two frozen pattern classifiers on ten reserved cases.</w:t>
+      </w:r>
+    </w:p>
+    <w:p>
+      <w:pPr>
+        <w:pStyle w:val="Heading3"/>
+      </w:pPr>
+      <w:r>
+        <w:t>Practice 1: explain the deciding evidence</w:t>
+      </w:r>
+    </w:p>
+    <w:p>
+      <w:pPr>
+        <w:pStyle w:val="ListBullet"/>
+      </w:pPr>
+      <w:r>
+        <w:t>Which labelled step matches this detail? Do not claim outdoor robustness or ten independent plants.</w:t>
+      </w:r>
+    </w:p>
+    <w:p>
+      <w:pPr>
+        <w:pStyle w:val="ListBullet"/>
+      </w:pPr>
+      <w:r>
+        <w:t>1. Present results</w:t>
+      </w:r>
+    </w:p>
+    <w:p>
+      <w:pPr>
+        <w:pStyle w:val="ListBullet"/>
+      </w:pPr>
+      <w:r>
+        <w:t>2. Describe dependence</w:t>
+      </w:r>
+    </w:p>
+    <w:p>
+      <w:pPr>
+        <w:pStyle w:val="ListBullet"/>
+      </w:pPr>
+      <w:r>
+        <w:t>3. State bounded claim</w:t>
+      </w:r>
+    </w:p>
+    <w:p>
+      <w:pPr>
+        <w:pStyle w:val="ListBullet"/>
+      </w:pPr>
+      <w:r>
+        <w:t>4. Preserve limitations</w:t>
+      </w:r>
+    </w:p>
+    <w:p>
+      <w:pPr>
+        <w:pStyle w:val="Heading3"/>
+      </w:pPr>
+      <w:r>
+        <w:t>My selected conclusion, deciding fact and explanation</w:t>
+      </w:r>
+    </w:p>
+    <w:p>
+      <w:r>
+        <w:t>________________________________________________________________</w:t>
+      </w:r>
+    </w:p>
+    <w:p>
+      <w:r>
+        <w:t>________________________________________________________________</w:t>
+      </w:r>
+    </w:p>
+    <w:p>
+      <w:r>
+        <w:t>________________________________________________________________</w:t>
+      </w:r>
+    </w:p>
+    <w:p>
+      <w:r>
+        <w:t>________________________________________________________________</w:t>
+      </w:r>
+    </w:p>
+    <w:p>
+      <w:r>
+        <w:t>________________________________________________________________</w:t>
+      </w:r>
+    </w:p>
+    <w:p>
+      <w:pPr>
+        <w:pStyle w:val="ListBullet"/>
+      </w:pPr>
+      <w:r>
+        <w:t>Hint if needed: Read the steps in the pictorial case. Match the supplied detail to the stage that performs or records it.</w:t>
+      </w:r>
+    </w:p>
+    <w:p>
+      <w:pPr>
+        <w:pStyle w:val="Heading2"/>
+      </w:pPr>
+      <w:r>
+        <w:t>Check after the first attempt · reference / check after trying</w:t>
+      </w:r>
+    </w:p>
+    <w:p>
+      <w:pPr>
+        <w:spacing w:line="336" w:lineRule="auto" w:after="180"/>
+      </w:pPr>
+      <w:r>
+        <w:rPr>
+          <w:b w:val="0"/>
+        </w:rPr>
+        <w:t xml:space="preserve">After your attempt, compare with the supported explanation: Preserve limitations Do not claim outdoor robustness or ten independent plants. A final manuscript aligns question, procedure, </w:t>
+      </w:r>
+      <w:r>
+        <w:rPr>
+          <w:b/>
+        </w:rPr>
+        <w:t>evidence</w:t>
+      </w:r>
+      <w:r>
+        <w:rPr>
+          <w:b w:val="0"/>
+        </w:rPr>
+        <w:t xml:space="preserve"> and scope.</w:t>
+      </w:r>
+    </w:p>
+    <w:p>
+      <w:pPr>
+        <w:spacing w:line="336" w:lineRule="auto" w:after="180"/>
+      </w:pPr>
+      <w:r>
+        <w:rPr>
+          <w:b w:val="0"/>
+        </w:rPr>
+        <w:t>Every figure and conclusion should point back to the records that support it.</w:t>
+      </w:r>
+    </w:p>
+    <w:p>
+      <w:pPr>
+        <w:pStyle w:val="Heading2"/>
+      </w:pPr>
+      <w:r>
+        <w:t>Changed-case question and optional hint</w:t>
+      </w:r>
+    </w:p>
+    <w:p>
+      <w:pPr>
+        <w:pStyle w:val="Heading3"/>
+      </w:pPr>
+      <w:r>
+        <w:t>Practice 2: explain the deciding evidence</w:t>
+      </w:r>
+    </w:p>
+    <w:p>
+      <w:pPr>
+        <w:pStyle w:val="ListBullet"/>
+      </w:pPr>
+      <w:r>
+        <w:t>Changed-case practice: The abstract calls the study a test on ten independent plants. Which conclusion is supported by the supplied facts?</w:t>
+      </w:r>
+    </w:p>
+    <w:p>
+      <w:pPr>
+        <w:pStyle w:val="ListBullet"/>
+      </w:pPr>
+      <w:r>
+        <w:t>1. We can decide the result without examining the changed input or the procedure.</w:t>
+      </w:r>
+    </w:p>
+    <w:p>
+      <w:pPr>
+        <w:pStyle w:val="ListBullet"/>
+      </w:pPr>
+      <w:r>
+        <w:t>2. Correct it to five plants with two views each.</w:t>
+      </w:r>
+    </w:p>
+    <w:p>
+      <w:pPr>
+        <w:pStyle w:val="ListBullet"/>
+      </w:pPr>
+      <w:r>
+        <w:t>3. This one example guarantees correct results for every future input.</w:t>
+      </w:r>
+    </w:p>
+    <w:p>
+      <w:pPr>
+        <w:pStyle w:val="Heading3"/>
+      </w:pPr>
+      <w:r>
+        <w:t>My selected conclusion, deciding fact and explanation</w:t>
+      </w:r>
+    </w:p>
+    <w:p>
+      <w:r>
+        <w:t>________________________________________________________________</w:t>
+      </w:r>
+    </w:p>
+    <w:p>
+      <w:r>
+        <w:t>________________________________________________________________</w:t>
+      </w:r>
+    </w:p>
+    <w:p>
+      <w:r>
+        <w:t>________________________________________________________________</w:t>
+      </w:r>
+    </w:p>
+    <w:p>
+      <w:r>
+        <w:t>________________________________________________________________</w:t>
+      </w:r>
+    </w:p>
+    <w:p>
+      <w:r>
+        <w:t>________________________________________________________________</w:t>
+      </w:r>
+    </w:p>
+    <w:p>
+      <w:pPr>
+        <w:pStyle w:val="ListBullet"/>
+      </w:pPr>
+      <w:r>
+        <w:t>Hint if needed: Use the changed condition and the deciding step in the pictorial trace. The answer must say what follows from those facts.</w:t>
+      </w:r>
+    </w:p>
+    <w:p>
+      <w:pPr>
+        <w:pStyle w:val="Heading2"/>
+      </w:pPr>
+      <w:r>
+        <w:t>Check after the changed attempt · reference / check after trying</w:t>
+      </w:r>
+    </w:p>
+    <w:p>
+      <w:pPr>
+        <w:spacing w:line="336" w:lineRule="auto" w:after="180"/>
+      </w:pPr>
+      <w:r>
+        <w:rPr>
+          <w:b w:val="0"/>
+        </w:rPr>
+        <w:t>After your attempt, compare with the supported explanation: Correct it to five plants with two views each. Five source plants have two views each; independence requires a justified sampling design.</w:t>
+      </w:r>
+    </w:p>
+    <w:p>
+      <w:pPr>
+        <w:pStyle w:val="Heading2"/>
+      </w:pPr>
+      <w:r>
+        <w:t>Repair and retain the record</w:t>
+      </w:r>
+    </w:p>
+    <w:p>
+      <w:pPr>
+        <w:spacing w:line="336" w:lineRule="auto" w:after="180"/>
+      </w:pPr>
+      <w:r>
+        <w:rPr>
+          <w:b w:val="0"/>
+        </w:rPr>
+        <w:t xml:space="preserve">Review Independent reproduction check (ai-7/33). Goal: Explain the </w:t>
+      </w:r>
+      <w:r>
+        <w:rPr>
+          <w:b/>
+        </w:rPr>
+        <w:t>mechanism</w:t>
+      </w:r>
+      <w:r>
+        <w:rPr>
+          <w:b w:val="0"/>
+        </w:rPr>
+        <w:t xml:space="preserve"> and terminology of independent reproduction check. Short practice: Locate the Q3 scoring disagreement between 5/6 and 4/6.</w:t>
+      </w:r>
+    </w:p>
+    <w:p>
+      <w:pPr>
+        <w:spacing w:line="336" w:lineRule="auto" w:after="180"/>
+      </w:pPr>
+      <w:r>
+        <w:rPr>
+          <w:b w:val="0"/>
+        </w:rPr>
+        <w:t>What should the teams inspect before choosing a score, and what limitation follows if the saved Q3 file is missing?. Return to this week and explain what you changed.</w:t>
+      </w:r>
+    </w:p>
+    <w:p>
+      <w:pPr>
+        <w:spacing w:line="336" w:lineRule="auto" w:after="180"/>
+      </w:pPr>
+      <w:r>
+        <w:rPr>
+          <w:b w:val="0"/>
+        </w:rPr>
+        <w:t xml:space="preserve">Review Writing results and limitations (ai-7/31). Goal: Explain the </w:t>
+      </w:r>
+      <w:r>
+        <w:rPr>
+          <w:b/>
+        </w:rPr>
+        <w:t>mechanism</w:t>
+      </w:r>
+      <w:r>
+        <w:rPr>
+          <w:b w:val="0"/>
+        </w:rPr>
+        <w:t xml:space="preserve"> and terminology of writing results and limitations. Short practice: Compute the supported-answer rates for 9/12 and 10/12.</w:t>
+      </w:r>
+    </w:p>
+    <w:p>
+      <w:pPr>
+        <w:spacing w:line="336" w:lineRule="auto" w:after="180"/>
+      </w:pPr>
+      <w:r>
+        <w:rPr>
+          <w:b w:val="0"/>
+        </w:rPr>
+        <w:t xml:space="preserve">What actual outcome was measured, and why is a claim that every student becomes smarter outside this </w:t>
+      </w:r>
+      <w:r>
+        <w:rPr>
+          <w:b/>
+        </w:rPr>
+        <w:t>evidence</w:t>
+      </w:r>
+      <w:r>
+        <w:rPr>
+          <w:b w:val="0"/>
+        </w:rPr>
+        <w:t>?. Return to this week and explain what you changed.</w:t>
+      </w:r>
+    </w:p>
+    <w:p>
+      <w:pPr>
+        <w:spacing w:line="336" w:lineRule="auto" w:after="180"/>
+      </w:pPr>
+      <w:r>
+        <w:rPr>
+          <w:b w:val="0"/>
+        </w:rPr>
+        <w:t xml:space="preserve">Review Negative results and claim revision (ai-7/28). Goal: Explain the </w:t>
+      </w:r>
+      <w:r>
+        <w:rPr>
+          <w:b/>
+        </w:rPr>
+        <w:t>mechanism</w:t>
+      </w:r>
+      <w:r>
+        <w:rPr>
+          <w:b w:val="0"/>
+        </w:rPr>
+        <w:t xml:space="preserve"> and terminology of negative results and claim revision. Short practice: Does a 6/8 tie support the </w:t>
+      </w:r>
+      <w:r>
+        <w:rPr>
+          <w:b/>
+        </w:rPr>
+        <w:t>prediction</w:t>
+      </w:r>
+      <w:r>
+        <w:rPr>
+          <w:b w:val="0"/>
+        </w:rPr>
+        <w:t xml:space="preserve"> that B scores higher?</w:t>
+      </w:r>
+    </w:p>
+    <w:p>
+      <w:pPr>
+        <w:spacing w:line="336" w:lineRule="auto" w:after="180"/>
+      </w:pPr>
+      <w:r>
+        <w:rPr>
+          <w:b w:val="0"/>
+        </w:rPr>
+        <w:t>Explain why one newly selected favourable demonstration does not replace the original result or prove equivalence.. Return to this week and explain what you changed.</w:t>
+      </w:r>
+    </w:p>
+    <w:p>
+      <w:pPr>
+        <w:spacing w:line="336" w:lineRule="auto" w:after="180"/>
+      </w:pPr>
+      <w:r>
+        <w:rPr>
+          <w:b w:val="0"/>
+        </w:rPr>
+        <w:t xml:space="preserve">Use Download completed work in the hosted lesson to export your answers, reflections, practice feedback and code-run </w:t>
+      </w:r>
+      <w:r>
+        <w:rPr>
+          <w:b/>
+        </w:rPr>
+        <w:t>evidence</w:t>
+      </w:r>
+      <w:r>
+        <w:rPr>
+          <w:b w:val="0"/>
+        </w:rPr>
+        <w:t>. Open the HTML copy to read or print it.</w:t>
+      </w:r>
+    </w:p>
+    <w:p>
+      <w:pPr>
+        <w:spacing w:line="336" w:lineRule="auto" w:after="180"/>
+      </w:pPr>
+      <w:r>
+        <w:rPr>
+          <w:b w:val="0"/>
+        </w:rPr>
+        <w:t>Drafts stay in this browser when storage is available; clear drafts on a shared device.</w:t>
+      </w:r>
+    </w:p>
+    <w:p>
+      <w:pPr>
+        <w:pStyle w:val="Heading3"/>
+      </w:pPr>
+      <w:r>
+        <w:t>What I repaired, the evidence I kept and the next test</w:t>
+      </w:r>
+    </w:p>
+    <w:p>
+      <w:r>
+        <w:t>________________________________________________________________</w:t>
+      </w:r>
+    </w:p>
+    <w:p>
+      <w:r>
+        <w:t>________________________________________________________________</w:t>
+      </w:r>
+    </w:p>
+    <w:p>
+      <w:r>
+        <w:t>________________________________________________________________</w:t>
+      </w:r>
+    </w:p>
+    <w:p>
+      <w:r>
+        <w:t>________________________________________________________________</w:t>
+      </w:r>
+    </w:p>
+    <w:p>
+      <w:r>
+        <w:t>________________________________________________________________</w:t>
+      </w:r>
+    </w:p>
+    <w:p>
+      <w:pPr>
+        <w:pStyle w:val="Heading2"/>
+      </w:pPr>
+      <w:r>
+        <w:t>Earlier wording, alternatives and picture transcripts · reference / check after trying</w:t>
       </w:r>
     </w:p>
     <w:p>
@@ -1559,80 +2230,10 @@
     </w:p>
     <w:p>
       <w:pPr>
-        <w:spacing w:line="336" w:lineRule="auto" w:after="180"/>
-      </w:pPr>
-      <w:r>
-        <w:rPr>
-          <w:b w:val="0"/>
-        </w:rPr>
-        <w:t>Build a manuscript from claim to record. A capstone manuscript compares two frozen pattern classifiers on ten reserved cases.</w:t>
-      </w:r>
-    </w:p>
-    <w:p>
-      <w:pPr>
         <w:pStyle w:val="Heading3"/>
       </w:pPr>
       <w:r>
-        <w:t>Practice 1: explain the deciding evidence</w:t>
-      </w:r>
-    </w:p>
-    <w:p>
-      <w:pPr>
-        <w:spacing w:line="336" w:lineRule="auto" w:after="180"/>
-      </w:pPr>
-      <w:r>
-        <w:rPr>
-          <w:b w:val="0"/>
-        </w:rPr>
-        <w:t>Which labelled step matches this detail? Do not claim outdoor robustness or ten independent plants.</w:t>
-      </w:r>
-    </w:p>
-    <w:p>
-      <w:pPr>
-        <w:spacing w:line="336" w:lineRule="auto" w:after="180"/>
-        <w:shd w:fill="F4F9FC"/>
-      </w:pPr>
-      <w:r>
-        <w:rPr>
-          <w:b w:val="0"/>
-        </w:rPr>
-        <w:t>1. Present results</w:t>
-      </w:r>
-    </w:p>
-    <w:p>
-      <w:pPr>
-        <w:spacing w:line="336" w:lineRule="auto" w:after="180"/>
-        <w:shd w:fill="F4F9FC"/>
-      </w:pPr>
-      <w:r>
-        <w:rPr>
-          <w:b w:val="0"/>
-        </w:rPr>
-        <w:t>2. Describe dependence</w:t>
-      </w:r>
-    </w:p>
-    <w:p>
-      <w:pPr>
-        <w:spacing w:line="336" w:lineRule="auto" w:after="180"/>
-        <w:shd w:fill="F4F9FC"/>
-      </w:pPr>
-      <w:r>
-        <w:rPr>
-          <w:b w:val="0"/>
-        </w:rPr>
-        <w:t>3. State bounded claim</w:t>
-      </w:r>
-    </w:p>
-    <w:p>
-      <w:pPr>
-        <w:spacing w:line="336" w:lineRule="auto" w:after="180"/>
-        <w:shd w:fill="F4F9FC"/>
-      </w:pPr>
-      <w:r>
-        <w:rPr>
-          <w:b w:val="0"/>
-        </w:rPr>
-        <w:t>4. Preserve limitations</w:t>
+        <w:t>Repair a missing building block</w:t>
       </w:r>
     </w:p>
     <w:p>
@@ -1640,484 +2241,25 @@
         <w:pStyle w:val="Heading3"/>
       </w:pPr>
       <w:r>
-        <w:t>My selected conclusion, deciding fact and explanation</w:t>
-      </w:r>
-    </w:p>
-    <w:p>
-      <w:r>
-        <w:t>________________________________________________________________</w:t>
-      </w:r>
-    </w:p>
-    <w:p>
-      <w:r>
-        <w:t>________________________________________________________________</w:t>
-      </w:r>
-    </w:p>
-    <w:p>
-      <w:r>
-        <w:t>________________________________________________________________</w:t>
-      </w:r>
-    </w:p>
-    <w:p>
-      <w:r>
-        <w:t>________________________________________________________________</w:t>
-      </w:r>
-    </w:p>
-    <w:p>
-      <w:r>
-        <w:t>________________________________________________________________</w:t>
-      </w:r>
-    </w:p>
-    <w:p>
-      <w:pPr>
-        <w:pStyle w:val="Heading3"/>
-      </w:pPr>
-      <w:r>
-        <w:t>Hint · try first</w:t>
-      </w:r>
-    </w:p>
-    <w:p>
-      <w:pPr>
-        <w:spacing w:line="336" w:lineRule="auto" w:after="180"/>
-        <w:shd w:fill="F1F6F8"/>
-      </w:pPr>
-      <w:r>
-        <w:rPr>
-          <w:b w:val="0"/>
-        </w:rPr>
-        <w:t>Hint if needed: Read the steps in the pictorial case. Match the supplied detail to the stage that performs or records it.</w:t>
-      </w:r>
-    </w:p>
-    <w:p>
-      <w:pPr>
-        <w:pStyle w:val="Heading3"/>
-      </w:pPr>
-      <w:r>
-        <w:t>Feedback · compare after trying</w:t>
-      </w:r>
-    </w:p>
-    <w:p>
-      <w:pPr>
-        <w:spacing w:line="336" w:lineRule="auto" w:after="180"/>
-        <w:shd w:fill="F1F6FC"/>
-      </w:pPr>
-      <w:r>
-        <w:rPr>
-          <w:b w:val="0"/>
-        </w:rPr>
-        <w:t xml:space="preserve">After your attempt, compare with the supported explanation: Preserve limitations Do not claim outdoor robustness or ten independent plants. A final manuscript aligns question, procedure, </w:t>
-      </w:r>
-      <w:r>
-        <w:rPr>
-          <w:b/>
-        </w:rPr>
-        <w:t>evidence</w:t>
-      </w:r>
-      <w:r>
-        <w:rPr>
-          <w:b w:val="0"/>
-        </w:rPr>
-        <w:t xml:space="preserve"> and scope.</w:t>
-      </w:r>
-    </w:p>
-    <w:p>
-      <w:pPr>
-        <w:spacing w:line="336" w:lineRule="auto" w:after="180"/>
-        <w:shd w:fill="F1F6FC"/>
-      </w:pPr>
-      <w:r>
-        <w:rPr>
-          <w:b w:val="0"/>
-        </w:rPr>
-        <w:t>Every figure and conclusion should point back to the records that support it.</w:t>
-      </w:r>
-    </w:p>
-    <w:p>
-      <w:pPr>
-        <w:pStyle w:val="Heading3"/>
-      </w:pPr>
-      <w:r>
-        <w:t>Practice 2: explain the deciding evidence</w:t>
-      </w:r>
-    </w:p>
-    <w:p>
-      <w:pPr>
-        <w:pStyle w:val="Heading3"/>
-      </w:pPr>
-      <w:r>
-        <w:t>Changed case · predict first</w:t>
-      </w:r>
-    </w:p>
-    <w:p>
-      <w:pPr>
-        <w:spacing w:line="336" w:lineRule="auto" w:after="180"/>
-        <w:shd w:fill="F5F1FB"/>
-      </w:pPr>
-      <w:r>
-        <w:rPr>
-          <w:b w:val="0"/>
-        </w:rPr>
-        <w:t>Changed-case practice: The abstract calls the study a test on ten independent plants. Which conclusion is supported by the supplied facts?</w:t>
-      </w:r>
-    </w:p>
-    <w:p>
-      <w:pPr>
-        <w:spacing w:line="336" w:lineRule="auto" w:after="180"/>
-        <w:shd w:fill="F4F9FC"/>
-      </w:pPr>
-      <w:r>
-        <w:rPr>
-          <w:b w:val="0"/>
-        </w:rPr>
-        <w:t xml:space="preserve">1. We can decide the result without examining the changed </w:t>
-      </w:r>
-      <w:r>
-        <w:rPr>
-          <w:b/>
-        </w:rPr>
-        <w:t>input</w:t>
-      </w:r>
-      <w:r>
-        <w:rPr>
-          <w:b w:val="0"/>
-        </w:rPr>
-        <w:t xml:space="preserve"> or the procedure.</w:t>
-      </w:r>
-    </w:p>
-    <w:p>
-      <w:pPr>
-        <w:spacing w:line="336" w:lineRule="auto" w:after="180"/>
-        <w:shd w:fill="F4F9FC"/>
-      </w:pPr>
-      <w:r>
-        <w:rPr>
-          <w:b w:val="0"/>
-        </w:rPr>
-        <w:t>2. Correct it to five plants with two views each.</w:t>
-      </w:r>
-    </w:p>
-    <w:p>
-      <w:pPr>
-        <w:spacing w:line="336" w:lineRule="auto" w:after="180"/>
-        <w:shd w:fill="F4F9FC"/>
-      </w:pPr>
-      <w:r>
-        <w:rPr>
-          <w:b w:val="0"/>
-        </w:rPr>
-        <w:t xml:space="preserve">3. This one example guarantees correct results for every future </w:t>
-      </w:r>
-      <w:r>
-        <w:rPr>
-          <w:b/>
-        </w:rPr>
-        <w:t>input</w:t>
-      </w:r>
-      <w:r>
-        <w:rPr>
-          <w:b w:val="0"/>
-        </w:rPr>
-        <w:t>.</w:t>
-      </w:r>
-    </w:p>
-    <w:p>
-      <w:pPr>
-        <w:pStyle w:val="Heading3"/>
-      </w:pPr>
-      <w:r>
-        <w:t>My selected conclusion, deciding fact and explanation</w:t>
-      </w:r>
-    </w:p>
-    <w:p>
-      <w:r>
-        <w:t>________________________________________________________________</w:t>
-      </w:r>
-    </w:p>
-    <w:p>
-      <w:r>
-        <w:t>________________________________________________________________</w:t>
-      </w:r>
-    </w:p>
-    <w:p>
-      <w:r>
-        <w:t>________________________________________________________________</w:t>
-      </w:r>
-    </w:p>
-    <w:p>
-      <w:r>
-        <w:t>________________________________________________________________</w:t>
-      </w:r>
-    </w:p>
-    <w:p>
-      <w:r>
-        <w:t>________________________________________________________________</w:t>
-      </w:r>
-    </w:p>
-    <w:p>
-      <w:pPr>
-        <w:pStyle w:val="Heading3"/>
-      </w:pPr>
-      <w:r>
-        <w:t>Hint · try first</w:t>
-      </w:r>
-    </w:p>
-    <w:p>
-      <w:pPr>
-        <w:spacing w:line="336" w:lineRule="auto" w:after="180"/>
-        <w:shd w:fill="F1F6F8"/>
-      </w:pPr>
-      <w:r>
-        <w:rPr>
-          <w:b w:val="0"/>
-        </w:rPr>
-        <w:t>Hint if needed: Use the changed condition and the deciding step in the pictorial trace. The answer must say what follows from those facts.</w:t>
-      </w:r>
-    </w:p>
-    <w:p>
-      <w:pPr>
-        <w:pStyle w:val="Heading3"/>
-      </w:pPr>
-      <w:r>
-        <w:t>Feedback · compare after trying</w:t>
-      </w:r>
-    </w:p>
-    <w:p>
-      <w:pPr>
-        <w:spacing w:line="336" w:lineRule="auto" w:after="180"/>
-        <w:shd w:fill="F1F6FC"/>
-      </w:pPr>
-      <w:r>
-        <w:rPr>
-          <w:b w:val="0"/>
-        </w:rPr>
-        <w:t>After your attempt, compare with the supported explanation: Correct it to five plants with two views each. The source-object count, not the photo count, defines the independent plants.</w:t>
-      </w:r>
-    </w:p>
-    <w:p>
-      <w:pPr>
-        <w:pStyle w:val="Heading3"/>
-      </w:pPr>
-      <w:r>
-        <w:t>Repair a missing building block</w:t>
-      </w:r>
-    </w:p>
-    <w:p>
-      <w:pPr>
-        <w:spacing w:line="336" w:lineRule="auto" w:after="180"/>
-      </w:pPr>
-      <w:r>
-        <w:rPr>
-          <w:b w:val="0"/>
-        </w:rPr>
-        <w:t xml:space="preserve">Review Independent reproduction check (ai-7/33). Goal: Explain the </w:t>
-      </w:r>
-      <w:r>
-        <w:rPr>
-          <w:b/>
-        </w:rPr>
-        <w:t>mechanism</w:t>
-      </w:r>
-      <w:r>
-        <w:rPr>
-          <w:b w:val="0"/>
-        </w:rPr>
-        <w:t xml:space="preserve"> and terminology of independent reproduction check. Short practice: Locate the Q3 scoring disagreement between 5/6 and 4/6.</w:t>
-      </w:r>
-    </w:p>
-    <w:p>
-      <w:pPr>
-        <w:spacing w:line="336" w:lineRule="auto" w:after="180"/>
-      </w:pPr>
-      <w:r>
-        <w:rPr>
-          <w:b w:val="0"/>
-        </w:rPr>
-        <w:t>What should the teams inspect before choosing a score, and what limitation follows if the saved Q3 file is missing?. Return to this week and explain what you changed.</w:t>
-      </w:r>
-    </w:p>
-    <w:p>
-      <w:pPr>
-        <w:spacing w:line="336" w:lineRule="auto" w:after="180"/>
-      </w:pPr>
-      <w:r>
-        <w:rPr>
-          <w:b w:val="0"/>
-        </w:rPr>
-        <w:t xml:space="preserve">Review Writing results and limitations (ai-7/31). Goal: Explain the </w:t>
-      </w:r>
-      <w:r>
-        <w:rPr>
-          <w:b/>
-        </w:rPr>
-        <w:t>mechanism</w:t>
-      </w:r>
-      <w:r>
-        <w:rPr>
-          <w:b w:val="0"/>
-        </w:rPr>
-        <w:t xml:space="preserve"> and terminology of writing results and limitations. Short practice: Compute the supported-answer rates for 9/12 and 10/12.</w:t>
-      </w:r>
-    </w:p>
-    <w:p>
-      <w:pPr>
-        <w:spacing w:line="336" w:lineRule="auto" w:after="180"/>
-      </w:pPr>
-      <w:r>
-        <w:rPr>
-          <w:b w:val="0"/>
-        </w:rPr>
-        <w:t xml:space="preserve">What actual outcome was measured, and why is a claim that every student becomes smarter outside this </w:t>
-      </w:r>
-      <w:r>
-        <w:rPr>
-          <w:b/>
-        </w:rPr>
-        <w:t>evidence</w:t>
-      </w:r>
-      <w:r>
-        <w:rPr>
-          <w:b w:val="0"/>
-        </w:rPr>
-        <w:t>?. Return to this week and explain what you changed.</w:t>
-      </w:r>
-    </w:p>
-    <w:p>
-      <w:pPr>
-        <w:spacing w:line="336" w:lineRule="auto" w:after="180"/>
-      </w:pPr>
-      <w:r>
-        <w:rPr>
-          <w:b w:val="0"/>
-        </w:rPr>
-        <w:t xml:space="preserve">Review Negative results and claim revision (ai-7/28). Goal: Explain the </w:t>
-      </w:r>
-      <w:r>
-        <w:rPr>
-          <w:b/>
-        </w:rPr>
-        <w:t>mechanism</w:t>
-      </w:r>
-      <w:r>
-        <w:rPr>
-          <w:b w:val="0"/>
-        </w:rPr>
-        <w:t xml:space="preserve"> and terminology of negative results and claim revision. Short practice: Does a 6/8 tie support the </w:t>
-      </w:r>
-      <w:r>
-        <w:rPr>
-          <w:b/>
-        </w:rPr>
-        <w:t>prediction</w:t>
-      </w:r>
-      <w:r>
-        <w:rPr>
-          <w:b w:val="0"/>
-        </w:rPr>
-        <w:t xml:space="preserve"> that B scores higher?</w:t>
-      </w:r>
-    </w:p>
-    <w:p>
-      <w:pPr>
-        <w:spacing w:line="336" w:lineRule="auto" w:after="180"/>
-      </w:pPr>
-      <w:r>
-        <w:rPr>
-          <w:b w:val="0"/>
-        </w:rPr>
-        <w:t>Explain why one newly selected favourable demonstration does not replace the original result or prove equivalence.. Return to this week and explain what you changed.</w:t>
-      </w:r>
-    </w:p>
-    <w:p>
-      <w:pPr>
-        <w:pStyle w:val="Heading3"/>
-      </w:pPr>
-      <w:r>
         <w:t>Keep your completed work</w:t>
       </w:r>
     </w:p>
     <w:p>
       <w:pPr>
-        <w:spacing w:line="336" w:lineRule="auto" w:after="180"/>
-      </w:pPr>
-      <w:r>
-        <w:rPr>
-          <w:b w:val="0"/>
-        </w:rPr>
-        <w:t xml:space="preserve">Use Download completed work in the hosted lesson to export your answers, reflections, practice feedback and code-run </w:t>
-      </w:r>
-      <w:r>
-        <w:rPr>
-          <w:b/>
-        </w:rPr>
-        <w:t>evidence</w:t>
-      </w:r>
-      <w:r>
-        <w:rPr>
-          <w:b w:val="0"/>
-        </w:rPr>
-        <w:t>. Open the HTML copy to read or print it.</w:t>
-      </w:r>
-    </w:p>
-    <w:p>
-      <w:pPr>
-        <w:spacing w:line="336" w:lineRule="auto" w:after="180"/>
-      </w:pPr>
-      <w:r>
-        <w:rPr>
-          <w:b w:val="0"/>
-        </w:rPr>
-        <w:t>Drafts stay in this browser when storage is available; clear drafts on a shared device.</w:t>
-      </w:r>
-    </w:p>
-    <w:p>
-      <w:pPr>
-        <w:pStyle w:val="Heading3"/>
-      </w:pPr>
-      <w:r>
-        <w:t>What I repaired, the evidence I kept and the next test</w:t>
-      </w:r>
-    </w:p>
-    <w:p>
-      <w:r>
-        <w:t>________________________________________________________________</w:t>
-      </w:r>
-    </w:p>
-    <w:p>
-      <w:r>
-        <w:t>________________________________________________________________</w:t>
-      </w:r>
-    </w:p>
-    <w:p>
-      <w:r>
-        <w:t>________________________________________________________________</w:t>
-      </w:r>
-    </w:p>
-    <w:p>
-      <w:r>
-        <w:t>________________________________________________________________</w:t>
-      </w:r>
-    </w:p>
-    <w:p>
-      <w:r>
-        <w:t>________________________________________________________________</w:t>
-      </w:r>
-    </w:p>
-    <w:p>
-      <w:pPr>
         <w:pStyle w:val="Heading1"/>
       </w:pPr>
       <w:r>
-        <w:t>15. Visual concept journey</w:t>
-      </w:r>
-    </w:p>
-    <w:p>
-      <w:r>
-        <w:t>Explain each Final project manuscript picture from its labels, then record a relevant limit.</w:t>
-      </w:r>
-    </w:p>
-    <w:p>
-      <w:pPr>
-        <w:pStyle w:val="Heading3"/>
+        <w:t>15. Reference · Six-picture response sheets</w:t>
+      </w:r>
+    </w:p>
+    <w:p>
+      <w:r>
+        <w:t>Choose the picture that helps explain the current step.</w:t>
+      </w:r>
+    </w:p>
+    <w:p>
+      <w:pPr>
+        <w:pStyle w:val="Heading2"/>
       </w:pPr>
       <w:r>
         <w:t>01. Final project manuscript: the case</w:t>
@@ -2128,7 +2270,7 @@
         <w:drawing>
           <wp:inline xmlns:a="http://schemas.openxmlformats.org/drawingml/2006/main" xmlns:pic="http://schemas.openxmlformats.org/drawingml/2006/picture">
             <wp:extent cx="5486400" cy="2834640"/>
-            <wp:docPr id="3" name="Picture 3" descr="Build a manuscript from claim to record. A capstone manuscript compares two frozen pattern classifiers on ten reserved cases. Supplied facts: A is correct on 7/10; B on 8/10. All cases are indoor, from five plants with two views each."/>
+            <wp:docPr id="4" name="Picture 4" descr="Build a manuscript from claim to record. A capstone manuscript compares two frozen pattern classifiers on ten reserved cases. Supplied facts: A is correct on 7/10; B on 8/10. All cases are indoor, from five plants with two views each."/>
             <wp:cNvGraphicFramePr>
               <a:graphicFrameLocks noChangeAspect="1"/>
             </wp:cNvGraphicFramePr>
@@ -2140,7 +2282,7 @@
                     <pic:cNvPicPr/>
                   </pic:nvPicPr>
                   <pic:blipFill>
-                    <a:blip r:embed="rId11"/>
+                    <a:blip r:embed="rId12"/>
                     <a:stretch>
                       <a:fillRect/>
                     </a:stretch>
@@ -2184,7 +2326,6 @@
     <w:p>
       <w:pPr>
         <w:spacing w:line="336" w:lineRule="auto" w:after="180"/>
-        <w:shd w:fill="F5F1FB"/>
       </w:pPr>
       <w:r>
         <w:rPr>
@@ -2223,7 +2364,7 @@
     </w:p>
     <w:p>
       <w:pPr>
-        <w:pStyle w:val="Heading3"/>
+        <w:pStyle w:val="Heading2"/>
       </w:pPr>
       <w:r>
         <w:t>02. Follow the deciding steps</w:t>
@@ -2234,7 +2375,7 @@
         <w:drawing>
           <wp:inline xmlns:a="http://schemas.openxmlformats.org/drawingml/2006/main" xmlns:pic="http://schemas.openxmlformats.org/drawingml/2006/picture">
             <wp:extent cx="5486400" cy="4005072"/>
-            <wp:docPr id="4" name="Picture 4" descr="State bounded claim: B adds one correct photo on this indoor set. → Describe dependence: Ten photos come from five plants; report the grouping. → Present results: Show 70% and 80% with counts and case-level outcomes. → Preserve limitations: Do not claim outdoor robustness or ten independent plants."/>
+            <wp:docPr id="5" name="Picture 5" descr="State bounded claim: B adds one correct photo on this indoor set. → Describe dependence: Ten photos come from five plants; report the grouping. → Present results: Show 70% and 80% with counts and case-level outcomes. → Preserve limitations: Do not claim outdoor robustness or ten independent plants."/>
             <wp:cNvGraphicFramePr>
               <a:graphicFrameLocks noChangeAspect="1"/>
             </wp:cNvGraphicFramePr>
@@ -2246,7 +2387,7 @@
                     <pic:cNvPicPr/>
                   </pic:nvPicPr>
                   <pic:blipFill>
-                    <a:blip r:embed="rId12"/>
+                    <a:blip r:embed="rId13"/>
                     <a:stretch>
                       <a:fillRect/>
                     </a:stretch>
@@ -2303,7 +2444,6 @@
     <w:p>
       <w:pPr>
         <w:spacing w:line="336" w:lineRule="auto" w:after="180"/>
-        <w:shd w:fill="F5F1FB"/>
       </w:pPr>
       <w:r>
         <w:rPr>
@@ -2354,7 +2494,7 @@
     </w:p>
     <w:p>
       <w:pPr>
-        <w:pStyle w:val="Heading3"/>
+        <w:pStyle w:val="Heading2"/>
       </w:pPr>
       <w:r>
         <w:t>03. Indoor capstone photo outcomes</w:t>
@@ -2365,7 +2505,7 @@
         <w:drawing>
           <wp:inline xmlns:a="http://schemas.openxmlformats.org/drawingml/2006/main" xmlns:pic="http://schemas.openxmlformats.org/drawingml/2006/picture">
             <wp:extent cx="5486400" cy="2834640"/>
-            <wp:docPr id="5" name="Picture 5" descr="Indoor capstone photo outcomes. Units: correct photos out of 10; five plants. A: 7. B: 8."/>
+            <wp:docPr id="6" name="Picture 6" descr="Indoor capstone photo outcomes. Units: correct photos out of 10; five plants. A: 7. B: 8."/>
             <wp:cNvGraphicFramePr>
               <a:graphicFrameLocks noChangeAspect="1"/>
             </wp:cNvGraphicFramePr>
@@ -2377,7 +2517,7 @@
                     <pic:cNvPicPr/>
                   </pic:nvPicPr>
                   <pic:blipFill>
-                    <a:blip r:embed="rId13"/>
+                    <a:blip r:embed="rId14"/>
                     <a:stretch>
                       <a:fillRect/>
                     </a:stretch>
@@ -2410,7 +2550,6 @@
     <w:p>
       <w:pPr>
         <w:spacing w:line="336" w:lineRule="auto" w:after="180"/>
-        <w:shd w:fill="F5F1FB"/>
       </w:pPr>
       <w:r>
         <w:rPr>
@@ -2449,7 +2588,7 @@
     </w:p>
     <w:p>
       <w:pPr>
-        <w:pStyle w:val="Heading3"/>
+        <w:pStyle w:val="Heading2"/>
       </w:pPr>
       <w:r>
         <w:t>04. Change one thing. Trace what follows.</w:t>
@@ -2460,7 +2599,7 @@
         <w:drawing>
           <wp:inline xmlns:a="http://schemas.openxmlformats.org/drawingml/2006/main" xmlns:pic="http://schemas.openxmlformats.org/drawingml/2006/picture">
             <wp:extent cx="5486400" cy="3026664"/>
-            <wp:docPr id="6" name="Picture 6" descr="Original case: Do not claim outdoor robustness or ten independent plants. Changed condition: The abstract calls the study a test on ten independent plants. Expected result: Correct it to five plants with two views each. Reason: The source-object count, not the photo count, defines the independent plants."/>
+            <wp:docPr id="7" name="Picture 7" descr="Original case: Do not claim outdoor robustness or ten independent plants. Changed condition: The abstract calls the study a test on ten independent plants. Expected result: Correct it to five plants with two views each. Reason: Five source plants have two views each; independence requires a justified sampling design."/>
             <wp:cNvGraphicFramePr>
               <a:graphicFrameLocks noChangeAspect="1"/>
             </wp:cNvGraphicFramePr>
@@ -2472,7 +2611,7 @@
                     <pic:cNvPicPr/>
                   </pic:nvPicPr>
                   <pic:blipFill>
-                    <a:blip r:embed="rId14"/>
+                    <a:blip r:embed="rId15"/>
                     <a:stretch>
                       <a:fillRect/>
                     </a:stretch>
@@ -2499,24 +2638,12 @@
         <w:rPr>
           <w:b w:val="0"/>
         </w:rPr>
-        <w:t>Original case: Do not claim outdoor robustness or ten independent plants. Changed condition: The abstract calls the study a test on ten independent plants. Expected result: Correct it to five plants with two views each.</w:t>
+        <w:t>Original case: Do not claim outdoor robustness or ten independent plants. Changed condition: The abstract calls the study a test on ten independent plants. Expected result: Correct it to five plants with two views each. Reason: Five source plants have two views each; independence requires a justified sampling design.</w:t>
       </w:r>
     </w:p>
     <w:p>
       <w:pPr>
         <w:spacing w:line="336" w:lineRule="auto" w:after="180"/>
-      </w:pPr>
-      <w:r>
-        <w:rPr>
-          <w:b w:val="0"/>
-        </w:rPr>
-        <w:t>Reason: The source-object count, not the photo count, defines the independent plants.</w:t>
-      </w:r>
-    </w:p>
-    <w:p>
-      <w:pPr>
-        <w:spacing w:line="336" w:lineRule="auto" w:after="180"/>
-        <w:shd w:fill="F5F1FB"/>
       </w:pPr>
       <w:r>
         <w:rPr>
@@ -2555,7 +2682,7 @@
     </w:p>
     <w:p>
       <w:pPr>
-        <w:pStyle w:val="Heading3"/>
+        <w:pStyle w:val="Heading2"/>
       </w:pPr>
       <w:r>
         <w:t>05. Connect the explanation to its limit</w:t>
@@ -2566,7 +2693,7 @@
         <w:drawing>
           <wp:inline xmlns:a="http://schemas.openxmlformats.org/drawingml/2006/main" xmlns:pic="http://schemas.openxmlformats.org/drawingml/2006/picture">
             <wp:extent cx="5486400" cy="2834640"/>
-            <wp:docPr id="7" name="Picture 7" descr="A final manuscript aligns question, procedure, evidence and scope. Every figure and conclusion should point back to the records that support it. Limit: No population superiority or significance claim is supplied; dependence and sample coverage need explicit treatment."/>
+            <wp:docPr id="8" name="Picture 8" descr="A final manuscript aligns question, procedure, evidence and scope. Every figure and conclusion should point back to the records that support it. Limit: No population superiority or significance claim is supplied; dependence and sample coverage need explicit treatment."/>
             <wp:cNvGraphicFramePr>
               <a:graphicFrameLocks noChangeAspect="1"/>
             </wp:cNvGraphicFramePr>
@@ -2578,7 +2705,7 @@
                     <pic:cNvPicPr/>
                   </pic:nvPicPr>
                   <pic:blipFill>
-                    <a:blip r:embed="rId15"/>
+                    <a:blip r:embed="rId16"/>
                     <a:stretch>
                       <a:fillRect/>
                     </a:stretch>
@@ -2634,7 +2761,6 @@
     <w:p>
       <w:pPr>
         <w:spacing w:line="336" w:lineRule="auto" w:after="180"/>
-        <w:shd w:fill="F5F1FB"/>
       </w:pPr>
       <w:r>
         <w:rPr>
@@ -2673,7 +2799,7 @@
     </w:p>
     <w:p>
       <w:pPr>
-        <w:pStyle w:val="Heading3"/>
+        <w:pStyle w:val="Heading2"/>
       </w:pPr>
       <w:r>
         <w:t>06. Make the idea visible in your project</w:t>
@@ -2684,7 +2810,7 @@
         <w:drawing>
           <wp:inline xmlns:a="http://schemas.openxmlformats.org/drawingml/2006/main" xmlns:pic="http://schemas.openxmlformats.org/drawingml/2006/picture">
             <wp:extent cx="5486400" cy="3681984"/>
-            <wp:docPr id="8" name="Picture 8" descr="For the Reproducible AI Research Study, retain an annotated worked trace and the changed-case reasoning. Connect the claim to its records, units and assumptions so another investigator can challenge or reproduce it. Draw your input, deciding step, result and limit. Supported question: Connect the manuscript’s 7/10 and 8/10 scores to the five-plant grouping. Which abstract claim must be corrected if it says ten independent plants?"/>
+            <wp:docPr id="9" name="Picture 9" descr="For the Reproducible AI Research Study, retain an annotated worked trace and the changed-case reasoning. Connect the claim to its records, units and assumptions so another investigator can challenge or reproduce it. Draw your input, deciding step, result and limit. Supported question: Connect the manuscript’s 7/10 and 8/10 scores to the five-plant grouping. Which abstract claim must be corrected if it says ten independent plants?"/>
             <wp:cNvGraphicFramePr>
               <a:graphicFrameLocks noChangeAspect="1"/>
             </wp:cNvGraphicFramePr>
@@ -2696,7 +2822,7 @@
                     <pic:cNvPicPr/>
                   </pic:nvPicPr>
                   <pic:blipFill>
-                    <a:blip r:embed="rId16"/>
+                    <a:blip r:embed="rId17"/>
                     <a:stretch>
                       <a:fillRect/>
                     </a:stretch>
@@ -2752,7 +2878,6 @@
     <w:p>
       <w:pPr>
         <w:spacing w:line="336" w:lineRule="auto" w:after="180"/>
-        <w:shd w:fill="F5F1FB"/>
       </w:pPr>
       <w:r>
         <w:rPr>
@@ -2799,6 +2924,62 @@
     <w:p>
       <w:r>
         <w:t>________________________________________________________________</w:t>
+      </w:r>
+    </w:p>
+    <w:p>
+      <w:pPr>
+        <w:pStyle w:val="Heading2"/>
+      </w:pPr>
+      <w:r>
+        <w:t>Earlier wording, alternatives and picture transcripts · reference / check after trying</w:t>
+      </w:r>
+    </w:p>
+    <w:p>
+      <w:pPr>
+        <w:pStyle w:val="Heading3"/>
+      </w:pPr>
+      <w:r>
+        <w:t>01. Final project manuscript: the case</w:t>
+      </w:r>
+    </w:p>
+    <w:p>
+      <w:pPr>
+        <w:pStyle w:val="Heading3"/>
+      </w:pPr>
+      <w:r>
+        <w:t>02. Follow the deciding steps</w:t>
+      </w:r>
+    </w:p>
+    <w:p>
+      <w:pPr>
+        <w:pStyle w:val="Heading3"/>
+      </w:pPr>
+      <w:r>
+        <w:t>03. Indoor capstone photo outcomes</w:t>
+      </w:r>
+    </w:p>
+    <w:p>
+      <w:pPr>
+        <w:pStyle w:val="Heading3"/>
+      </w:pPr>
+      <w:r>
+        <w:t>04. Change one thing. Trace what follows.</w:t>
+      </w:r>
+    </w:p>
+    <w:p>
+      <w:pPr>
+        <w:pStyle w:val="Heading3"/>
+      </w:pPr>
+      <w:r>
+        <w:t>05. Connect the explanation to its limit</w:t>
+      </w:r>
+    </w:p>
+    <w:p>
+      <w:pPr>
+        <w:pStyle w:val="Heading3"/>
+      </w:pPr>
+      <w:r>
+        <w:t>06. Make the idea visible in your project</w:t>
       </w:r>
     </w:p>
     <w:sectPr>
